--- a/Белокуров Отчёт ЛБ5.docx
+++ b/Белокуров Отчёт ЛБ5.docx
@@ -1,6 +1,6 @@
 
 <file path=word/document.xml><?xml version="1.0" encoding="utf-8"?>
-<w:document xmlns:wpc="http://schemas.microsoft.com/office/word/2010/wordprocessingCanvas" xmlns:cx="http://schemas.microsoft.com/office/drawing/2014/chartex" xmlns:mc="http://schemas.openxmlformats.org/markup-compatibility/2006" xmlns:o="urn:schemas-microsoft-com:office:office" xmlns:r="http://schemas.openxmlformats.org/officeDocument/2006/relationships" xmlns:m="http://schemas.openxmlformats.org/officeDocument/2006/math" xmlns:v="urn:schemas-microsoft-com:vml" xmlns:wp14="http://schemas.microsoft.com/office/word/2010/wordprocessingDrawing" xmlns:wp="http://schemas.openxmlformats.org/drawingml/2006/wordprocessingDrawing" xmlns:w10="urn:schemas-microsoft-com:office:word" xmlns:w="http://schemas.openxmlformats.org/wordprocessingml/2006/main" xmlns:w14="http://schemas.microsoft.com/office/word/2010/wordml" xmlns:w15="http://schemas.microsoft.com/office/word/2012/wordml" xmlns:w16se="http://schemas.microsoft.com/office/word/2015/wordml/symex" xmlns:wpg="http://schemas.microsoft.com/office/word/2010/wordprocessingGroup" xmlns:wpi="http://schemas.microsoft.com/office/word/2010/wordprocessingInk" xmlns:wne="http://schemas.microsoft.com/office/word/2006/wordml" xmlns:wps="http://schemas.microsoft.com/office/word/2010/wordprocessingShape" mc:Ignorable="w14 w15 w16se wp14">
+<w:document xmlns:wpc="http://schemas.microsoft.com/office/word/2010/wordprocessingCanvas" xmlns:cx="http://schemas.microsoft.com/office/drawing/2014/chartex" xmlns:cx1="http://schemas.microsoft.com/office/drawing/2015/9/8/chartex" xmlns:cx2="http://schemas.microsoft.com/office/drawing/2015/10/21/chartex" xmlns:cx3="http://schemas.microsoft.com/office/drawing/2016/5/9/chartex" xmlns:cx4="http://schemas.microsoft.com/office/drawing/2016/5/10/chartex" xmlns:cx5="http://schemas.microsoft.com/office/drawing/2016/5/11/chartex" xmlns:cx6="http://schemas.microsoft.com/office/drawing/2016/5/12/chartex" xmlns:cx7="http://schemas.microsoft.com/office/drawing/2016/5/13/chartex" xmlns:cx8="http://schemas.microsoft.com/office/drawing/2016/5/14/chartex" xmlns:mc="http://schemas.openxmlformats.org/markup-compatibility/2006" xmlns:aink="http://schemas.microsoft.com/office/drawing/2016/ink" xmlns:am3d="http://schemas.microsoft.com/office/drawing/2017/model3d" xmlns:o="urn:schemas-microsoft-com:office:office" xmlns:r="http://schemas.openxmlformats.org/officeDocument/2006/relationships" xmlns:m="http://schemas.openxmlformats.org/officeDocument/2006/math" xmlns:v="urn:schemas-microsoft-com:vml" xmlns:wp14="http://schemas.microsoft.com/office/word/2010/wordprocessingDrawing" xmlns:wp="http://schemas.openxmlformats.org/drawingml/2006/wordprocessingDrawing" xmlns:w10="urn:schemas-microsoft-com:office:word" xmlns:w="http://schemas.openxmlformats.org/wordprocessingml/2006/main" xmlns:w14="http://schemas.microsoft.com/office/word/2010/wordml" xmlns:w15="http://schemas.microsoft.com/office/word/2012/wordml" xmlns:w16cex="http://schemas.microsoft.com/office/word/2018/wordml/cex" xmlns:w16cid="http://schemas.microsoft.com/office/word/2016/wordml/cid" xmlns:w16="http://schemas.microsoft.com/office/word/2018/wordml" xmlns:w16sdtdh="http://schemas.microsoft.com/office/word/2020/wordml/sdtdatahash" xmlns:w16se="http://schemas.microsoft.com/office/word/2015/wordml/symex" xmlns:wpg="http://schemas.microsoft.com/office/word/2010/wordprocessingGroup" xmlns:wpi="http://schemas.microsoft.com/office/word/2010/wordprocessingInk" xmlns:wne="http://schemas.microsoft.com/office/word/2006/wordml" xmlns:wps="http://schemas.microsoft.com/office/word/2010/wordprocessingShape" mc:Ignorable="w14 w15 w16se w16cid w16 w16cex w16sdtdh wp14">
   <w:body>
     <w:tbl>
       <w:tblPr>
@@ -646,21 +646,12 @@
                 <w:u w:val="single"/>
               </w:rPr>
             </w:pPr>
-            <w:proofErr w:type="spellStart"/>
             <w:r>
               <w:rPr>
                 <w:szCs w:val="28"/>
                 <w:u w:val="single"/>
               </w:rPr>
-              <w:t>Калентьев</w:t>
-            </w:r>
-            <w:proofErr w:type="spellEnd"/>
-            <w:r>
-              <w:rPr>
-                <w:szCs w:val="28"/>
-                <w:u w:val="single"/>
-              </w:rPr>
-              <w:t xml:space="preserve"> А. А.</w:t>
+              <w:t>Калентьев А. А.</w:t>
             </w:r>
           </w:p>
         </w:tc>
@@ -1623,8 +1614,6 @@
       <w:r>
         <w:br w:type="page"/>
       </w:r>
-      <w:bookmarkStart w:id="0" w:name="_GoBack"/>
-      <w:bookmarkEnd w:id="0"/>
     </w:p>
     <w:p>
       <w:pPr>
@@ -1637,17 +1626,18 @@
           <w:bCs/>
         </w:rPr>
       </w:pPr>
-      <w:bookmarkStart w:id="1" w:name="_Toc74829062"/>
-      <w:bookmarkStart w:id="2" w:name="_Toc74956671"/>
-      <w:r>
-        <w:rPr>
-          <w:b/>
-          <w:bCs/>
-        </w:rPr>
+      <w:bookmarkStart w:id="0" w:name="_Toc74829062"/>
+      <w:bookmarkStart w:id="1" w:name="_Toc74956671"/>
+      <w:r>
+        <w:rPr>
+          <w:b/>
+          <w:bCs/>
+        </w:rPr>
+        <w:lastRenderedPageBreak/>
         <w:t>ВВЕДЕНИЕ</w:t>
       </w:r>
+      <w:bookmarkEnd w:id="0"/>
       <w:bookmarkEnd w:id="1"/>
-      <w:bookmarkEnd w:id="2"/>
     </w:p>
     <w:p>
       <w:pPr>
@@ -1806,86 +1796,71 @@
           <w:bCs/>
         </w:rPr>
       </w:pPr>
-      <w:bookmarkStart w:id="3" w:name="_Toc74829063"/>
-      <w:bookmarkStart w:id="4" w:name="_Toc74956672"/>
-      <w:r>
-        <w:rPr>
-          <w:b/>
-          <w:bCs/>
-        </w:rPr>
+      <w:bookmarkStart w:id="2" w:name="_Toc74829063"/>
+      <w:bookmarkStart w:id="3" w:name="_Toc74956672"/>
+      <w:r>
+        <w:rPr>
+          <w:b/>
+          <w:bCs/>
+        </w:rPr>
+        <w:lastRenderedPageBreak/>
         <w:t xml:space="preserve">1 </w:t>
       </w:r>
+      <w:bookmarkEnd w:id="2"/>
+      <w:r>
+        <w:rPr>
+          <w:b/>
+          <w:bCs/>
+        </w:rPr>
+        <w:t>Основная часть</w:t>
+      </w:r>
       <w:bookmarkEnd w:id="3"/>
-      <w:r>
-        <w:rPr>
-          <w:b/>
-          <w:bCs/>
-        </w:rPr>
-        <w:t>Основная часть</w:t>
+    </w:p>
+    <w:p>
+      <w:pPr>
+        <w:outlineLvl w:val="1"/>
+        <w:rPr>
+          <w:b/>
+          <w:bCs/>
+        </w:rPr>
+      </w:pPr>
+      <w:bookmarkStart w:id="4" w:name="_Toc74829064"/>
+      <w:bookmarkStart w:id="5" w:name="_Toc74956673"/>
+      <w:r>
+        <w:rPr>
+          <w:b/>
+          <w:bCs/>
+        </w:rPr>
+        <w:t xml:space="preserve">1.1 </w:t>
+      </w:r>
+      <w:r>
+        <w:rPr>
+          <w:b/>
+          <w:bCs/>
+          <w:lang w:val="en-US"/>
+        </w:rPr>
+        <w:t>UML</w:t>
+      </w:r>
+      <w:r>
+        <w:rPr>
+          <w:b/>
+          <w:bCs/>
+        </w:rPr>
+        <w:t xml:space="preserve"> </w:t>
+      </w:r>
+      <w:r>
+        <w:rPr>
+          <w:b/>
+          <w:bCs/>
+        </w:rPr>
+        <w:t>диаграмма вариантов использования</w:t>
       </w:r>
       <w:bookmarkEnd w:id="4"/>
-    </w:p>
-    <w:p>
-      <w:pPr>
-        <w:outlineLvl w:val="1"/>
-        <w:rPr>
-          <w:b/>
-          <w:bCs/>
-        </w:rPr>
-      </w:pPr>
-      <w:bookmarkStart w:id="5" w:name="_Toc74829064"/>
-      <w:bookmarkStart w:id="6" w:name="_Toc74956673"/>
-      <w:r>
-        <w:rPr>
-          <w:b/>
-          <w:bCs/>
-        </w:rPr>
-        <w:t xml:space="preserve">1.1 </w:t>
-      </w:r>
-      <w:r>
-        <w:rPr>
-          <w:b/>
-          <w:bCs/>
-          <w:lang w:val="en-US"/>
-        </w:rPr>
-        <w:t>UML</w:t>
-      </w:r>
-      <w:r>
-        <w:rPr>
-          <w:b/>
-          <w:bCs/>
-        </w:rPr>
-        <w:t xml:space="preserve"> </w:t>
-      </w:r>
-      <w:r>
-        <w:rPr>
-          <w:b/>
-          <w:bCs/>
-        </w:rPr>
-        <w:t>диаграмма вариантов использования</w:t>
-      </w:r>
       <w:bookmarkEnd w:id="5"/>
-      <w:bookmarkEnd w:id="6"/>
-    </w:p>
-    <w:p>
-      <w:r>
-        <w:t>Вариант использования (</w:t>
-      </w:r>
-      <w:proofErr w:type="spellStart"/>
-      <w:r>
-        <w:t>use</w:t>
-      </w:r>
-      <w:proofErr w:type="spellEnd"/>
-      <w:r>
-        <w:t xml:space="preserve"> </w:t>
-      </w:r>
-      <w:proofErr w:type="spellStart"/>
-      <w:r>
-        <w:t>case</w:t>
-      </w:r>
-      <w:proofErr w:type="spellEnd"/>
-      <w:r>
-        <w:t xml:space="preserve">) — это описание множества последовательных действий (включая вариации), которые выполняются некоторым субъектом с целью получения результата, значимого для некоторого действующего лица </w:t>
+    </w:p>
+    <w:p>
+      <w:r>
+        <w:t xml:space="preserve">Вариант использования (use case) — это описание множества последовательных действий (включая вариации), которые выполняются некоторым субъектом с целью получения результата, значимого для некоторого действующего лица </w:t>
       </w:r>
       <w:r>
         <w:t>[</w:t>
@@ -1941,7 +1916,7 @@
             <v:path o:extrusionok="f" gradientshapeok="t" o:connecttype="rect"/>
             <o:lock v:ext="edit" aspectratio="t"/>
           </v:shapetype>
-          <v:shape id="_x0000_i1033" type="#_x0000_t75" style="width:481.4pt;height:317.1pt">
+          <v:shape id="_x0000_i1025" type="#_x0000_t75" style="width:481.55pt;height:317pt">
             <v:imagedata r:id="rId8" o:title="ВИ"/>
           </v:shape>
         </w:pict>
@@ -1972,8 +1947,8 @@
           <w:bCs/>
         </w:rPr>
       </w:pPr>
-      <w:bookmarkStart w:id="7" w:name="_Toc74829065"/>
-      <w:bookmarkStart w:id="8" w:name="_Toc74956674"/>
+      <w:bookmarkStart w:id="6" w:name="_Toc74829065"/>
+      <w:bookmarkStart w:id="7" w:name="_Toc74956674"/>
       <w:r>
         <w:rPr>
           <w:b/>
@@ -2003,15 +1978,19 @@
         </w:rPr>
         <w:t>диаграмма классов</w:t>
       </w:r>
+      <w:bookmarkEnd w:id="6"/>
       <w:bookmarkEnd w:id="7"/>
-      <w:bookmarkEnd w:id="8"/>
     </w:p>
     <w:p>
       <w:pPr>
         <w:ind w:firstLine="709"/>
       </w:pPr>
       <w:r>
-        <w:t xml:space="preserve">Диаграмма классов — это центральная методика моделирования, которая используется практически во всех объектно-ориентированных методах. Эта диаграмма описывает типы объектов в системе и различные виды статических отношений, которые существуют между ними. </w:t>
+        <w:t xml:space="preserve">Диаграмма классов — это центральная методика моделирования, которая используется практически во всех объектно-ориентированных методах. Эта </w:t>
+      </w:r>
+      <w:r>
+        <w:lastRenderedPageBreak/>
+        <w:t xml:space="preserve">диаграмма описывает типы объектов в системе и различные виды статических отношений, которые существуют между ними. </w:t>
       </w:r>
       <w:r>
         <w:t>Широко применяется не только для документирования и визуализации, но также для конструирования посредством прямого или обратного проектирования</w:t>
@@ -2055,6 +2034,7 @@
           <w:noProof/>
           <w:lang w:eastAsia="ru-RU"/>
         </w:rPr>
+        <w:lastRenderedPageBreak/>
         <w:drawing>
           <wp:inline distT="0" distB="0" distL="0" distR="0" wp14:anchorId="40A28D09" wp14:editId="6D023675">
             <wp:extent cx="7155872" cy="5361341"/>
@@ -2129,17 +2109,18 @@
           <w:bCs/>
         </w:rPr>
       </w:pPr>
-      <w:bookmarkStart w:id="9" w:name="_Toc74829066"/>
-      <w:bookmarkStart w:id="10" w:name="_Toc74956675"/>
-      <w:r>
-        <w:rPr>
-          <w:b/>
-          <w:bCs/>
-        </w:rPr>
+      <w:bookmarkStart w:id="8" w:name="_Toc74829066"/>
+      <w:bookmarkStart w:id="9" w:name="_Toc74956675"/>
+      <w:r>
+        <w:rPr>
+          <w:b/>
+          <w:bCs/>
+        </w:rPr>
+        <w:lastRenderedPageBreak/>
         <w:t>1.3 Описание классов, образующих связь типа «общее-частное»</w:t>
       </w:r>
+      <w:bookmarkEnd w:id="8"/>
       <w:bookmarkEnd w:id="9"/>
-      <w:bookmarkEnd w:id="10"/>
     </w:p>
     <w:p>
       <w:pPr>
@@ -2149,7 +2130,6 @@
       <w:r>
         <w:t xml:space="preserve">В таблице 1 приведено описание абстрактного класса </w:t>
       </w:r>
-      <w:proofErr w:type="spellStart"/>
       <w:r>
         <w:rPr>
           <w:i/>
@@ -2157,7 +2137,6 @@
         </w:rPr>
         <w:t>FigureBase</w:t>
       </w:r>
-      <w:proofErr w:type="spellEnd"/>
       <w:r>
         <w:t xml:space="preserve"> </w:t>
       </w:r>
@@ -2175,7 +2154,6 @@
       <w:r>
         <w:t xml:space="preserve">Таблица 1 – Описание класса </w:t>
       </w:r>
-      <w:proofErr w:type="spellStart"/>
       <w:r>
         <w:rPr>
           <w:i/>
@@ -2183,7 +2161,6 @@
         </w:rPr>
         <w:t>FigureBase</w:t>
       </w:r>
-      <w:proofErr w:type="spellEnd"/>
     </w:p>
     <w:tbl>
       <w:tblPr>
@@ -2307,7 +2284,6 @@
               </w:rPr>
               <w:t xml:space="preserve">Класс </w:t>
             </w:r>
-            <w:proofErr w:type="spellStart"/>
             <w:r>
               <w:rPr>
                 <w:i/>
@@ -2316,7 +2292,6 @@
               </w:rPr>
               <w:t>FigureBase</w:t>
             </w:r>
-            <w:proofErr w:type="spellEnd"/>
             <w:r>
               <w:rPr>
                 <w:sz w:val="24"/>
@@ -2371,7 +2346,6 @@
               </w:rPr>
               <w:t xml:space="preserve">+ </w:t>
             </w:r>
-            <w:proofErr w:type="spellStart"/>
             <w:r>
               <w:rPr>
                 <w:sz w:val="24"/>
@@ -2379,7 +2353,6 @@
               </w:rPr>
               <w:t>FigureType</w:t>
             </w:r>
-            <w:proofErr w:type="spellEnd"/>
           </w:p>
         </w:tc>
         <w:tc>
@@ -2602,23 +2575,13 @@
               </w:rPr>
               <w:t xml:space="preserve"> </w:t>
             </w:r>
-            <w:proofErr w:type="spellStart"/>
             <w:r>
               <w:rPr>
                 <w:sz w:val="24"/>
                 <w:u w:val="single"/>
                 <w:lang w:val="en-US"/>
               </w:rPr>
-              <w:t>CheckingNumber</w:t>
-            </w:r>
-            <w:proofErr w:type="spellEnd"/>
-            <w:r>
-              <w:rPr>
-                <w:sz w:val="24"/>
-                <w:u w:val="single"/>
-                <w:lang w:val="en-US"/>
-              </w:rPr>
-              <w:t xml:space="preserve"> </w:t>
+              <w:t xml:space="preserve">CheckingNumber </w:t>
             </w:r>
             <w:r>
               <w:rPr>
@@ -2766,7 +2729,6 @@
       <w:r>
         <w:t xml:space="preserve">, которые наследуются от </w:t>
       </w:r>
-      <w:proofErr w:type="spellStart"/>
       <w:r>
         <w:rPr>
           <w:i/>
@@ -2774,7 +2736,6 @@
         </w:rPr>
         <w:t>FigureBase</w:t>
       </w:r>
-      <w:proofErr w:type="spellEnd"/>
       <w:r>
         <w:t>.</w:t>
       </w:r>
@@ -2799,11 +2760,9 @@
       <w:r>
         <w:t xml:space="preserve"> – Описание класса </w:t>
       </w:r>
-      <w:proofErr w:type="spellStart"/>
       <w:r>
         <w:t>Parallelepiped</w:t>
       </w:r>
-      <w:proofErr w:type="spellEnd"/>
     </w:p>
     <w:tbl>
       <w:tblPr>
@@ -2928,14 +2887,12 @@
               </w:rPr>
               <w:t xml:space="preserve">Класс </w:t>
             </w:r>
-            <w:proofErr w:type="spellStart"/>
             <w:r>
               <w:rPr>
                 <w:sz w:val="24"/>
               </w:rPr>
               <w:t>Parallelepiped</w:t>
             </w:r>
-            <w:proofErr w:type="spellEnd"/>
             <w:r>
               <w:rPr>
                 <w:sz w:val="24"/>
@@ -3542,7 +3499,6 @@
               </w:rPr>
               <w:t xml:space="preserve">+ </w:t>
             </w:r>
-            <w:proofErr w:type="spellStart"/>
             <w:r>
               <w:rPr>
                 <w:sz w:val="24"/>
@@ -3550,7 +3506,6 @@
               </w:rPr>
               <w:t>FigureType</w:t>
             </w:r>
-            <w:proofErr w:type="spellEnd"/>
           </w:p>
         </w:tc>
         <w:tc>
@@ -3686,6 +3641,7 @@
         </w:rPr>
       </w:pPr>
       <w:r>
+        <w:lastRenderedPageBreak/>
         <w:t>Таблица</w:t>
       </w:r>
       <w:r>
@@ -3697,11 +3653,9 @@
       <w:r>
         <w:t xml:space="preserve">3 – Описание класса </w:t>
       </w:r>
-      <w:proofErr w:type="spellStart"/>
       <w:r>
         <w:t>Pyramid</w:t>
       </w:r>
-      <w:proofErr w:type="spellEnd"/>
     </w:p>
     <w:tbl>
       <w:tblPr>
@@ -3826,14 +3780,12 @@
               </w:rPr>
               <w:t xml:space="preserve">Класс </w:t>
             </w:r>
-            <w:proofErr w:type="spellStart"/>
             <w:r>
               <w:rPr>
                 <w:sz w:val="24"/>
               </w:rPr>
               <w:t>Pyramid</w:t>
             </w:r>
-            <w:proofErr w:type="spellEnd"/>
             <w:r>
               <w:rPr>
                 <w:sz w:val="24"/>
@@ -4367,17 +4319,8 @@
                 <w:sz w:val="24"/>
                 <w:lang w:val="en-US"/>
               </w:rPr>
-              <w:t xml:space="preserve">+ </w:t>
-            </w:r>
-            <w:proofErr w:type="spellStart"/>
-            <w:r>
-              <w:rPr>
-                <w:sz w:val="24"/>
-                <w:lang w:val="en-US"/>
-              </w:rPr>
-              <w:t>FigureType</w:t>
-            </w:r>
-            <w:proofErr w:type="spellEnd"/>
+              <w:t>+ FigureType</w:t>
+            </w:r>
           </w:p>
         </w:tc>
         <w:tc>
@@ -4724,7 +4667,6 @@
               </w:rPr>
               <w:t>_</w:t>
             </w:r>
-            <w:proofErr w:type="spellStart"/>
             <w:r>
               <w:rPr>
                 <w:sz w:val="24"/>
@@ -4732,7 +4674,6 @@
               </w:rPr>
               <w:t>radiusOfFigure</w:t>
             </w:r>
-            <w:proofErr w:type="spellEnd"/>
           </w:p>
         </w:tc>
         <w:tc>
@@ -4900,17 +4841,8 @@
                 <w:sz w:val="24"/>
                 <w:lang w:val="en-US"/>
               </w:rPr>
-              <w:t xml:space="preserve">+ </w:t>
-            </w:r>
-            <w:proofErr w:type="spellStart"/>
-            <w:r>
-              <w:rPr>
-                <w:sz w:val="24"/>
-                <w:lang w:val="en-US"/>
-              </w:rPr>
-              <w:t>FigureType</w:t>
-            </w:r>
-            <w:proofErr w:type="spellEnd"/>
+              <w:t>+ FigureType</w:t>
+            </w:r>
           </w:p>
         </w:tc>
         <w:tc>
@@ -5049,8 +4981,8 @@
           <w:bCs/>
         </w:rPr>
       </w:pPr>
-      <w:bookmarkStart w:id="11" w:name="_Toc74829067"/>
-      <w:bookmarkStart w:id="12" w:name="_Toc74956676"/>
+      <w:bookmarkStart w:id="10" w:name="_Toc74829067"/>
+      <w:bookmarkStart w:id="11" w:name="_Toc74956676"/>
       <w:r>
         <w:rPr>
           <w:b/>
@@ -5066,8 +4998,8 @@
         </w:rPr>
         <w:t>Git</w:t>
       </w:r>
+      <w:bookmarkEnd w:id="10"/>
       <w:bookmarkEnd w:id="11"/>
-      <w:bookmarkEnd w:id="12"/>
     </w:p>
     <w:p>
       <w:pPr>
@@ -5102,6 +5034,7 @@
           <w:noProof/>
           <w:lang w:eastAsia="ru-RU"/>
         </w:rPr>
+        <w:lastRenderedPageBreak/>
         <w:drawing>
           <wp:inline distT="0" distB="0" distL="0" distR="0" wp14:anchorId="2E610DF1" wp14:editId="5E702A62">
             <wp:extent cx="3570514" cy="2816252"/>
@@ -5147,14 +5080,12 @@
       <w:r>
         <w:t xml:space="preserve">Рисунок 3 – Дерево ветвлений </w:t>
       </w:r>
-      <w:proofErr w:type="spellStart"/>
       <w:r>
         <w:rPr>
           <w:lang w:val="en-US"/>
         </w:rPr>
         <w:t>Git</w:t>
       </w:r>
-      <w:proofErr w:type="spellEnd"/>
     </w:p>
     <w:p>
       <w:pPr>
@@ -5178,8 +5109,8 @@
           <w:bCs/>
         </w:rPr>
       </w:pPr>
-      <w:bookmarkStart w:id="13" w:name="_Toc74829068"/>
-      <w:bookmarkStart w:id="14" w:name="_Toc74956677"/>
+      <w:bookmarkStart w:id="12" w:name="_Toc74829068"/>
+      <w:bookmarkStart w:id="13" w:name="_Toc74956677"/>
       <w:r>
         <w:rPr>
           <w:b/>
@@ -5187,8 +5118,8 @@
         </w:rPr>
         <w:t>1.5 Тестирование программы</w:t>
       </w:r>
+      <w:bookmarkEnd w:id="12"/>
       <w:bookmarkEnd w:id="13"/>
-      <w:bookmarkEnd w:id="14"/>
     </w:p>
     <w:p>
       <w:pPr>
@@ -5304,6 +5235,7 @@
           <w:noProof/>
           <w:lang w:eastAsia="ru-RU"/>
         </w:rPr>
+        <w:lastRenderedPageBreak/>
         <w:drawing>
           <wp:inline distT="0" distB="0" distL="0" distR="0" wp14:anchorId="3D42CFF0" wp14:editId="777148F8">
             <wp:extent cx="1733550" cy="2428875"/>
@@ -5442,6 +5374,7 @@
           <w:noProof/>
           <w:lang w:eastAsia="ru-RU"/>
         </w:rPr>
+        <w:lastRenderedPageBreak/>
         <w:drawing>
           <wp:inline distT="0" distB="0" distL="0" distR="0" wp14:anchorId="343A13AC" wp14:editId="66BB094B">
             <wp:extent cx="2121477" cy="2667000"/>
@@ -5496,14 +5429,12 @@
       <w:r>
         <w:t xml:space="preserve">В программе предусмотрена система обработки некорректного ввода данных пользователем. Например, при попытке ввести отрицательное число появится соответствующее сообщение об ошибке (рисунки 8-9). Аналогичным образом обрабатывается попытка ввода </w:t>
       </w:r>
-      <w:proofErr w:type="spellStart"/>
       <w:r>
         <w:rPr>
           <w:lang w:val="en-US"/>
         </w:rPr>
         <w:t>NaN</w:t>
       </w:r>
-      <w:proofErr w:type="spellEnd"/>
       <w:r>
         <w:t>.</w:t>
       </w:r>
@@ -5580,6 +5511,7 @@
           <w:noProof/>
           <w:lang w:eastAsia="ru-RU"/>
         </w:rPr>
+        <w:lastRenderedPageBreak/>
         <w:drawing>
           <wp:inline distT="0" distB="0" distL="0" distR="0" wp14:anchorId="1AF985B0" wp14:editId="7A929867">
             <wp:extent cx="3719946" cy="1505518"/>
@@ -5750,6 +5682,7 @@
           <w:noProof/>
           <w:lang w:eastAsia="ru-RU"/>
         </w:rPr>
+        <w:lastRenderedPageBreak/>
         <w:drawing>
           <wp:inline distT="0" distB="0" distL="0" distR="0" wp14:anchorId="21C2B581" wp14:editId="52797876">
             <wp:extent cx="2119745" cy="2624160"/>
@@ -5935,6 +5868,7 @@
           <w:noProof/>
           <w:lang w:eastAsia="ru-RU"/>
         </w:rPr>
+        <w:lastRenderedPageBreak/>
         <w:drawing>
           <wp:inline distT="0" distB="0" distL="0" distR="0" wp14:anchorId="6005A678" wp14:editId="6088A789">
             <wp:extent cx="2085109" cy="2616723"/>
@@ -6097,6 +6031,7 @@
           <w:noProof/>
           <w:lang w:eastAsia="ru-RU"/>
         </w:rPr>
+        <w:lastRenderedPageBreak/>
         <w:drawing>
           <wp:inline distT="0" distB="0" distL="0" distR="0" wp14:anchorId="5289F1F8" wp14:editId="0A757DCF">
             <wp:extent cx="1745672" cy="1664162"/>
@@ -6281,6 +6216,7 @@
           <w:noProof/>
           <w:lang w:eastAsia="ru-RU"/>
         </w:rPr>
+        <w:lastRenderedPageBreak/>
         <w:drawing>
           <wp:inline distT="0" distB="0" distL="0" distR="0" wp14:anchorId="7F17A941" wp14:editId="5633C14B">
             <wp:extent cx="2286000" cy="2885499"/>
@@ -6484,6 +6420,7 @@
           <w:noProof/>
           <w:lang w:eastAsia="ru-RU"/>
         </w:rPr>
+        <w:lastRenderedPageBreak/>
         <w:drawing>
           <wp:inline distT="0" distB="0" distL="0" distR="0" wp14:anchorId="1C0529B7" wp14:editId="2523B878">
             <wp:extent cx="2140527" cy="2681740"/>
@@ -6612,9 +6549,9 @@
           <w:lang w:eastAsia="ru-RU"/>
         </w:rPr>
         <w:drawing>
-          <wp:inline distT="0" distB="0" distL="0" distR="0" wp14:anchorId="5EA4D87A" wp14:editId="55DB7724">
-            <wp:extent cx="1842448" cy="1217183"/>
-            <wp:effectExtent l="19050" t="19050" r="24765" b="21590"/>
+          <wp:inline distT="0" distB="0" distL="0" distR="0" wp14:anchorId="5EA4D87A" wp14:editId="64CE2BE5">
+            <wp:extent cx="1483179" cy="979837"/>
+            <wp:effectExtent l="19050" t="19050" r="22225" b="10795"/>
             <wp:docPr id="58" name="Рисунок 58"/>
             <wp:cNvGraphicFramePr>
               <a:graphicFrameLocks xmlns:a="http://schemas.openxmlformats.org/drawingml/2006/main" noChangeAspect="1"/>
@@ -6635,7 +6572,7 @@
                   <pic:spPr>
                     <a:xfrm>
                       <a:off x="0" y="0"/>
-                      <a:ext cx="1847432" cy="1220475"/>
+                      <a:ext cx="1505156" cy="994356"/>
                     </a:xfrm>
                     <a:prstGeom prst="rect">
                       <a:avLst/>
@@ -6672,6 +6609,7 @@
           <w:noProof/>
           <w:lang w:eastAsia="ru-RU"/>
         </w:rPr>
+        <w:lastRenderedPageBreak/>
         <w:drawing>
           <wp:inline distT="0" distB="0" distL="0" distR="0" wp14:anchorId="75B24D9B" wp14:editId="4EE6CE7B">
             <wp:extent cx="4502727" cy="1008185"/>
@@ -7160,8 +7098,8 @@
           <w:bCs/>
         </w:rPr>
       </w:pPr>
-      <w:bookmarkStart w:id="15" w:name="_Toc74829069"/>
-      <w:bookmarkStart w:id="16" w:name="_Toc74956678"/>
+      <w:bookmarkStart w:id="14" w:name="_Toc74829069"/>
+      <w:bookmarkStart w:id="15" w:name="_Toc74956678"/>
       <w:r>
         <w:rPr>
           <w:b/>
@@ -7169,8 +7107,8 @@
         </w:rPr>
         <w:t>СПИСОК ИСПОЛЬЗОВАННЫХ ИСТОЧНИКОВ</w:t>
       </w:r>
+      <w:bookmarkEnd w:id="14"/>
       <w:bookmarkEnd w:id="15"/>
-      <w:bookmarkEnd w:id="16"/>
     </w:p>
     <w:p/>
     <w:p>
@@ -7182,13 +7120,8 @@
         </w:numPr>
         <w:ind w:left="0" w:firstLine="709"/>
       </w:pPr>
-      <w:proofErr w:type="spellStart"/>
-      <w:r>
-        <w:t>Калентьев</w:t>
-      </w:r>
-      <w:proofErr w:type="spellEnd"/>
-      <w:r>
-        <w:t xml:space="preserve">, А. А. Новые технологии в </w:t>
+      <w:r>
+        <w:t xml:space="preserve">Калентьев, А. А. Новые технологии в </w:t>
       </w:r>
       <w:proofErr w:type="gramStart"/>
       <w:r>
@@ -7196,31 +7129,7 @@
       </w:r>
       <w:proofErr w:type="gramEnd"/>
       <w:r>
-        <w:t xml:space="preserve"> учебное пособие / А. А. </w:t>
-      </w:r>
-      <w:proofErr w:type="spellStart"/>
-      <w:r>
-        <w:t>Калентьев</w:t>
-      </w:r>
-      <w:proofErr w:type="spellEnd"/>
-      <w:r>
-        <w:t xml:space="preserve">, Д. В. </w:t>
-      </w:r>
-      <w:proofErr w:type="spellStart"/>
-      <w:r>
-        <w:t>Гарайс</w:t>
-      </w:r>
-      <w:proofErr w:type="spellEnd"/>
-      <w:r>
-        <w:t xml:space="preserve">, А. Е. </w:t>
-      </w:r>
-      <w:proofErr w:type="spellStart"/>
-      <w:r>
-        <w:t>Гориянов</w:t>
-      </w:r>
-      <w:proofErr w:type="spellEnd"/>
-      <w:r>
-        <w:t xml:space="preserve">. – </w:t>
+        <w:t xml:space="preserve"> учебное пособие / А. А. Калентьев, Д. В. Гарайс, А. Е. Гориянов. – </w:t>
       </w:r>
       <w:proofErr w:type="gramStart"/>
       <w:r>
@@ -7266,8 +7175,8 @@
           <w:bCs/>
         </w:rPr>
       </w:pPr>
-      <w:bookmarkStart w:id="17" w:name="_Toc74829070"/>
-      <w:bookmarkStart w:id="18" w:name="_Toc74956679"/>
+      <w:bookmarkStart w:id="16" w:name="_Toc74829070"/>
+      <w:bookmarkStart w:id="17" w:name="_Toc74956679"/>
       <w:r>
         <w:rPr>
           <w:b/>
@@ -7275,8 +7184,8 @@
         </w:rPr>
         <w:t>ПРИЛОЖЕНИЕ А</w:t>
       </w:r>
+      <w:bookmarkEnd w:id="16"/>
       <w:bookmarkEnd w:id="17"/>
-      <w:bookmarkEnd w:id="18"/>
     </w:p>
     <w:p>
       <w:pPr>
@@ -7345,23 +7254,7 @@
         <w:t xml:space="preserve">Заказчик: </w:t>
       </w:r>
       <w:r>
-        <w:t xml:space="preserve">Канд. </w:t>
-      </w:r>
-      <w:proofErr w:type="spellStart"/>
-      <w:r>
-        <w:t>техн</w:t>
-      </w:r>
-      <w:proofErr w:type="spellEnd"/>
-      <w:r>
-        <w:t xml:space="preserve">. наук, доцент каф. КСУП ТУСУР </w:t>
-      </w:r>
-      <w:proofErr w:type="spellStart"/>
-      <w:r>
-        <w:t>Калентьев</w:t>
-      </w:r>
-      <w:proofErr w:type="spellEnd"/>
-      <w:r>
-        <w:t xml:space="preserve"> А. А.</w:t>
+        <w:t>Канд. техн. наук, доцент каф. КСУП ТУСУР Калентьев А. А.</w:t>
       </w:r>
     </w:p>
     <w:p>
@@ -7394,6 +7287,7 @@
           <w:b/>
           <w:bCs/>
         </w:rPr>
+        <w:lastRenderedPageBreak/>
         <w:t xml:space="preserve">1 </w:t>
       </w:r>
       <w:r>
@@ -7477,23 +7371,7 @@
         <w:ind w:firstLine="709"/>
       </w:pPr>
       <w:r>
-        <w:t xml:space="preserve">Заказчик: Канд. </w:t>
-      </w:r>
-      <w:proofErr w:type="spellStart"/>
-      <w:r>
-        <w:t>техн</w:t>
-      </w:r>
-      <w:proofErr w:type="spellEnd"/>
-      <w:r>
-        <w:t xml:space="preserve">. наук, доцент каф. КСУП ТУСУР </w:t>
-      </w:r>
-      <w:proofErr w:type="spellStart"/>
-      <w:r>
-        <w:t>Калентьев</w:t>
-      </w:r>
-      <w:proofErr w:type="spellEnd"/>
-      <w:r>
-        <w:t xml:space="preserve"> А. А.</w:t>
+        <w:t>Заказчик: Канд. техн. наук, доцент каф. КСУП ТУСУР Калентьев А. А.</w:t>
       </w:r>
     </w:p>
     <w:p>
@@ -7560,12 +7438,20 @@
       <w:r>
         <w:t xml:space="preserve">Окончание работ: </w:t>
       </w:r>
+      <w:commentRangeStart w:id="18"/>
       <w:r>
         <w:t>06 октября 2025</w:t>
       </w:r>
       <w:r>
         <w:t xml:space="preserve"> г.</w:t>
       </w:r>
+      <w:commentRangeEnd w:id="18"/>
+      <w:r>
+        <w:rPr>
+          <w:rStyle w:val="a7"/>
+        </w:rPr>
+        <w:commentReference w:id="18"/>
+      </w:r>
     </w:p>
     <w:p>
       <w:pPr>
@@ -7588,6 +7474,7 @@
           <w:b/>
           <w:bCs/>
         </w:rPr>
+        <w:lastRenderedPageBreak/>
         <w:t xml:space="preserve">2 </w:t>
       </w:r>
       <w:r>
@@ -7728,6 +7615,7 @@
           <w:b/>
           <w:bCs/>
         </w:rPr>
+        <w:lastRenderedPageBreak/>
         <w:t xml:space="preserve">3 </w:t>
       </w:r>
       <w:r>
@@ -7778,6 +7666,7 @@
           <w:b/>
           <w:bCs/>
         </w:rPr>
+        <w:lastRenderedPageBreak/>
         <w:t>4 Требования к системе</w:t>
       </w:r>
     </w:p>
@@ -8206,10 +8095,12 @@
           <w:szCs w:val="20"/>
           <w:lang w:val="en-US" w:eastAsia="ru-RU"/>
         </w:rPr>
-        <w:t>&lt;</w:t>
-      </w:r>
-      <w:proofErr w:type="spellStart"/>
-      <w:r>
+        <w:t>&lt;ArrayOfFigureBase xmlns:xsi="http://www.w3.org/2001/XMLSchema-instance" xmlns:xsd="http://www.w3.org/2001/XMLSchema"&gt;</w:t>
+      </w:r>
+    </w:p>
+    <w:p>
+      <w:pPr>
+        <w:ind w:firstLine="0"/>
         <w:rPr>
           <w:rFonts w:ascii="Courier New" w:eastAsia="Times New Roman" w:hAnsi="Courier New" w:cs="Courier New"/>
           <w:color w:val="000000"/>
@@ -8217,9 +8108,7 @@
           <w:szCs w:val="20"/>
           <w:lang w:val="en-US" w:eastAsia="ru-RU"/>
         </w:rPr>
-        <w:t>ArrayOfFigureBase</w:t>
-      </w:r>
-      <w:proofErr w:type="spellEnd"/>
+      </w:pPr>
       <w:r>
         <w:rPr>
           <w:rFonts w:ascii="Courier New" w:eastAsia="Times New Roman" w:hAnsi="Courier New" w:cs="Courier New"/>
@@ -8228,9 +8117,9 @@
           <w:szCs w:val="20"/>
           <w:lang w:val="en-US" w:eastAsia="ru-RU"/>
         </w:rPr>
-        <w:t xml:space="preserve"> </w:t>
-      </w:r>
-      <w:proofErr w:type="spellStart"/>
+        <w:t xml:space="preserve">  &lt;FigureBase </w:t>
+      </w:r>
+      <w:proofErr w:type="gramStart"/>
       <w:r>
         <w:rPr>
           <w:rFonts w:ascii="Courier New" w:eastAsia="Times New Roman" w:hAnsi="Courier New" w:cs="Courier New"/>
@@ -8239,9 +8128,9 @@
           <w:szCs w:val="20"/>
           <w:lang w:val="en-US" w:eastAsia="ru-RU"/>
         </w:rPr>
-        <w:t>xmlns:xsi</w:t>
-      </w:r>
-      <w:proofErr w:type="spellEnd"/>
+        <w:t>xsi:type</w:t>
+      </w:r>
+      <w:proofErr w:type="gramEnd"/>
       <w:r>
         <w:rPr>
           <w:rFonts w:ascii="Courier New" w:eastAsia="Times New Roman" w:hAnsi="Courier New" w:cs="Courier New"/>
@@ -8250,10 +8139,12 @@
           <w:szCs w:val="20"/>
           <w:lang w:val="en-US" w:eastAsia="ru-RU"/>
         </w:rPr>
-        <w:t xml:space="preserve">="http://www.w3.org/2001/XMLSchema-instance" </w:t>
-      </w:r>
-      <w:proofErr w:type="spellStart"/>
-      <w:r>
+        <w:t>="Ball"&gt;</w:t>
+      </w:r>
+    </w:p>
+    <w:p>
+      <w:pPr>
+        <w:ind w:firstLine="0"/>
         <w:rPr>
           <w:rFonts w:ascii="Courier New" w:eastAsia="Times New Roman" w:hAnsi="Courier New" w:cs="Courier New"/>
           <w:color w:val="000000"/>
@@ -8261,9 +8152,7 @@
           <w:szCs w:val="20"/>
           <w:lang w:val="en-US" w:eastAsia="ru-RU"/>
         </w:rPr>
-        <w:t>xmlns:xsd</w:t>
-      </w:r>
-      <w:proofErr w:type="spellEnd"/>
+      </w:pPr>
       <w:r>
         <w:rPr>
           <w:rFonts w:ascii="Courier New" w:eastAsia="Times New Roman" w:hAnsi="Courier New" w:cs="Courier New"/>
@@ -8272,12 +8161,9 @@
           <w:szCs w:val="20"/>
           <w:lang w:val="en-US" w:eastAsia="ru-RU"/>
         </w:rPr>
-        <w:t>="http://www.w3.org/2001/XMLSchema"&gt;</w:t>
-      </w:r>
-    </w:p>
-    <w:p>
-      <w:pPr>
-        <w:ind w:firstLine="0"/>
+        <w:t xml:space="preserve">    &lt;Radius&gt;</w:t>
+      </w:r>
+      <w:r>
         <w:rPr>
           <w:rFonts w:ascii="Courier New" w:eastAsia="Times New Roman" w:hAnsi="Courier New" w:cs="Courier New"/>
           <w:color w:val="000000"/>
@@ -8285,7 +8171,8 @@
           <w:szCs w:val="20"/>
           <w:lang w:val="en-US" w:eastAsia="ru-RU"/>
         </w:rPr>
-      </w:pPr>
+        <w:t xml:space="preserve"> </w:t>
+      </w:r>
       <w:r>
         <w:rPr>
           <w:rFonts w:ascii="Courier New" w:eastAsia="Times New Roman" w:hAnsi="Courier New" w:cs="Courier New"/>
@@ -8294,10 +8181,12 @@
           <w:szCs w:val="20"/>
           <w:lang w:val="en-US" w:eastAsia="ru-RU"/>
         </w:rPr>
-        <w:t xml:space="preserve">  &lt;</w:t>
-      </w:r>
-      <w:proofErr w:type="spellStart"/>
-      <w:r>
+        <w:t>&lt;/Radius&gt;</w:t>
+      </w:r>
+    </w:p>
+    <w:p>
+      <w:pPr>
+        <w:ind w:firstLine="0"/>
         <w:rPr>
           <w:rFonts w:ascii="Courier New" w:eastAsia="Times New Roman" w:hAnsi="Courier New" w:cs="Courier New"/>
           <w:color w:val="000000"/>
@@ -8305,9 +8194,7 @@
           <w:szCs w:val="20"/>
           <w:lang w:val="en-US" w:eastAsia="ru-RU"/>
         </w:rPr>
-        <w:t>FigureBase</w:t>
-      </w:r>
-      <w:proofErr w:type="spellEnd"/>
+      </w:pPr>
       <w:r>
         <w:rPr>
           <w:rFonts w:ascii="Courier New" w:eastAsia="Times New Roman" w:hAnsi="Courier New" w:cs="Courier New"/>
@@ -8316,11 +8203,12 @@
           <w:szCs w:val="20"/>
           <w:lang w:val="en-US" w:eastAsia="ru-RU"/>
         </w:rPr>
-        <w:t xml:space="preserve"> </w:t>
-      </w:r>
-      <w:proofErr w:type="spellStart"/>
-      <w:proofErr w:type="gramStart"/>
-      <w:r>
+        <w:t xml:space="preserve">  &lt;/FigureBase&gt;</w:t>
+      </w:r>
+    </w:p>
+    <w:p>
+      <w:pPr>
+        <w:ind w:firstLine="0"/>
         <w:rPr>
           <w:rFonts w:ascii="Courier New" w:eastAsia="Times New Roman" w:hAnsi="Courier New" w:cs="Courier New"/>
           <w:color w:val="000000"/>
@@ -8328,10 +8216,7 @@
           <w:szCs w:val="20"/>
           <w:lang w:val="en-US" w:eastAsia="ru-RU"/>
         </w:rPr>
-        <w:t>xsi:type</w:t>
-      </w:r>
-      <w:proofErr w:type="spellEnd"/>
-      <w:proofErr w:type="gramEnd"/>
+      </w:pPr>
       <w:r>
         <w:rPr>
           <w:rFonts w:ascii="Courier New" w:eastAsia="Times New Roman" w:hAnsi="Courier New" w:cs="Courier New"/>
@@ -8340,12 +8225,10 @@
           <w:szCs w:val="20"/>
           <w:lang w:val="en-US" w:eastAsia="ru-RU"/>
         </w:rPr>
-        <w:t>="Ball"&gt;</w:t>
-      </w:r>
-    </w:p>
-    <w:p>
-      <w:pPr>
-        <w:ind w:firstLine="0"/>
+        <w:t xml:space="preserve">  &lt;FigureBase </w:t>
+      </w:r>
+      <w:proofErr w:type="gramStart"/>
+      <w:r>
         <w:rPr>
           <w:rFonts w:ascii="Courier New" w:eastAsia="Times New Roman" w:hAnsi="Courier New" w:cs="Courier New"/>
           <w:color w:val="000000"/>
@@ -8353,7 +8236,9 @@
           <w:szCs w:val="20"/>
           <w:lang w:val="en-US" w:eastAsia="ru-RU"/>
         </w:rPr>
-      </w:pPr>
+        <w:t>xsi:type</w:t>
+      </w:r>
+      <w:proofErr w:type="gramEnd"/>
       <w:r>
         <w:rPr>
           <w:rFonts w:ascii="Courier New" w:eastAsia="Times New Roman" w:hAnsi="Courier New" w:cs="Courier New"/>
@@ -8362,9 +8247,12 @@
           <w:szCs w:val="20"/>
           <w:lang w:val="en-US" w:eastAsia="ru-RU"/>
         </w:rPr>
-        <w:t xml:space="preserve">    &lt;Radius&gt;</w:t>
-      </w:r>
-      <w:r>
+        <w:t>="Parallelepiped"&gt;</w:t>
+      </w:r>
+    </w:p>
+    <w:p>
+      <w:pPr>
+        <w:ind w:firstLine="0"/>
         <w:rPr>
           <w:rFonts w:ascii="Courier New" w:eastAsia="Times New Roman" w:hAnsi="Courier New" w:cs="Courier New"/>
           <w:color w:val="000000"/>
@@ -8372,8 +8260,7 @@
           <w:szCs w:val="20"/>
           <w:lang w:val="en-US" w:eastAsia="ru-RU"/>
         </w:rPr>
-        <w:t xml:space="preserve"> </w:t>
-      </w:r>
+      </w:pPr>
       <w:r>
         <w:rPr>
           <w:rFonts w:ascii="Courier New" w:eastAsia="Times New Roman" w:hAnsi="Courier New" w:cs="Courier New"/>
@@ -8382,7 +8269,7 @@
           <w:szCs w:val="20"/>
           <w:lang w:val="en-US" w:eastAsia="ru-RU"/>
         </w:rPr>
-        <w:t>&lt;/Radius&gt;</w:t>
+        <w:t xml:space="preserve">    &lt;Length&gt; &lt;/Length&gt;</w:t>
       </w:r>
     </w:p>
     <w:p>
@@ -8404,10 +8291,12 @@
           <w:szCs w:val="20"/>
           <w:lang w:val="en-US" w:eastAsia="ru-RU"/>
         </w:rPr>
-        <w:t xml:space="preserve">  &lt;/</w:t>
-      </w:r>
-      <w:proofErr w:type="spellStart"/>
-      <w:r>
+        <w:t xml:space="preserve">    &lt;Width&gt; &lt;/Width&gt;</w:t>
+      </w:r>
+    </w:p>
+    <w:p>
+      <w:pPr>
+        <w:ind w:firstLine="0"/>
         <w:rPr>
           <w:rFonts w:ascii="Courier New" w:eastAsia="Times New Roman" w:hAnsi="Courier New" w:cs="Courier New"/>
           <w:color w:val="000000"/>
@@ -8415,9 +8304,7 @@
           <w:szCs w:val="20"/>
           <w:lang w:val="en-US" w:eastAsia="ru-RU"/>
         </w:rPr>
-        <w:t>FigureBase</w:t>
-      </w:r>
-      <w:proofErr w:type="spellEnd"/>
+      </w:pPr>
       <w:r>
         <w:rPr>
           <w:rFonts w:ascii="Courier New" w:eastAsia="Times New Roman" w:hAnsi="Courier New" w:cs="Courier New"/>
@@ -8426,7 +8313,7 @@
           <w:szCs w:val="20"/>
           <w:lang w:val="en-US" w:eastAsia="ru-RU"/>
         </w:rPr>
-        <w:t>&gt;</w:t>
+        <w:t xml:space="preserve">    &lt;Height&gt; &lt;/Height&gt;</w:t>
       </w:r>
     </w:p>
     <w:p>
@@ -8448,10 +8335,12 @@
           <w:szCs w:val="20"/>
           <w:lang w:val="en-US" w:eastAsia="ru-RU"/>
         </w:rPr>
-        <w:t xml:space="preserve">  &lt;</w:t>
-      </w:r>
-      <w:proofErr w:type="spellStart"/>
-      <w:r>
+        <w:t xml:space="preserve">  &lt;/FigureBase&gt;</w:t>
+      </w:r>
+    </w:p>
+    <w:p>
+      <w:pPr>
+        <w:ind w:firstLine="0"/>
         <w:rPr>
           <w:rFonts w:ascii="Courier New" w:eastAsia="Times New Roman" w:hAnsi="Courier New" w:cs="Courier New"/>
           <w:color w:val="000000"/>
@@ -8459,9 +8348,7 @@
           <w:szCs w:val="20"/>
           <w:lang w:val="en-US" w:eastAsia="ru-RU"/>
         </w:rPr>
-        <w:t>FigureBase</w:t>
-      </w:r>
-      <w:proofErr w:type="spellEnd"/>
+      </w:pPr>
       <w:r>
         <w:rPr>
           <w:rFonts w:ascii="Courier New" w:eastAsia="Times New Roman" w:hAnsi="Courier New" w:cs="Courier New"/>
@@ -8470,9 +8357,8 @@
           <w:szCs w:val="20"/>
           <w:lang w:val="en-US" w:eastAsia="ru-RU"/>
         </w:rPr>
-        <w:t xml:space="preserve"> </w:t>
-      </w:r>
-      <w:proofErr w:type="spellStart"/>
+        <w:t xml:space="preserve">  &lt;FigureBase </w:t>
+      </w:r>
       <w:proofErr w:type="gramStart"/>
       <w:r>
         <w:rPr>
@@ -8484,7 +8370,6 @@
         </w:rPr>
         <w:t>xsi:type</w:t>
       </w:r>
-      <w:proofErr w:type="spellEnd"/>
       <w:proofErr w:type="gramEnd"/>
       <w:r>
         <w:rPr>
@@ -8494,7 +8379,7 @@
           <w:szCs w:val="20"/>
           <w:lang w:val="en-US" w:eastAsia="ru-RU"/>
         </w:rPr>
-        <w:t>="Parallelepiped"&gt;</w:t>
+        <w:t>="Pyramid"&gt;</w:t>
       </w:r>
     </w:p>
     <w:p>
@@ -8582,9 +8467,30 @@
           <w:szCs w:val="20"/>
           <w:lang w:val="en-US" w:eastAsia="ru-RU"/>
         </w:rPr>
-        <w:t xml:space="preserve">  &lt;/</w:t>
-      </w:r>
-      <w:proofErr w:type="spellStart"/>
+        <w:t xml:space="preserve">  &lt;/FigureBase&gt;</w:t>
+      </w:r>
+    </w:p>
+    <w:p>
+      <w:pPr>
+        <w:ind w:firstLine="0"/>
+        <w:rPr>
+          <w:rFonts w:ascii="Courier New" w:eastAsia="Times New Roman" w:hAnsi="Courier New" w:cs="Courier New"/>
+          <w:color w:val="000000"/>
+          <w:sz w:val="20"/>
+          <w:szCs w:val="20"/>
+          <w:lang w:eastAsia="ru-RU"/>
+        </w:rPr>
+      </w:pPr>
+      <w:r>
+        <w:rPr>
+          <w:rFonts w:ascii="Courier New" w:eastAsia="Times New Roman" w:hAnsi="Courier New" w:cs="Courier New"/>
+          <w:color w:val="000000"/>
+          <w:sz w:val="20"/>
+          <w:szCs w:val="20"/>
+          <w:lang w:eastAsia="ru-RU"/>
+        </w:rPr>
+        <w:t>&lt;/</w:t>
+      </w:r>
       <w:r>
         <w:rPr>
           <w:rFonts w:ascii="Courier New" w:eastAsia="Times New Roman" w:hAnsi="Courier New" w:cs="Courier New"/>
@@ -8593,201 +8499,9 @@
           <w:szCs w:val="20"/>
           <w:lang w:val="en-US" w:eastAsia="ru-RU"/>
         </w:rPr>
-        <w:t>FigureBase</w:t>
-      </w:r>
-      <w:proofErr w:type="spellEnd"/>
-      <w:r>
-        <w:rPr>
-          <w:rFonts w:ascii="Courier New" w:eastAsia="Times New Roman" w:hAnsi="Courier New" w:cs="Courier New"/>
-          <w:color w:val="000000"/>
-          <w:sz w:val="20"/>
-          <w:szCs w:val="20"/>
-          <w:lang w:val="en-US" w:eastAsia="ru-RU"/>
-        </w:rPr>
-        <w:t>&gt;</w:t>
-      </w:r>
-    </w:p>
-    <w:p>
-      <w:pPr>
-        <w:ind w:firstLine="0"/>
-        <w:rPr>
-          <w:rFonts w:ascii="Courier New" w:eastAsia="Times New Roman" w:hAnsi="Courier New" w:cs="Courier New"/>
-          <w:color w:val="000000"/>
-          <w:sz w:val="20"/>
-          <w:szCs w:val="20"/>
-          <w:lang w:val="en-US" w:eastAsia="ru-RU"/>
-        </w:rPr>
-      </w:pPr>
-      <w:r>
-        <w:rPr>
-          <w:rFonts w:ascii="Courier New" w:eastAsia="Times New Roman" w:hAnsi="Courier New" w:cs="Courier New"/>
-          <w:color w:val="000000"/>
-          <w:sz w:val="20"/>
-          <w:szCs w:val="20"/>
-          <w:lang w:val="en-US" w:eastAsia="ru-RU"/>
-        </w:rPr>
-        <w:t xml:space="preserve">  &lt;</w:t>
-      </w:r>
-      <w:proofErr w:type="spellStart"/>
-      <w:r>
-        <w:rPr>
-          <w:rFonts w:ascii="Courier New" w:eastAsia="Times New Roman" w:hAnsi="Courier New" w:cs="Courier New"/>
-          <w:color w:val="000000"/>
-          <w:sz w:val="20"/>
-          <w:szCs w:val="20"/>
-          <w:lang w:val="en-US" w:eastAsia="ru-RU"/>
-        </w:rPr>
-        <w:t>FigureBase</w:t>
-      </w:r>
-      <w:proofErr w:type="spellEnd"/>
-      <w:r>
-        <w:rPr>
-          <w:rFonts w:ascii="Courier New" w:eastAsia="Times New Roman" w:hAnsi="Courier New" w:cs="Courier New"/>
-          <w:color w:val="000000"/>
-          <w:sz w:val="20"/>
-          <w:szCs w:val="20"/>
-          <w:lang w:val="en-US" w:eastAsia="ru-RU"/>
-        </w:rPr>
-        <w:t xml:space="preserve"> </w:t>
-      </w:r>
-      <w:proofErr w:type="spellStart"/>
-      <w:proofErr w:type="gramStart"/>
-      <w:r>
-        <w:rPr>
-          <w:rFonts w:ascii="Courier New" w:eastAsia="Times New Roman" w:hAnsi="Courier New" w:cs="Courier New"/>
-          <w:color w:val="000000"/>
-          <w:sz w:val="20"/>
-          <w:szCs w:val="20"/>
-          <w:lang w:val="en-US" w:eastAsia="ru-RU"/>
-        </w:rPr>
-        <w:t>xsi:type</w:t>
-      </w:r>
-      <w:proofErr w:type="spellEnd"/>
-      <w:proofErr w:type="gramEnd"/>
-      <w:r>
-        <w:rPr>
-          <w:rFonts w:ascii="Courier New" w:eastAsia="Times New Roman" w:hAnsi="Courier New" w:cs="Courier New"/>
-          <w:color w:val="000000"/>
-          <w:sz w:val="20"/>
-          <w:szCs w:val="20"/>
-          <w:lang w:val="en-US" w:eastAsia="ru-RU"/>
-        </w:rPr>
-        <w:t>="Pyramid"&gt;</w:t>
-      </w:r>
-    </w:p>
-    <w:p>
-      <w:pPr>
-        <w:ind w:firstLine="0"/>
-        <w:rPr>
-          <w:rFonts w:ascii="Courier New" w:eastAsia="Times New Roman" w:hAnsi="Courier New" w:cs="Courier New"/>
-          <w:color w:val="000000"/>
-          <w:sz w:val="20"/>
-          <w:szCs w:val="20"/>
-          <w:lang w:val="en-US" w:eastAsia="ru-RU"/>
-        </w:rPr>
-      </w:pPr>
-      <w:r>
-        <w:rPr>
-          <w:rFonts w:ascii="Courier New" w:eastAsia="Times New Roman" w:hAnsi="Courier New" w:cs="Courier New"/>
-          <w:color w:val="000000"/>
-          <w:sz w:val="20"/>
-          <w:szCs w:val="20"/>
-          <w:lang w:val="en-US" w:eastAsia="ru-RU"/>
-        </w:rPr>
-        <w:t xml:space="preserve">    &lt;Length&gt; &lt;/Length&gt;</w:t>
-      </w:r>
-    </w:p>
-    <w:p>
-      <w:pPr>
-        <w:ind w:firstLine="0"/>
-        <w:rPr>
-          <w:rFonts w:ascii="Courier New" w:eastAsia="Times New Roman" w:hAnsi="Courier New" w:cs="Courier New"/>
-          <w:color w:val="000000"/>
-          <w:sz w:val="20"/>
-          <w:szCs w:val="20"/>
-          <w:lang w:val="en-US" w:eastAsia="ru-RU"/>
-        </w:rPr>
-      </w:pPr>
-      <w:r>
-        <w:rPr>
-          <w:rFonts w:ascii="Courier New" w:eastAsia="Times New Roman" w:hAnsi="Courier New" w:cs="Courier New"/>
-          <w:color w:val="000000"/>
-          <w:sz w:val="20"/>
-          <w:szCs w:val="20"/>
-          <w:lang w:val="en-US" w:eastAsia="ru-RU"/>
-        </w:rPr>
-        <w:t xml:space="preserve">    &lt;Width&gt; &lt;/Width&gt;</w:t>
-      </w:r>
-    </w:p>
-    <w:p>
-      <w:pPr>
-        <w:ind w:firstLine="0"/>
-        <w:rPr>
-          <w:rFonts w:ascii="Courier New" w:eastAsia="Times New Roman" w:hAnsi="Courier New" w:cs="Courier New"/>
-          <w:color w:val="000000"/>
-          <w:sz w:val="20"/>
-          <w:szCs w:val="20"/>
-          <w:lang w:val="en-US" w:eastAsia="ru-RU"/>
-        </w:rPr>
-      </w:pPr>
-      <w:r>
-        <w:rPr>
-          <w:rFonts w:ascii="Courier New" w:eastAsia="Times New Roman" w:hAnsi="Courier New" w:cs="Courier New"/>
-          <w:color w:val="000000"/>
-          <w:sz w:val="20"/>
-          <w:szCs w:val="20"/>
-          <w:lang w:val="en-US" w:eastAsia="ru-RU"/>
-        </w:rPr>
-        <w:t xml:space="preserve">    &lt;Height&gt; &lt;/Height&gt;</w:t>
-      </w:r>
-    </w:p>
-    <w:p>
-      <w:pPr>
-        <w:ind w:firstLine="0"/>
-        <w:rPr>
-          <w:rFonts w:ascii="Courier New" w:eastAsia="Times New Roman" w:hAnsi="Courier New" w:cs="Courier New"/>
-          <w:color w:val="000000"/>
-          <w:sz w:val="20"/>
-          <w:szCs w:val="20"/>
-          <w:lang w:val="en-US" w:eastAsia="ru-RU"/>
-        </w:rPr>
-      </w:pPr>
-      <w:r>
-        <w:rPr>
-          <w:rFonts w:ascii="Courier New" w:eastAsia="Times New Roman" w:hAnsi="Courier New" w:cs="Courier New"/>
-          <w:color w:val="000000"/>
-          <w:sz w:val="20"/>
-          <w:szCs w:val="20"/>
-          <w:lang w:val="en-US" w:eastAsia="ru-RU"/>
-        </w:rPr>
-        <w:t xml:space="preserve">  &lt;/</w:t>
-      </w:r>
-      <w:proofErr w:type="spellStart"/>
-      <w:r>
-        <w:rPr>
-          <w:rFonts w:ascii="Courier New" w:eastAsia="Times New Roman" w:hAnsi="Courier New" w:cs="Courier New"/>
-          <w:color w:val="000000"/>
-          <w:sz w:val="20"/>
-          <w:szCs w:val="20"/>
-          <w:lang w:val="en-US" w:eastAsia="ru-RU"/>
-        </w:rPr>
-        <w:t>FigureBase</w:t>
-      </w:r>
-      <w:proofErr w:type="spellEnd"/>
-      <w:r>
-        <w:rPr>
-          <w:rFonts w:ascii="Courier New" w:eastAsia="Times New Roman" w:hAnsi="Courier New" w:cs="Courier New"/>
-          <w:color w:val="000000"/>
-          <w:sz w:val="20"/>
-          <w:szCs w:val="20"/>
-          <w:lang w:val="en-US" w:eastAsia="ru-RU"/>
-        </w:rPr>
-        <w:t>&gt;</w:t>
-      </w:r>
-    </w:p>
-    <w:p>
-      <w:pPr>
-        <w:ind w:firstLine="0"/>
+        <w:t>ArrayOfFigureBase</w:t>
+      </w:r>
+      <w:r>
         <w:rPr>
           <w:rFonts w:ascii="Courier New" w:eastAsia="Times New Roman" w:hAnsi="Courier New" w:cs="Courier New"/>
           <w:color w:val="000000"/>
@@ -8795,37 +8509,6 @@
           <w:szCs w:val="20"/>
           <w:lang w:eastAsia="ru-RU"/>
         </w:rPr>
-      </w:pPr>
-      <w:r>
-        <w:rPr>
-          <w:rFonts w:ascii="Courier New" w:eastAsia="Times New Roman" w:hAnsi="Courier New" w:cs="Courier New"/>
-          <w:color w:val="000000"/>
-          <w:sz w:val="20"/>
-          <w:szCs w:val="20"/>
-          <w:lang w:eastAsia="ru-RU"/>
-        </w:rPr>
-        <w:t>&lt;/</w:t>
-      </w:r>
-      <w:proofErr w:type="spellStart"/>
-      <w:r>
-        <w:rPr>
-          <w:rFonts w:ascii="Courier New" w:eastAsia="Times New Roman" w:hAnsi="Courier New" w:cs="Courier New"/>
-          <w:color w:val="000000"/>
-          <w:sz w:val="20"/>
-          <w:szCs w:val="20"/>
-          <w:lang w:val="en-US" w:eastAsia="ru-RU"/>
-        </w:rPr>
-        <w:t>ArrayOfFigureBase</w:t>
-      </w:r>
-      <w:proofErr w:type="spellEnd"/>
-      <w:r>
-        <w:rPr>
-          <w:rFonts w:ascii="Courier New" w:eastAsia="Times New Roman" w:hAnsi="Courier New" w:cs="Courier New"/>
-          <w:color w:val="000000"/>
-          <w:sz w:val="20"/>
-          <w:szCs w:val="20"/>
-          <w:lang w:eastAsia="ru-RU"/>
-        </w:rPr>
         <w:t>&gt;</w:t>
       </w:r>
     </w:p>
@@ -8856,6 +8539,7 @@
           <w:bCs/>
           <w:lang w:val="en-US"/>
         </w:rPr>
+        <w:lastRenderedPageBreak/>
         <w:t>F</w:t>
       </w:r>
       <w:r>
@@ -8976,10 +8660,10 @@
           <w:position w:val="-10"/>
         </w:rPr>
         <w:object w:dxaOrig="1320" w:dyaOrig="340" w14:anchorId="11A0CCB5">
-          <v:shape id="_x0000_i1026" type="#_x0000_t75" style="width:66.45pt;height:17.1pt" o:ole="">
-            <v:imagedata r:id="rId39" o:title=""/>
+          <v:shape id="_x0000_i1026" type="#_x0000_t75" style="width:66.4pt;height:17.3pt" o:ole="">
+            <v:imagedata r:id="rId43" o:title=""/>
           </v:shape>
-          <o:OLEObject Type="Embed" ProgID="Equation.DSMT4" ShapeID="_x0000_i1026" DrawAspect="Content" ObjectID="_1822644107" r:id="rId40"/>
+          <o:OLEObject Type="Embed" ProgID="Equation.DSMT4" ShapeID="_x0000_i1026" DrawAspect="Content" ObjectID="_1822647817" r:id="rId44"/>
         </w:object>
       </w:r>
     </w:p>
@@ -9089,10 +8773,10 @@
           <w:position w:val="-28"/>
         </w:rPr>
         <w:object w:dxaOrig="2680" w:dyaOrig="720" w14:anchorId="305048BC">
-          <v:shape id="_x0000_i1027" type="#_x0000_t75" style="width:133.4pt;height:35.55pt" o:ole="">
-            <v:imagedata r:id="rId41" o:title=""/>
+          <v:shape id="_x0000_i1027" type="#_x0000_t75" style="width:133.25pt;height:35.55pt" o:ole="">
+            <v:imagedata r:id="rId45" o:title=""/>
           </v:shape>
-          <o:OLEObject Type="Embed" ProgID="Equation.DSMT4" ShapeID="_x0000_i1027" DrawAspect="Content" ObjectID="_1822644108" r:id="rId42"/>
+          <o:OLEObject Type="Embed" ProgID="Equation.DSMT4" ShapeID="_x0000_i1027" DrawAspect="Content" ObjectID="_1822647818" r:id="rId46"/>
         </w:object>
       </w:r>
     </w:p>
@@ -9223,10 +8907,10 @@
           <w:position w:val="-28"/>
         </w:rPr>
         <w:object w:dxaOrig="1560" w:dyaOrig="720" w14:anchorId="160F3DF7">
-          <v:shape id="_x0000_i1028" type="#_x0000_t75" style="width:77.55pt;height:35.55pt" o:ole="">
-            <v:imagedata r:id="rId43" o:title=""/>
+          <v:shape id="_x0000_i1028" type="#_x0000_t75" style="width:77.6pt;height:35.55pt" o:ole="">
+            <v:imagedata r:id="rId47" o:title=""/>
           </v:shape>
-          <o:OLEObject Type="Embed" ProgID="Equation.DSMT4" ShapeID="_x0000_i1028" DrawAspect="Content" ObjectID="_1822644109" r:id="rId44"/>
+          <o:OLEObject Type="Embed" ProgID="Equation.DSMT4" ShapeID="_x0000_i1028" DrawAspect="Content" ObjectID="_1822647819" r:id="rId48"/>
         </w:object>
       </w:r>
     </w:p>
@@ -9385,6 +9069,7 @@
           <w:bCs/>
           <w:lang w:val="en-US"/>
         </w:rPr>
+        <w:lastRenderedPageBreak/>
         <w:t>F</w:t>
       </w:r>
       <w:r>
@@ -9806,7 +9491,11 @@
         <w:t xml:space="preserve"> </w:t>
       </w:r>
       <w:r>
-        <w:t>Место на жестком диске: 2</w:t>
+        <w:t xml:space="preserve">Место на жестком </w:t>
+      </w:r>
+      <w:commentRangeStart w:id="19"/>
+      <w:r>
+        <w:t>диске: 2</w:t>
       </w:r>
       <w:r>
         <w:t xml:space="preserve"> </w:t>
@@ -9819,6 +9508,13 @@
       </w:r>
       <w:r>
         <w:t>.</w:t>
+      </w:r>
+      <w:commentRangeEnd w:id="19"/>
+      <w:r>
+        <w:rPr>
+          <w:rStyle w:val="a7"/>
+        </w:rPr>
+        <w:commentReference w:id="19"/>
       </w:r>
     </w:p>
     <w:sectPr>
@@ -9831,8 +9527,60 @@
 </w:document>
 </file>
 
+<file path=word/comments.xml><?xml version="1.0" encoding="utf-8"?>
+<w:comments xmlns:wpc="http://schemas.microsoft.com/office/word/2010/wordprocessingCanvas" xmlns:cx="http://schemas.microsoft.com/office/drawing/2014/chartex" xmlns:cx1="http://schemas.microsoft.com/office/drawing/2015/9/8/chartex" xmlns:cx2="http://schemas.microsoft.com/office/drawing/2015/10/21/chartex" xmlns:cx3="http://schemas.microsoft.com/office/drawing/2016/5/9/chartex" xmlns:cx4="http://schemas.microsoft.com/office/drawing/2016/5/10/chartex" xmlns:cx5="http://schemas.microsoft.com/office/drawing/2016/5/11/chartex" xmlns:cx6="http://schemas.microsoft.com/office/drawing/2016/5/12/chartex" xmlns:cx7="http://schemas.microsoft.com/office/drawing/2016/5/13/chartex" xmlns:cx8="http://schemas.microsoft.com/office/drawing/2016/5/14/chartex" xmlns:mc="http://schemas.openxmlformats.org/markup-compatibility/2006" xmlns:aink="http://schemas.microsoft.com/office/drawing/2016/ink" xmlns:am3d="http://schemas.microsoft.com/office/drawing/2017/model3d" xmlns:o="urn:schemas-microsoft-com:office:office" xmlns:r="http://schemas.openxmlformats.org/officeDocument/2006/relationships" xmlns:m="http://schemas.openxmlformats.org/officeDocument/2006/math" xmlns:v="urn:schemas-microsoft-com:vml" xmlns:wp14="http://schemas.microsoft.com/office/word/2010/wordprocessingDrawing" xmlns:wp="http://schemas.openxmlformats.org/drawingml/2006/wordprocessingDrawing" xmlns:w10="urn:schemas-microsoft-com:office:word" xmlns:w="http://schemas.openxmlformats.org/wordprocessingml/2006/main" xmlns:w14="http://schemas.microsoft.com/office/word/2010/wordml" xmlns:w15="http://schemas.microsoft.com/office/word/2012/wordml" xmlns:w16cex="http://schemas.microsoft.com/office/word/2018/wordml/cex" xmlns:w16cid="http://schemas.microsoft.com/office/word/2016/wordml/cid" xmlns:w16="http://schemas.microsoft.com/office/word/2018/wordml" xmlns:w16sdtdh="http://schemas.microsoft.com/office/word/2020/wordml/sdtdatahash" xmlns:w16se="http://schemas.microsoft.com/office/word/2015/wordml/symex" xmlns:wpg="http://schemas.microsoft.com/office/word/2010/wordprocessingGroup" xmlns:wpi="http://schemas.microsoft.com/office/word/2010/wordprocessingInk" xmlns:wne="http://schemas.microsoft.com/office/word/2006/wordml" xmlns:wps="http://schemas.microsoft.com/office/word/2010/wordprocessingShape" mc:Ignorable="w14 w15 w16se w16cid w16 w16cex w16sdtdh wp14">
+  <w:comment w:id="18" w:author="Aleksey A. Kalentev" w:date="2025-10-22T14:17:00Z" w:initials="AAK">
+    <w:p>
+      <w:pPr>
+        <w:pStyle w:val="a8"/>
+      </w:pPr>
+      <w:r>
+        <w:rPr>
+          <w:rStyle w:val="a7"/>
+        </w:rPr>
+        <w:annotationRef/>
+      </w:r>
+    </w:p>
+  </w:comment>
+  <w:comment w:id="19" w:author="Aleksey A. Kalentev" w:date="2025-10-22T14:17:00Z" w:initials="AAK">
+    <w:p>
+      <w:pPr>
+        <w:pStyle w:val="a8"/>
+      </w:pPr>
+      <w:r>
+        <w:rPr>
+          <w:rStyle w:val="a7"/>
+        </w:rPr>
+        <w:annotationRef/>
+      </w:r>
+    </w:p>
+  </w:comment>
+</w:comments>
+</file>
+
+<file path=word/commentsExtended.xml><?xml version="1.0" encoding="utf-8"?>
+<w15:commentsEx xmlns:wpc="http://schemas.microsoft.com/office/word/2010/wordprocessingCanvas" xmlns:cx="http://schemas.microsoft.com/office/drawing/2014/chartex" xmlns:cx1="http://schemas.microsoft.com/office/drawing/2015/9/8/chartex" xmlns:cx2="http://schemas.microsoft.com/office/drawing/2015/10/21/chartex" xmlns:cx3="http://schemas.microsoft.com/office/drawing/2016/5/9/chartex" xmlns:cx4="http://schemas.microsoft.com/office/drawing/2016/5/10/chartex" xmlns:cx5="http://schemas.microsoft.com/office/drawing/2016/5/11/chartex" xmlns:cx6="http://schemas.microsoft.com/office/drawing/2016/5/12/chartex" xmlns:cx7="http://schemas.microsoft.com/office/drawing/2016/5/13/chartex" xmlns:cx8="http://schemas.microsoft.com/office/drawing/2016/5/14/chartex" xmlns:mc="http://schemas.openxmlformats.org/markup-compatibility/2006" xmlns:aink="http://schemas.microsoft.com/office/drawing/2016/ink" xmlns:am3d="http://schemas.microsoft.com/office/drawing/2017/model3d" xmlns:o="urn:schemas-microsoft-com:office:office" xmlns:r="http://schemas.openxmlformats.org/officeDocument/2006/relationships" xmlns:m="http://schemas.openxmlformats.org/officeDocument/2006/math" xmlns:v="urn:schemas-microsoft-com:vml" xmlns:wp14="http://schemas.microsoft.com/office/word/2010/wordprocessingDrawing" xmlns:wp="http://schemas.openxmlformats.org/drawingml/2006/wordprocessingDrawing" xmlns:w10="urn:schemas-microsoft-com:office:word" xmlns:w="http://schemas.openxmlformats.org/wordprocessingml/2006/main" xmlns:w14="http://schemas.microsoft.com/office/word/2010/wordml" xmlns:w15="http://schemas.microsoft.com/office/word/2012/wordml" xmlns:w16cex="http://schemas.microsoft.com/office/word/2018/wordml/cex" xmlns:w16cid="http://schemas.microsoft.com/office/word/2016/wordml/cid" xmlns:w16="http://schemas.microsoft.com/office/word/2018/wordml" xmlns:w16sdtdh="http://schemas.microsoft.com/office/word/2020/wordml/sdtdatahash" xmlns:w16se="http://schemas.microsoft.com/office/word/2015/wordml/symex" xmlns:wpg="http://schemas.microsoft.com/office/word/2010/wordprocessingGroup" xmlns:wpi="http://schemas.microsoft.com/office/word/2010/wordprocessingInk" xmlns:wne="http://schemas.microsoft.com/office/word/2006/wordml" xmlns:wps="http://schemas.microsoft.com/office/word/2010/wordprocessingShape" mc:Ignorable="w14 w15 w16se w16cid w16 w16cex w16sdtdh wp14">
+  <w15:commentEx w15:paraId="11DED3EB" w15:done="0"/>
+  <w15:commentEx w15:paraId="6C87A2B2" w15:done="0"/>
+</w15:commentsEx>
+</file>
+
+<file path=word/commentsExtensible.xml><?xml version="1.0" encoding="utf-8"?>
+<w16cex:commentsExtensible xmlns:wpc="http://schemas.microsoft.com/office/word/2010/wordprocessingCanvas" xmlns:cx="http://schemas.microsoft.com/office/drawing/2014/chartex" xmlns:cx1="http://schemas.microsoft.com/office/drawing/2015/9/8/chartex" xmlns:cx2="http://schemas.microsoft.com/office/drawing/2015/10/21/chartex" xmlns:cx3="http://schemas.microsoft.com/office/drawing/2016/5/9/chartex" xmlns:cx4="http://schemas.microsoft.com/office/drawing/2016/5/10/chartex" xmlns:cx5="http://schemas.microsoft.com/office/drawing/2016/5/11/chartex" xmlns:cx6="http://schemas.microsoft.com/office/drawing/2016/5/12/chartex" xmlns:cx7="http://schemas.microsoft.com/office/drawing/2016/5/13/chartex" xmlns:cx8="http://schemas.microsoft.com/office/drawing/2016/5/14/chartex" xmlns:mc="http://schemas.openxmlformats.org/markup-compatibility/2006" xmlns:aink="http://schemas.microsoft.com/office/drawing/2016/ink" xmlns:am3d="http://schemas.microsoft.com/office/drawing/2017/model3d" xmlns:o="urn:schemas-microsoft-com:office:office" xmlns:r="http://schemas.openxmlformats.org/officeDocument/2006/relationships" xmlns:m="http://schemas.openxmlformats.org/officeDocument/2006/math" xmlns:v="urn:schemas-microsoft-com:vml" xmlns:wp14="http://schemas.microsoft.com/office/word/2010/wordprocessingDrawing" xmlns:wp="http://schemas.openxmlformats.org/drawingml/2006/wordprocessingDrawing" xmlns:w10="urn:schemas-microsoft-com:office:word" xmlns:w="http://schemas.openxmlformats.org/wordprocessingml/2006/main" xmlns:w14="http://schemas.microsoft.com/office/word/2010/wordml" xmlns:w15="http://schemas.microsoft.com/office/word/2012/wordml" xmlns:w16cex="http://schemas.microsoft.com/office/word/2018/wordml/cex" xmlns:w16cid="http://schemas.microsoft.com/office/word/2016/wordml/cid" xmlns:w16="http://schemas.microsoft.com/office/word/2018/wordml" xmlns:w16sdtdh="http://schemas.microsoft.com/office/word/2020/wordml/sdtdatahash" xmlns:w16se="http://schemas.microsoft.com/office/word/2015/wordml/symex" xmlns:wpg="http://schemas.microsoft.com/office/word/2010/wordprocessingGroup" xmlns:wpi="http://schemas.microsoft.com/office/word/2010/wordprocessingInk" xmlns:wne="http://schemas.microsoft.com/office/word/2006/wordml" xmlns:wps="http://schemas.microsoft.com/office/word/2010/wordprocessingShape" mc:Ignorable="w14 w15 w16se w16cid w16 w16cex w16sdtdh wp14">
+  <w16cex:commentExtensible w16cex:durableId="2CA36602" w16cex:dateUtc="2025-10-22T07:17:00Z"/>
+  <w16cex:commentExtensible w16cex:durableId="2CA365FA" w16cex:dateUtc="2025-10-22T07:17:00Z"/>
+</w16cex:commentsExtensible>
+</file>
+
+<file path=word/commentsIds.xml><?xml version="1.0" encoding="utf-8"?>
+<w16cid:commentsIds xmlns:wpc="http://schemas.microsoft.com/office/word/2010/wordprocessingCanvas" xmlns:cx="http://schemas.microsoft.com/office/drawing/2014/chartex" xmlns:cx1="http://schemas.microsoft.com/office/drawing/2015/9/8/chartex" xmlns:cx2="http://schemas.microsoft.com/office/drawing/2015/10/21/chartex" xmlns:cx3="http://schemas.microsoft.com/office/drawing/2016/5/9/chartex" xmlns:cx4="http://schemas.microsoft.com/office/drawing/2016/5/10/chartex" xmlns:cx5="http://schemas.microsoft.com/office/drawing/2016/5/11/chartex" xmlns:cx6="http://schemas.microsoft.com/office/drawing/2016/5/12/chartex" xmlns:cx7="http://schemas.microsoft.com/office/drawing/2016/5/13/chartex" xmlns:cx8="http://schemas.microsoft.com/office/drawing/2016/5/14/chartex" xmlns:mc="http://schemas.openxmlformats.org/markup-compatibility/2006" xmlns:aink="http://schemas.microsoft.com/office/drawing/2016/ink" xmlns:am3d="http://schemas.microsoft.com/office/drawing/2017/model3d" xmlns:o="urn:schemas-microsoft-com:office:office" xmlns:r="http://schemas.openxmlformats.org/officeDocument/2006/relationships" xmlns:m="http://schemas.openxmlformats.org/officeDocument/2006/math" xmlns:v="urn:schemas-microsoft-com:vml" xmlns:wp14="http://schemas.microsoft.com/office/word/2010/wordprocessingDrawing" xmlns:wp="http://schemas.openxmlformats.org/drawingml/2006/wordprocessingDrawing" xmlns:w10="urn:schemas-microsoft-com:office:word" xmlns:w="http://schemas.openxmlformats.org/wordprocessingml/2006/main" xmlns:w14="http://schemas.microsoft.com/office/word/2010/wordml" xmlns:w15="http://schemas.microsoft.com/office/word/2012/wordml" xmlns:w16cex="http://schemas.microsoft.com/office/word/2018/wordml/cex" xmlns:w16cid="http://schemas.microsoft.com/office/word/2016/wordml/cid" xmlns:w16="http://schemas.microsoft.com/office/word/2018/wordml" xmlns:w16sdtdh="http://schemas.microsoft.com/office/word/2020/wordml/sdtdatahash" xmlns:w16se="http://schemas.microsoft.com/office/word/2015/wordml/symex" xmlns:wpg="http://schemas.microsoft.com/office/word/2010/wordprocessingGroup" xmlns:wpi="http://schemas.microsoft.com/office/word/2010/wordprocessingInk" xmlns:wne="http://schemas.microsoft.com/office/word/2006/wordml" xmlns:wps="http://schemas.microsoft.com/office/word/2010/wordprocessingShape" mc:Ignorable="w14 w15 w16se w16cid w16 w16cex w16sdtdh wp14">
+  <w16cid:commentId w16cid:paraId="11DED3EB" w16cid:durableId="2CA36602"/>
+  <w16cid:commentId w16cid:paraId="6C87A2B2" w16cid:durableId="2CA365FA"/>
+</w16cid:commentsIds>
+</file>
+
 <file path=word/endnotes.xml><?xml version="1.0" encoding="utf-8"?>
-<w:endnotes xmlns:wpc="http://schemas.microsoft.com/office/word/2010/wordprocessingCanvas" xmlns:cx="http://schemas.microsoft.com/office/drawing/2014/chartex" xmlns:mc="http://schemas.openxmlformats.org/markup-compatibility/2006" xmlns:o="urn:schemas-microsoft-com:office:office" xmlns:r="http://schemas.openxmlformats.org/officeDocument/2006/relationships" xmlns:m="http://schemas.openxmlformats.org/officeDocument/2006/math" xmlns:v="urn:schemas-microsoft-com:vml" xmlns:wp14="http://schemas.microsoft.com/office/word/2010/wordprocessingDrawing" xmlns:wp="http://schemas.openxmlformats.org/drawingml/2006/wordprocessingDrawing" xmlns:w10="urn:schemas-microsoft-com:office:word" xmlns:w="http://schemas.openxmlformats.org/wordprocessingml/2006/main" xmlns:w14="http://schemas.microsoft.com/office/word/2010/wordml" xmlns:w15="http://schemas.microsoft.com/office/word/2012/wordml" xmlns:w16se="http://schemas.microsoft.com/office/word/2015/wordml/symex" xmlns:wpg="http://schemas.microsoft.com/office/word/2010/wordprocessingGroup" xmlns:wpi="http://schemas.microsoft.com/office/word/2010/wordprocessingInk" xmlns:wne="http://schemas.microsoft.com/office/word/2006/wordml" xmlns:wps="http://schemas.microsoft.com/office/word/2010/wordprocessingShape" mc:Ignorable="w14 w15 w16se wp14">
+<w:endnotes xmlns:wpc="http://schemas.microsoft.com/office/word/2010/wordprocessingCanvas" xmlns:cx="http://schemas.microsoft.com/office/drawing/2014/chartex" xmlns:cx1="http://schemas.microsoft.com/office/drawing/2015/9/8/chartex" xmlns:cx2="http://schemas.microsoft.com/office/drawing/2015/10/21/chartex" xmlns:cx3="http://schemas.microsoft.com/office/drawing/2016/5/9/chartex" xmlns:cx4="http://schemas.microsoft.com/office/drawing/2016/5/10/chartex" xmlns:cx5="http://schemas.microsoft.com/office/drawing/2016/5/11/chartex" xmlns:cx6="http://schemas.microsoft.com/office/drawing/2016/5/12/chartex" xmlns:cx7="http://schemas.microsoft.com/office/drawing/2016/5/13/chartex" xmlns:cx8="http://schemas.microsoft.com/office/drawing/2016/5/14/chartex" xmlns:mc="http://schemas.openxmlformats.org/markup-compatibility/2006" xmlns:aink="http://schemas.microsoft.com/office/drawing/2016/ink" xmlns:am3d="http://schemas.microsoft.com/office/drawing/2017/model3d" xmlns:o="urn:schemas-microsoft-com:office:office" xmlns:r="http://schemas.openxmlformats.org/officeDocument/2006/relationships" xmlns:m="http://schemas.openxmlformats.org/officeDocument/2006/math" xmlns:v="urn:schemas-microsoft-com:vml" xmlns:wp14="http://schemas.microsoft.com/office/word/2010/wordprocessingDrawing" xmlns:wp="http://schemas.openxmlformats.org/drawingml/2006/wordprocessingDrawing" xmlns:w10="urn:schemas-microsoft-com:office:word" xmlns:w="http://schemas.openxmlformats.org/wordprocessingml/2006/main" xmlns:w14="http://schemas.microsoft.com/office/word/2010/wordml" xmlns:w15="http://schemas.microsoft.com/office/word/2012/wordml" xmlns:w16cex="http://schemas.microsoft.com/office/word/2018/wordml/cex" xmlns:w16cid="http://schemas.microsoft.com/office/word/2016/wordml/cid" xmlns:w16="http://schemas.microsoft.com/office/word/2018/wordml" xmlns:w16sdtdh="http://schemas.microsoft.com/office/word/2020/wordml/sdtdatahash" xmlns:w16se="http://schemas.microsoft.com/office/word/2015/wordml/symex" xmlns:wpg="http://schemas.microsoft.com/office/word/2010/wordprocessingGroup" xmlns:wpi="http://schemas.microsoft.com/office/word/2010/wordprocessingInk" xmlns:wne="http://schemas.microsoft.com/office/word/2006/wordml" xmlns:wps="http://schemas.microsoft.com/office/word/2010/wordprocessingShape" mc:Ignorable="w14 w15 w16se w16cid w16 w16cex w16sdtdh wp14">
   <w:endnote w:type="separator" w:id="-1">
     <w:p>
       <w:pPr>
@@ -9857,7 +9605,7 @@
 </file>
 
 <file path=word/footer1.xml><?xml version="1.0" encoding="utf-8"?>
-<w:ftr xmlns:wpc="http://schemas.microsoft.com/office/word/2010/wordprocessingCanvas" xmlns:cx="http://schemas.microsoft.com/office/drawing/2014/chartex" xmlns:mc="http://schemas.openxmlformats.org/markup-compatibility/2006" xmlns:o="urn:schemas-microsoft-com:office:office" xmlns:r="http://schemas.openxmlformats.org/officeDocument/2006/relationships" xmlns:m="http://schemas.openxmlformats.org/officeDocument/2006/math" xmlns:v="urn:schemas-microsoft-com:vml" xmlns:wp14="http://schemas.microsoft.com/office/word/2010/wordprocessingDrawing" xmlns:wp="http://schemas.openxmlformats.org/drawingml/2006/wordprocessingDrawing" xmlns:w10="urn:schemas-microsoft-com:office:word" xmlns:w="http://schemas.openxmlformats.org/wordprocessingml/2006/main" xmlns:w14="http://schemas.microsoft.com/office/word/2010/wordml" xmlns:w15="http://schemas.microsoft.com/office/word/2012/wordml" xmlns:w16se="http://schemas.microsoft.com/office/word/2015/wordml/symex" xmlns:wpg="http://schemas.microsoft.com/office/word/2010/wordprocessingGroup" xmlns:wpi="http://schemas.microsoft.com/office/word/2010/wordprocessingInk" xmlns:wne="http://schemas.microsoft.com/office/word/2006/wordml" xmlns:wps="http://schemas.microsoft.com/office/word/2010/wordprocessingShape" mc:Ignorable="w14 w15 w16se wp14">
+<w:ftr xmlns:wpc="http://schemas.microsoft.com/office/word/2010/wordprocessingCanvas" xmlns:cx="http://schemas.microsoft.com/office/drawing/2014/chartex" xmlns:cx1="http://schemas.microsoft.com/office/drawing/2015/9/8/chartex" xmlns:cx2="http://schemas.microsoft.com/office/drawing/2015/10/21/chartex" xmlns:cx3="http://schemas.microsoft.com/office/drawing/2016/5/9/chartex" xmlns:cx4="http://schemas.microsoft.com/office/drawing/2016/5/10/chartex" xmlns:cx5="http://schemas.microsoft.com/office/drawing/2016/5/11/chartex" xmlns:cx6="http://schemas.microsoft.com/office/drawing/2016/5/12/chartex" xmlns:cx7="http://schemas.microsoft.com/office/drawing/2016/5/13/chartex" xmlns:cx8="http://schemas.microsoft.com/office/drawing/2016/5/14/chartex" xmlns:mc="http://schemas.openxmlformats.org/markup-compatibility/2006" xmlns:aink="http://schemas.microsoft.com/office/drawing/2016/ink" xmlns:am3d="http://schemas.microsoft.com/office/drawing/2017/model3d" xmlns:o="urn:schemas-microsoft-com:office:office" xmlns:r="http://schemas.openxmlformats.org/officeDocument/2006/relationships" xmlns:m="http://schemas.openxmlformats.org/officeDocument/2006/math" xmlns:v="urn:schemas-microsoft-com:vml" xmlns:wp14="http://schemas.microsoft.com/office/word/2010/wordprocessingDrawing" xmlns:wp="http://schemas.openxmlformats.org/drawingml/2006/wordprocessingDrawing" xmlns:w10="urn:schemas-microsoft-com:office:word" xmlns:w="http://schemas.openxmlformats.org/wordprocessingml/2006/main" xmlns:w14="http://schemas.microsoft.com/office/word/2010/wordml" xmlns:w15="http://schemas.microsoft.com/office/word/2012/wordml" xmlns:w16cex="http://schemas.microsoft.com/office/word/2018/wordml/cex" xmlns:w16cid="http://schemas.microsoft.com/office/word/2016/wordml/cid" xmlns:w16="http://schemas.microsoft.com/office/word/2018/wordml" xmlns:w16sdtdh="http://schemas.microsoft.com/office/word/2020/wordml/sdtdatahash" xmlns:w16se="http://schemas.microsoft.com/office/word/2015/wordml/symex" xmlns:wpg="http://schemas.microsoft.com/office/word/2010/wordprocessingGroup" xmlns:wpi="http://schemas.microsoft.com/office/word/2010/wordprocessingInk" xmlns:wne="http://schemas.microsoft.com/office/word/2006/wordml" xmlns:wps="http://schemas.microsoft.com/office/word/2010/wordprocessingShape" mc:Ignorable="w14 w15 w16se w16cid w16 w16cex w16sdtdh wp14">
   <w:sdt>
     <w:sdtPr>
       <w:id w:val="8180956"/>
@@ -9899,7 +9647,7 @@
 </file>
 
 <file path=word/footnotes.xml><?xml version="1.0" encoding="utf-8"?>
-<w:footnotes xmlns:wpc="http://schemas.microsoft.com/office/word/2010/wordprocessingCanvas" xmlns:cx="http://schemas.microsoft.com/office/drawing/2014/chartex" xmlns:mc="http://schemas.openxmlformats.org/markup-compatibility/2006" xmlns:o="urn:schemas-microsoft-com:office:office" xmlns:r="http://schemas.openxmlformats.org/officeDocument/2006/relationships" xmlns:m="http://schemas.openxmlformats.org/officeDocument/2006/math" xmlns:v="urn:schemas-microsoft-com:vml" xmlns:wp14="http://schemas.microsoft.com/office/word/2010/wordprocessingDrawing" xmlns:wp="http://schemas.openxmlformats.org/drawingml/2006/wordprocessingDrawing" xmlns:w10="urn:schemas-microsoft-com:office:word" xmlns:w="http://schemas.openxmlformats.org/wordprocessingml/2006/main" xmlns:w14="http://schemas.microsoft.com/office/word/2010/wordml" xmlns:w15="http://schemas.microsoft.com/office/word/2012/wordml" xmlns:w16se="http://schemas.microsoft.com/office/word/2015/wordml/symex" xmlns:wpg="http://schemas.microsoft.com/office/word/2010/wordprocessingGroup" xmlns:wpi="http://schemas.microsoft.com/office/word/2010/wordprocessingInk" xmlns:wne="http://schemas.microsoft.com/office/word/2006/wordml" xmlns:wps="http://schemas.microsoft.com/office/word/2010/wordprocessingShape" mc:Ignorable="w14 w15 w16se wp14">
+<w:footnotes xmlns:wpc="http://schemas.microsoft.com/office/word/2010/wordprocessingCanvas" xmlns:cx="http://schemas.microsoft.com/office/drawing/2014/chartex" xmlns:cx1="http://schemas.microsoft.com/office/drawing/2015/9/8/chartex" xmlns:cx2="http://schemas.microsoft.com/office/drawing/2015/10/21/chartex" xmlns:cx3="http://schemas.microsoft.com/office/drawing/2016/5/9/chartex" xmlns:cx4="http://schemas.microsoft.com/office/drawing/2016/5/10/chartex" xmlns:cx5="http://schemas.microsoft.com/office/drawing/2016/5/11/chartex" xmlns:cx6="http://schemas.microsoft.com/office/drawing/2016/5/12/chartex" xmlns:cx7="http://schemas.microsoft.com/office/drawing/2016/5/13/chartex" xmlns:cx8="http://schemas.microsoft.com/office/drawing/2016/5/14/chartex" xmlns:mc="http://schemas.openxmlformats.org/markup-compatibility/2006" xmlns:aink="http://schemas.microsoft.com/office/drawing/2016/ink" xmlns:am3d="http://schemas.microsoft.com/office/drawing/2017/model3d" xmlns:o="urn:schemas-microsoft-com:office:office" xmlns:r="http://schemas.openxmlformats.org/officeDocument/2006/relationships" xmlns:m="http://schemas.openxmlformats.org/officeDocument/2006/math" xmlns:v="urn:schemas-microsoft-com:vml" xmlns:wp14="http://schemas.microsoft.com/office/word/2010/wordprocessingDrawing" xmlns:wp="http://schemas.openxmlformats.org/drawingml/2006/wordprocessingDrawing" xmlns:w10="urn:schemas-microsoft-com:office:word" xmlns:w="http://schemas.openxmlformats.org/wordprocessingml/2006/main" xmlns:w14="http://schemas.microsoft.com/office/word/2010/wordml" xmlns:w15="http://schemas.microsoft.com/office/word/2012/wordml" xmlns:w16cex="http://schemas.microsoft.com/office/word/2018/wordml/cex" xmlns:w16cid="http://schemas.microsoft.com/office/word/2016/wordml/cid" xmlns:w16="http://schemas.microsoft.com/office/word/2018/wordml" xmlns:w16sdtdh="http://schemas.microsoft.com/office/word/2020/wordml/sdtdatahash" xmlns:w16se="http://schemas.microsoft.com/office/word/2015/wordml/symex" xmlns:wpg="http://schemas.microsoft.com/office/word/2010/wordprocessingGroup" xmlns:wpi="http://schemas.microsoft.com/office/word/2010/wordprocessingInk" xmlns:wne="http://schemas.microsoft.com/office/word/2006/wordml" xmlns:wps="http://schemas.microsoft.com/office/word/2010/wordprocessingShape" mc:Ignorable="w14 w15 w16se w16cid w16 w16cex w16sdtdh wp14">
   <w:footnote w:type="separator" w:id="-1">
     <w:p>
       <w:pPr>
@@ -9924,7 +9672,7 @@
 </file>
 
 <file path=word/numbering.xml><?xml version="1.0" encoding="utf-8"?>
-<w:numbering xmlns:wpc="http://schemas.microsoft.com/office/word/2010/wordprocessingCanvas" xmlns:cx="http://schemas.microsoft.com/office/drawing/2014/chartex" xmlns:mc="http://schemas.openxmlformats.org/markup-compatibility/2006" xmlns:o="urn:schemas-microsoft-com:office:office" xmlns:r="http://schemas.openxmlformats.org/officeDocument/2006/relationships" xmlns:m="http://schemas.openxmlformats.org/officeDocument/2006/math" xmlns:v="urn:schemas-microsoft-com:vml" xmlns:wp14="http://schemas.microsoft.com/office/word/2010/wordprocessingDrawing" xmlns:wp="http://schemas.openxmlformats.org/drawingml/2006/wordprocessingDrawing" xmlns:w10="urn:schemas-microsoft-com:office:word" xmlns:w="http://schemas.openxmlformats.org/wordprocessingml/2006/main" xmlns:w14="http://schemas.microsoft.com/office/word/2010/wordml" xmlns:w15="http://schemas.microsoft.com/office/word/2012/wordml" xmlns:w16se="http://schemas.microsoft.com/office/word/2015/wordml/symex" xmlns:wpg="http://schemas.microsoft.com/office/word/2010/wordprocessingGroup" xmlns:wpi="http://schemas.microsoft.com/office/word/2010/wordprocessingInk" xmlns:wne="http://schemas.microsoft.com/office/word/2006/wordml" xmlns:wps="http://schemas.microsoft.com/office/word/2010/wordprocessingShape" mc:Ignorable="w14 w15 w16se wp14">
+<w:numbering xmlns:wpc="http://schemas.microsoft.com/office/word/2010/wordprocessingCanvas" xmlns:cx="http://schemas.microsoft.com/office/drawing/2014/chartex" xmlns:cx1="http://schemas.microsoft.com/office/drawing/2015/9/8/chartex" xmlns:cx2="http://schemas.microsoft.com/office/drawing/2015/10/21/chartex" xmlns:cx3="http://schemas.microsoft.com/office/drawing/2016/5/9/chartex" xmlns:cx4="http://schemas.microsoft.com/office/drawing/2016/5/10/chartex" xmlns:cx5="http://schemas.microsoft.com/office/drawing/2016/5/11/chartex" xmlns:cx6="http://schemas.microsoft.com/office/drawing/2016/5/12/chartex" xmlns:cx7="http://schemas.microsoft.com/office/drawing/2016/5/13/chartex" xmlns:cx8="http://schemas.microsoft.com/office/drawing/2016/5/14/chartex" xmlns:mc="http://schemas.openxmlformats.org/markup-compatibility/2006" xmlns:aink="http://schemas.microsoft.com/office/drawing/2016/ink" xmlns:am3d="http://schemas.microsoft.com/office/drawing/2017/model3d" xmlns:o="urn:schemas-microsoft-com:office:office" xmlns:r="http://schemas.openxmlformats.org/officeDocument/2006/relationships" xmlns:m="http://schemas.openxmlformats.org/officeDocument/2006/math" xmlns:v="urn:schemas-microsoft-com:vml" xmlns:wp14="http://schemas.microsoft.com/office/word/2010/wordprocessingDrawing" xmlns:wp="http://schemas.openxmlformats.org/drawingml/2006/wordprocessingDrawing" xmlns:w10="urn:schemas-microsoft-com:office:word" xmlns:w="http://schemas.openxmlformats.org/wordprocessingml/2006/main" xmlns:w14="http://schemas.microsoft.com/office/word/2010/wordml" xmlns:w15="http://schemas.microsoft.com/office/word/2012/wordml" xmlns:w16cex="http://schemas.microsoft.com/office/word/2018/wordml/cex" xmlns:w16cid="http://schemas.microsoft.com/office/word/2016/wordml/cid" xmlns:w16="http://schemas.microsoft.com/office/word/2018/wordml" xmlns:w16sdtdh="http://schemas.microsoft.com/office/word/2020/wordml/sdtdatahash" xmlns:w16se="http://schemas.microsoft.com/office/word/2015/wordml/symex" xmlns:wpg="http://schemas.microsoft.com/office/word/2010/wordprocessingGroup" xmlns:wpi="http://schemas.microsoft.com/office/word/2010/wordprocessingInk" xmlns:wne="http://schemas.microsoft.com/office/word/2006/wordml" xmlns:wps="http://schemas.microsoft.com/office/word/2010/wordprocessingShape" mc:Ignorable="w14 w15 w16se w16cid w16 w16cex w16sdtdh wp14">
   <w:abstractNum w:abstractNumId="0" w15:restartNumberingAfterBreak="0">
     <w:nsid w:val="036D16E2"/>
     <w:multiLevelType w:val="hybridMultilevel"/>
@@ -10881,8 +10629,16 @@
 </w:numbering>
 </file>
 
+<file path=word/people.xml><?xml version="1.0" encoding="utf-8"?>
+<w15:people xmlns:wpc="http://schemas.microsoft.com/office/word/2010/wordprocessingCanvas" xmlns:cx="http://schemas.microsoft.com/office/drawing/2014/chartex" xmlns:cx1="http://schemas.microsoft.com/office/drawing/2015/9/8/chartex" xmlns:cx2="http://schemas.microsoft.com/office/drawing/2015/10/21/chartex" xmlns:cx3="http://schemas.microsoft.com/office/drawing/2016/5/9/chartex" xmlns:cx4="http://schemas.microsoft.com/office/drawing/2016/5/10/chartex" xmlns:cx5="http://schemas.microsoft.com/office/drawing/2016/5/11/chartex" xmlns:cx6="http://schemas.microsoft.com/office/drawing/2016/5/12/chartex" xmlns:cx7="http://schemas.microsoft.com/office/drawing/2016/5/13/chartex" xmlns:cx8="http://schemas.microsoft.com/office/drawing/2016/5/14/chartex" xmlns:mc="http://schemas.openxmlformats.org/markup-compatibility/2006" xmlns:aink="http://schemas.microsoft.com/office/drawing/2016/ink" xmlns:am3d="http://schemas.microsoft.com/office/drawing/2017/model3d" xmlns:o="urn:schemas-microsoft-com:office:office" xmlns:r="http://schemas.openxmlformats.org/officeDocument/2006/relationships" xmlns:m="http://schemas.openxmlformats.org/officeDocument/2006/math" xmlns:v="urn:schemas-microsoft-com:vml" xmlns:wp14="http://schemas.microsoft.com/office/word/2010/wordprocessingDrawing" xmlns:wp="http://schemas.openxmlformats.org/drawingml/2006/wordprocessingDrawing" xmlns:w10="urn:schemas-microsoft-com:office:word" xmlns:w="http://schemas.openxmlformats.org/wordprocessingml/2006/main" xmlns:w14="http://schemas.microsoft.com/office/word/2010/wordml" xmlns:w15="http://schemas.microsoft.com/office/word/2012/wordml" xmlns:w16cex="http://schemas.microsoft.com/office/word/2018/wordml/cex" xmlns:w16cid="http://schemas.microsoft.com/office/word/2016/wordml/cid" xmlns:w16="http://schemas.microsoft.com/office/word/2018/wordml" xmlns:w16sdtdh="http://schemas.microsoft.com/office/word/2020/wordml/sdtdatahash" xmlns:w16se="http://schemas.microsoft.com/office/word/2015/wordml/symex" xmlns:wpg="http://schemas.microsoft.com/office/word/2010/wordprocessingGroup" xmlns:wpi="http://schemas.microsoft.com/office/word/2010/wordprocessingInk" xmlns:wne="http://schemas.microsoft.com/office/word/2006/wordml" xmlns:wps="http://schemas.microsoft.com/office/word/2010/wordprocessingShape" mc:Ignorable="w14 w15 w16se w16cid w16 w16cex w16sdtdh wp14">
+  <w15:person w15:author="Aleksey A. Kalentev">
+    <w15:presenceInfo w15:providerId="AD" w15:userId="S-1-5-21-507921405-1993962763-1957994488-151096"/>
+  </w15:person>
+</w15:people>
+</file>
+
 <file path=word/styles.xml><?xml version="1.0" encoding="utf-8"?>
-<w:styles xmlns:mc="http://schemas.openxmlformats.org/markup-compatibility/2006" xmlns:r="http://schemas.openxmlformats.org/officeDocument/2006/relationships" xmlns:w="http://schemas.openxmlformats.org/wordprocessingml/2006/main" xmlns:w14="http://schemas.microsoft.com/office/word/2010/wordml" xmlns:w15="http://schemas.microsoft.com/office/word/2012/wordml" xmlns:w16se="http://schemas.microsoft.com/office/word/2015/wordml/symex" mc:Ignorable="w14 w15 w16se">
+<w:styles xmlns:mc="http://schemas.openxmlformats.org/markup-compatibility/2006" xmlns:r="http://schemas.openxmlformats.org/officeDocument/2006/relationships" xmlns:w="http://schemas.openxmlformats.org/wordprocessingml/2006/main" xmlns:w14="http://schemas.microsoft.com/office/word/2010/wordml" xmlns:w15="http://schemas.microsoft.com/office/word/2012/wordml" xmlns:w16cex="http://schemas.microsoft.com/office/word/2018/wordml/cex" xmlns:w16cid="http://schemas.microsoft.com/office/word/2016/wordml/cid" xmlns:w16="http://schemas.microsoft.com/office/word/2018/wordml" xmlns:w16sdtdh="http://schemas.microsoft.com/office/word/2020/wordml/sdtdatahash" xmlns:w16se="http://schemas.microsoft.com/office/word/2015/wordml/symex" mc:Ignorable="w14 w15 w16se w16cid w16 w16cex w16sdtdh">
   <w:docDefaults>
     <w:rPrDefault>
       <w:rPr>
@@ -10900,7 +10656,7 @@
       </w:pPr>
     </w:pPrDefault>
   </w:docDefaults>
-  <w:latentStyles w:defLockedState="0" w:defUIPriority="99" w:defSemiHidden="0" w:defUnhideWhenUsed="0" w:defQFormat="0" w:count="371">
+  <w:latentStyles w:defLockedState="0" w:defUIPriority="99" w:defSemiHidden="0" w:defUnhideWhenUsed="0" w:defQFormat="0" w:count="376">
     <w:lsdException w:name="Normal" w:uiPriority="0" w:qFormat="1"/>
     <w:lsdException w:name="heading 1" w:uiPriority="9" w:qFormat="1"/>
     <w:lsdException w:name="heading 2" w:semiHidden="1" w:uiPriority="9" w:unhideWhenUsed="1" w:qFormat="1"/>
@@ -11006,7 +10762,6 @@
     <w:lsdException w:name="HTML Sample" w:semiHidden="1" w:unhideWhenUsed="1"/>
     <w:lsdException w:name="HTML Typewriter" w:semiHidden="1" w:unhideWhenUsed="1"/>
     <w:lsdException w:name="HTML Variable" w:semiHidden="1" w:unhideWhenUsed="1"/>
-    <w:lsdException w:name="Normal Table" w:semiHidden="1" w:unhideWhenUsed="1"/>
     <w:lsdException w:name="annotation subject" w:semiHidden="1" w:unhideWhenUsed="1"/>
     <w:lsdException w:name="No List" w:semiHidden="1" w:unhideWhenUsed="1"/>
     <w:lsdException w:name="Outline List 1" w:semiHidden="1" w:unhideWhenUsed="1"/>
@@ -11049,11 +10804,8 @@
     <w:lsdException w:name="Table Contemporary" w:semiHidden="1" w:unhideWhenUsed="1"/>
     <w:lsdException w:name="Table Elegant" w:semiHidden="1" w:unhideWhenUsed="1"/>
     <w:lsdException w:name="Table Professional" w:semiHidden="1" w:unhideWhenUsed="1"/>
-    <w:lsdException w:name="Table Subtle 1" w:semiHidden="1" w:unhideWhenUsed="1"/>
     <w:lsdException w:name="Table Subtle 2" w:semiHidden="1" w:unhideWhenUsed="1"/>
     <w:lsdException w:name="Table Web 1" w:semiHidden="1" w:unhideWhenUsed="1"/>
-    <w:lsdException w:name="Table Web 2" w:semiHidden="1" w:unhideWhenUsed="1"/>
-    <w:lsdException w:name="Table Web 3" w:semiHidden="1" w:unhideWhenUsed="1"/>
     <w:lsdException w:name="Balloon Text" w:semiHidden="1" w:unhideWhenUsed="1"/>
     <w:lsdException w:name="Table Grid" w:uiPriority="39"/>
     <w:lsdException w:name="Table Theme" w:semiHidden="1" w:unhideWhenUsed="1"/>
@@ -11272,6 +11024,11 @@
     <w:lsdException w:name="List Table 5 Dark Accent 6" w:uiPriority="50"/>
     <w:lsdException w:name="List Table 6 Colorful Accent 6" w:uiPriority="51"/>
     <w:lsdException w:name="List Table 7 Colorful Accent 6" w:uiPriority="52"/>
+    <w:lsdException w:name="Mention" w:semiHidden="1" w:unhideWhenUsed="1"/>
+    <w:lsdException w:name="Smart Hyperlink" w:semiHidden="1" w:unhideWhenUsed="1"/>
+    <w:lsdException w:name="Hashtag" w:semiHidden="1" w:unhideWhenUsed="1"/>
+    <w:lsdException w:name="Unresolved Mention" w:semiHidden="1" w:unhideWhenUsed="1"/>
+    <w:lsdException w:name="Smart Link" w:semiHidden="1" w:unhideWhenUsed="1"/>
   </w:latentStyles>
   <w:style w:type="paragraph" w:default="1" w:styleId="a">
     <w:name w:val="Normal"/>

--- a/Белокуров Отчёт ЛБ5.docx
+++ b/Белокуров Отчёт ЛБ5.docx
@@ -1,6 +1,6 @@
 
 <file path=word/document.xml><?xml version="1.0" encoding="utf-8"?>
-<w:document xmlns:wpc="http://schemas.microsoft.com/office/word/2010/wordprocessingCanvas" xmlns:cx="http://schemas.microsoft.com/office/drawing/2014/chartex" xmlns:cx1="http://schemas.microsoft.com/office/drawing/2015/9/8/chartex" xmlns:cx2="http://schemas.microsoft.com/office/drawing/2015/10/21/chartex" xmlns:cx3="http://schemas.microsoft.com/office/drawing/2016/5/9/chartex" xmlns:cx4="http://schemas.microsoft.com/office/drawing/2016/5/10/chartex" xmlns:cx5="http://schemas.microsoft.com/office/drawing/2016/5/11/chartex" xmlns:cx6="http://schemas.microsoft.com/office/drawing/2016/5/12/chartex" xmlns:cx7="http://schemas.microsoft.com/office/drawing/2016/5/13/chartex" xmlns:cx8="http://schemas.microsoft.com/office/drawing/2016/5/14/chartex" xmlns:mc="http://schemas.openxmlformats.org/markup-compatibility/2006" xmlns:aink="http://schemas.microsoft.com/office/drawing/2016/ink" xmlns:am3d="http://schemas.microsoft.com/office/drawing/2017/model3d" xmlns:o="urn:schemas-microsoft-com:office:office" xmlns:r="http://schemas.openxmlformats.org/officeDocument/2006/relationships" xmlns:m="http://schemas.openxmlformats.org/officeDocument/2006/math" xmlns:v="urn:schemas-microsoft-com:vml" xmlns:wp14="http://schemas.microsoft.com/office/word/2010/wordprocessingDrawing" xmlns:wp="http://schemas.openxmlformats.org/drawingml/2006/wordprocessingDrawing" xmlns:w10="urn:schemas-microsoft-com:office:word" xmlns:w="http://schemas.openxmlformats.org/wordprocessingml/2006/main" xmlns:w14="http://schemas.microsoft.com/office/word/2010/wordml" xmlns:w15="http://schemas.microsoft.com/office/word/2012/wordml" xmlns:w16cex="http://schemas.microsoft.com/office/word/2018/wordml/cex" xmlns:w16cid="http://schemas.microsoft.com/office/word/2016/wordml/cid" xmlns:w16="http://schemas.microsoft.com/office/word/2018/wordml" xmlns:w16sdtdh="http://schemas.microsoft.com/office/word/2020/wordml/sdtdatahash" xmlns:w16se="http://schemas.microsoft.com/office/word/2015/wordml/symex" xmlns:wpg="http://schemas.microsoft.com/office/word/2010/wordprocessingGroup" xmlns:wpi="http://schemas.microsoft.com/office/word/2010/wordprocessingInk" xmlns:wne="http://schemas.microsoft.com/office/word/2006/wordml" xmlns:wps="http://schemas.microsoft.com/office/word/2010/wordprocessingShape" mc:Ignorable="w14 w15 w16se w16cid w16 w16cex w16sdtdh wp14">
+<w:document xmlns:wpc="http://schemas.microsoft.com/office/word/2010/wordprocessingCanvas" xmlns:cx="http://schemas.microsoft.com/office/drawing/2014/chartex" xmlns:mc="http://schemas.openxmlformats.org/markup-compatibility/2006" xmlns:o="urn:schemas-microsoft-com:office:office" xmlns:r="http://schemas.openxmlformats.org/officeDocument/2006/relationships" xmlns:m="http://schemas.openxmlformats.org/officeDocument/2006/math" xmlns:v="urn:schemas-microsoft-com:vml" xmlns:wp14="http://schemas.microsoft.com/office/word/2010/wordprocessingDrawing" xmlns:wp="http://schemas.openxmlformats.org/drawingml/2006/wordprocessingDrawing" xmlns:w10="urn:schemas-microsoft-com:office:word" xmlns:w="http://schemas.openxmlformats.org/wordprocessingml/2006/main" xmlns:w14="http://schemas.microsoft.com/office/word/2010/wordml" xmlns:w15="http://schemas.microsoft.com/office/word/2012/wordml" xmlns:w16se="http://schemas.microsoft.com/office/word/2015/wordml/symex" xmlns:wpg="http://schemas.microsoft.com/office/word/2010/wordprocessingGroup" xmlns:wpi="http://schemas.microsoft.com/office/word/2010/wordprocessingInk" xmlns:wne="http://schemas.microsoft.com/office/word/2006/wordml" xmlns:wps="http://schemas.microsoft.com/office/word/2010/wordprocessingShape" mc:Ignorable="w14 w15 w16se wp14">
   <w:body>
     <w:tbl>
       <w:tblPr>
@@ -646,12 +646,21 @@
                 <w:u w:val="single"/>
               </w:rPr>
             </w:pPr>
+            <w:proofErr w:type="spellStart"/>
             <w:r>
               <w:rPr>
                 <w:szCs w:val="28"/>
                 <w:u w:val="single"/>
               </w:rPr>
-              <w:t>Калентьев А. А.</w:t>
+              <w:t>Калентьев</w:t>
+            </w:r>
+            <w:proofErr w:type="spellEnd"/>
+            <w:r>
+              <w:rPr>
+                <w:szCs w:val="28"/>
+                <w:u w:val="single"/>
+              </w:rPr>
+              <w:t xml:space="preserve"> А. А.</w:t>
             </w:r>
           </w:p>
         </w:tc>
@@ -1633,7 +1642,6 @@
           <w:b/>
           <w:bCs/>
         </w:rPr>
-        <w:lastRenderedPageBreak/>
         <w:t>ВВЕДЕНИЕ</w:t>
       </w:r>
       <w:bookmarkEnd w:id="0"/>
@@ -1764,11 +1772,19 @@
       <w:r>
         <w:t xml:space="preserve">Привести дерево ветвлений </w:t>
       </w:r>
+      <w:proofErr w:type="spellStart"/>
       <w:r>
         <w:rPr>
           <w:lang w:val="en-US"/>
         </w:rPr>
-        <w:t>Git;</w:t>
+        <w:t>Git</w:t>
+      </w:r>
+      <w:proofErr w:type="spellEnd"/>
+      <w:r>
+        <w:rPr>
+          <w:lang w:val="en-US"/>
+        </w:rPr>
+        <w:t>;</w:t>
       </w:r>
     </w:p>
     <w:p>
@@ -1803,7 +1819,6 @@
           <w:b/>
           <w:bCs/>
         </w:rPr>
-        <w:lastRenderedPageBreak/>
         <w:t xml:space="preserve">1 </w:t>
       </w:r>
       <w:bookmarkEnd w:id="2"/>
@@ -1860,7 +1875,23 @@
     </w:p>
     <w:p>
       <w:r>
-        <w:t xml:space="preserve">Вариант использования (use case) — это описание множества последовательных действий (включая вариации), которые выполняются некоторым субъектом с целью получения результата, значимого для некоторого действующего лица </w:t>
+        <w:t>Вариант использования (</w:t>
+      </w:r>
+      <w:proofErr w:type="spellStart"/>
+      <w:r>
+        <w:t>use</w:t>
+      </w:r>
+      <w:proofErr w:type="spellEnd"/>
+      <w:r>
+        <w:t xml:space="preserve"> </w:t>
+      </w:r>
+      <w:proofErr w:type="spellStart"/>
+      <w:r>
+        <w:t>case</w:t>
+      </w:r>
+      <w:proofErr w:type="spellEnd"/>
+      <w:r>
+        <w:t xml:space="preserve">) — это описание множества последовательных действий (включая вариации), которые выполняются некоторым субъектом с целью получения результата, значимого для некоторого действующего лица </w:t>
       </w:r>
       <w:r>
         <w:t>[</w:t>
@@ -1916,7 +1947,7 @@
             <v:path o:extrusionok="f" gradientshapeok="t" o:connecttype="rect"/>
             <o:lock v:ext="edit" aspectratio="t"/>
           </v:shapetype>
-          <v:shape id="_x0000_i1025" type="#_x0000_t75" style="width:481.55pt;height:317pt">
+          <v:shape id="_x0000_i1025" type="#_x0000_t75" style="width:481.4pt;height:317.1pt">
             <v:imagedata r:id="rId8" o:title="ВИ"/>
           </v:shape>
         </w:pict>
@@ -1986,11 +2017,7 @@
         <w:ind w:firstLine="709"/>
       </w:pPr>
       <w:r>
-        <w:t xml:space="preserve">Диаграмма классов — это центральная методика моделирования, которая используется практически во всех объектно-ориентированных методах. Эта </w:t>
-      </w:r>
-      <w:r>
-        <w:lastRenderedPageBreak/>
-        <w:t xml:space="preserve">диаграмма описывает типы объектов в системе и различные виды статических отношений, которые существуют между ними. </w:t>
+        <w:t xml:space="preserve">Диаграмма классов — это центральная методика моделирования, которая используется практически во всех объектно-ориентированных методах. Эта диаграмма описывает типы объектов в системе и различные виды статических отношений, которые существуют между ними. </w:t>
       </w:r>
       <w:r>
         <w:t>Широко применяется не только для документирования и визуализации, но также для конструирования посредством прямого или обратного проектирования</w:t>
@@ -2034,7 +2061,6 @@
           <w:noProof/>
           <w:lang w:eastAsia="ru-RU"/>
         </w:rPr>
-        <w:lastRenderedPageBreak/>
         <w:drawing>
           <wp:inline distT="0" distB="0" distL="0" distR="0" wp14:anchorId="40A28D09" wp14:editId="6D023675">
             <wp:extent cx="7155872" cy="5361341"/>
@@ -2116,7 +2142,6 @@
           <w:b/>
           <w:bCs/>
         </w:rPr>
-        <w:lastRenderedPageBreak/>
         <w:t>1.3 Описание классов, образующих связь типа «общее-частное»</w:t>
       </w:r>
       <w:bookmarkEnd w:id="8"/>
@@ -2130,6 +2155,7 @@
       <w:r>
         <w:t xml:space="preserve">В таблице 1 приведено описание абстрактного класса </w:t>
       </w:r>
+      <w:proofErr w:type="spellStart"/>
       <w:r>
         <w:rPr>
           <w:i/>
@@ -2137,6 +2163,7 @@
         </w:rPr>
         <w:t>FigureBase</w:t>
       </w:r>
+      <w:proofErr w:type="spellEnd"/>
       <w:r>
         <w:t xml:space="preserve"> </w:t>
       </w:r>
@@ -2154,6 +2181,7 @@
       <w:r>
         <w:t xml:space="preserve">Таблица 1 – Описание класса </w:t>
       </w:r>
+      <w:proofErr w:type="spellStart"/>
       <w:r>
         <w:rPr>
           <w:i/>
@@ -2161,6 +2189,7 @@
         </w:rPr>
         <w:t>FigureBase</w:t>
       </w:r>
+      <w:proofErr w:type="spellEnd"/>
     </w:p>
     <w:tbl>
       <w:tblPr>
@@ -2284,6 +2313,7 @@
               </w:rPr>
               <w:t xml:space="preserve">Класс </w:t>
             </w:r>
+            <w:proofErr w:type="spellStart"/>
             <w:r>
               <w:rPr>
                 <w:i/>
@@ -2292,6 +2322,7 @@
               </w:rPr>
               <w:t>FigureBase</w:t>
             </w:r>
+            <w:proofErr w:type="spellEnd"/>
             <w:r>
               <w:rPr>
                 <w:sz w:val="24"/>
@@ -2346,6 +2377,7 @@
               </w:rPr>
               <w:t xml:space="preserve">+ </w:t>
             </w:r>
+            <w:proofErr w:type="spellStart"/>
             <w:r>
               <w:rPr>
                 <w:sz w:val="24"/>
@@ -2353,6 +2385,7 @@
               </w:rPr>
               <w:t>FigureType</w:t>
             </w:r>
+            <w:proofErr w:type="spellEnd"/>
           </w:p>
         </w:tc>
         <w:tc>
@@ -2575,13 +2608,23 @@
               </w:rPr>
               <w:t xml:space="preserve"> </w:t>
             </w:r>
+            <w:proofErr w:type="spellStart"/>
             <w:r>
               <w:rPr>
                 <w:sz w:val="24"/>
                 <w:u w:val="single"/>
                 <w:lang w:val="en-US"/>
               </w:rPr>
-              <w:t xml:space="preserve">CheckingNumber </w:t>
+              <w:t>CheckingNumber</w:t>
+            </w:r>
+            <w:proofErr w:type="spellEnd"/>
+            <w:r>
+              <w:rPr>
+                <w:sz w:val="24"/>
+                <w:u w:val="single"/>
+                <w:lang w:val="en-US"/>
+              </w:rPr>
+              <w:t xml:space="preserve"> </w:t>
             </w:r>
             <w:r>
               <w:rPr>
@@ -2729,6 +2772,7 @@
       <w:r>
         <w:t xml:space="preserve">, которые наследуются от </w:t>
       </w:r>
+      <w:proofErr w:type="spellStart"/>
       <w:r>
         <w:rPr>
           <w:i/>
@@ -2736,6 +2780,7 @@
         </w:rPr>
         <w:t>FigureBase</w:t>
       </w:r>
+      <w:proofErr w:type="spellEnd"/>
       <w:r>
         <w:t>.</w:t>
       </w:r>
@@ -2760,9 +2805,11 @@
       <w:r>
         <w:t xml:space="preserve"> – Описание класса </w:t>
       </w:r>
+      <w:proofErr w:type="spellStart"/>
       <w:r>
         <w:t>Parallelepiped</w:t>
       </w:r>
+      <w:proofErr w:type="spellEnd"/>
     </w:p>
     <w:tbl>
       <w:tblPr>
@@ -2887,12 +2934,14 @@
               </w:rPr>
               <w:t xml:space="preserve">Класс </w:t>
             </w:r>
+            <w:proofErr w:type="spellStart"/>
             <w:r>
               <w:rPr>
                 <w:sz w:val="24"/>
               </w:rPr>
               <w:t>Parallelepiped</w:t>
             </w:r>
+            <w:proofErr w:type="spellEnd"/>
             <w:r>
               <w:rPr>
                 <w:sz w:val="24"/>
@@ -3499,6 +3548,7 @@
               </w:rPr>
               <w:t xml:space="preserve">+ </w:t>
             </w:r>
+            <w:proofErr w:type="spellStart"/>
             <w:r>
               <w:rPr>
                 <w:sz w:val="24"/>
@@ -3506,6 +3556,7 @@
               </w:rPr>
               <w:t>FigureType</w:t>
             </w:r>
+            <w:proofErr w:type="spellEnd"/>
           </w:p>
         </w:tc>
         <w:tc>
@@ -3641,7 +3692,6 @@
         </w:rPr>
       </w:pPr>
       <w:r>
-        <w:lastRenderedPageBreak/>
         <w:t>Таблица</w:t>
       </w:r>
       <w:r>
@@ -3653,9 +3703,11 @@
       <w:r>
         <w:t xml:space="preserve">3 – Описание класса </w:t>
       </w:r>
+      <w:proofErr w:type="spellStart"/>
       <w:r>
         <w:t>Pyramid</w:t>
       </w:r>
+      <w:proofErr w:type="spellEnd"/>
     </w:p>
     <w:tbl>
       <w:tblPr>
@@ -3780,12 +3832,14 @@
               </w:rPr>
               <w:t xml:space="preserve">Класс </w:t>
             </w:r>
+            <w:proofErr w:type="spellStart"/>
             <w:r>
               <w:rPr>
                 <w:sz w:val="24"/>
               </w:rPr>
               <w:t>Pyramid</w:t>
             </w:r>
+            <w:proofErr w:type="spellEnd"/>
             <w:r>
               <w:rPr>
                 <w:sz w:val="24"/>
@@ -4319,8 +4373,17 @@
                 <w:sz w:val="24"/>
                 <w:lang w:val="en-US"/>
               </w:rPr>
-              <w:t>+ FigureType</w:t>
-            </w:r>
+              <w:t xml:space="preserve">+ </w:t>
+            </w:r>
+            <w:proofErr w:type="spellStart"/>
+            <w:r>
+              <w:rPr>
+                <w:sz w:val="24"/>
+                <w:lang w:val="en-US"/>
+              </w:rPr>
+              <w:t>FigureType</w:t>
+            </w:r>
+            <w:proofErr w:type="spellEnd"/>
           </w:p>
         </w:tc>
         <w:tc>
@@ -4667,6 +4730,7 @@
               </w:rPr>
               <w:t>_</w:t>
             </w:r>
+            <w:proofErr w:type="spellStart"/>
             <w:r>
               <w:rPr>
                 <w:sz w:val="24"/>
@@ -4674,6 +4738,7 @@
               </w:rPr>
               <w:t>radiusOfFigure</w:t>
             </w:r>
+            <w:proofErr w:type="spellEnd"/>
           </w:p>
         </w:tc>
         <w:tc>
@@ -4841,8 +4906,17 @@
                 <w:sz w:val="24"/>
                 <w:lang w:val="en-US"/>
               </w:rPr>
-              <w:t>+ FigureType</w:t>
-            </w:r>
+              <w:t xml:space="preserve">+ </w:t>
+            </w:r>
+            <w:proofErr w:type="spellStart"/>
+            <w:r>
+              <w:rPr>
+                <w:sz w:val="24"/>
+                <w:lang w:val="en-US"/>
+              </w:rPr>
+              <w:t>FigureType</w:t>
+            </w:r>
+            <w:proofErr w:type="spellEnd"/>
           </w:p>
         </w:tc>
         <w:tc>
@@ -4990,6 +5064,7 @@
         </w:rPr>
         <w:t xml:space="preserve">1.4 Дерево ветвлений </w:t>
       </w:r>
+      <w:proofErr w:type="spellStart"/>
       <w:r>
         <w:rPr>
           <w:b/>
@@ -5000,6 +5075,7 @@
       </w:r>
       <w:bookmarkEnd w:id="10"/>
       <w:bookmarkEnd w:id="11"/>
+      <w:proofErr w:type="spellEnd"/>
     </w:p>
     <w:p>
       <w:pPr>
@@ -5014,12 +5090,14 @@
       <w:r>
         <w:t xml:space="preserve">На рисунке 3 представлено дерево ветвлений </w:t>
       </w:r>
+      <w:proofErr w:type="spellStart"/>
       <w:r>
         <w:rPr>
           <w:lang w:val="en-US"/>
         </w:rPr>
         <w:t>Git</w:t>
       </w:r>
+      <w:proofErr w:type="spellEnd"/>
       <w:r>
         <w:t>, полученное по окончании работы с проектом.</w:t>
       </w:r>
@@ -5034,7 +5112,6 @@
           <w:noProof/>
           <w:lang w:eastAsia="ru-RU"/>
         </w:rPr>
-        <w:lastRenderedPageBreak/>
         <w:drawing>
           <wp:inline distT="0" distB="0" distL="0" distR="0" wp14:anchorId="2E610DF1" wp14:editId="5E702A62">
             <wp:extent cx="3570514" cy="2816252"/>
@@ -5080,12 +5157,14 @@
       <w:r>
         <w:t xml:space="preserve">Рисунок 3 – Дерево ветвлений </w:t>
       </w:r>
+      <w:proofErr w:type="spellStart"/>
       <w:r>
         <w:rPr>
           <w:lang w:val="en-US"/>
         </w:rPr>
         <w:t>Git</w:t>
       </w:r>
+      <w:proofErr w:type="spellEnd"/>
     </w:p>
     <w:p>
       <w:pPr>
@@ -5235,7 +5314,6 @@
           <w:noProof/>
           <w:lang w:eastAsia="ru-RU"/>
         </w:rPr>
-        <w:lastRenderedPageBreak/>
         <w:drawing>
           <wp:inline distT="0" distB="0" distL="0" distR="0" wp14:anchorId="3D42CFF0" wp14:editId="777148F8">
             <wp:extent cx="1733550" cy="2428875"/>
@@ -5374,7 +5452,6 @@
           <w:noProof/>
           <w:lang w:eastAsia="ru-RU"/>
         </w:rPr>
-        <w:lastRenderedPageBreak/>
         <w:drawing>
           <wp:inline distT="0" distB="0" distL="0" distR="0" wp14:anchorId="343A13AC" wp14:editId="66BB094B">
             <wp:extent cx="2121477" cy="2667000"/>
@@ -5429,12 +5506,14 @@
       <w:r>
         <w:t xml:space="preserve">В программе предусмотрена система обработки некорректного ввода данных пользователем. Например, при попытке ввести отрицательное число появится соответствующее сообщение об ошибке (рисунки 8-9). Аналогичным образом обрабатывается попытка ввода </w:t>
       </w:r>
+      <w:proofErr w:type="spellStart"/>
       <w:r>
         <w:rPr>
           <w:lang w:val="en-US"/>
         </w:rPr>
         <w:t>NaN</w:t>
       </w:r>
+      <w:proofErr w:type="spellEnd"/>
       <w:r>
         <w:t>.</w:t>
       </w:r>
@@ -5511,7 +5590,6 @@
           <w:noProof/>
           <w:lang w:eastAsia="ru-RU"/>
         </w:rPr>
-        <w:lastRenderedPageBreak/>
         <w:drawing>
           <wp:inline distT="0" distB="0" distL="0" distR="0" wp14:anchorId="1AF985B0" wp14:editId="7A929867">
             <wp:extent cx="3719946" cy="1505518"/>
@@ -5682,7 +5760,6 @@
           <w:noProof/>
           <w:lang w:eastAsia="ru-RU"/>
         </w:rPr>
-        <w:lastRenderedPageBreak/>
         <w:drawing>
           <wp:inline distT="0" distB="0" distL="0" distR="0" wp14:anchorId="21C2B581" wp14:editId="52797876">
             <wp:extent cx="2119745" cy="2624160"/>
@@ -5868,7 +5945,6 @@
           <w:noProof/>
           <w:lang w:eastAsia="ru-RU"/>
         </w:rPr>
-        <w:lastRenderedPageBreak/>
         <w:drawing>
           <wp:inline distT="0" distB="0" distL="0" distR="0" wp14:anchorId="6005A678" wp14:editId="6088A789">
             <wp:extent cx="2085109" cy="2616723"/>
@@ -6031,7 +6107,6 @@
           <w:noProof/>
           <w:lang w:eastAsia="ru-RU"/>
         </w:rPr>
-        <w:lastRenderedPageBreak/>
         <w:drawing>
           <wp:inline distT="0" distB="0" distL="0" distR="0" wp14:anchorId="5289F1F8" wp14:editId="0A757DCF">
             <wp:extent cx="1745672" cy="1664162"/>
@@ -6216,7 +6291,6 @@
           <w:noProof/>
           <w:lang w:eastAsia="ru-RU"/>
         </w:rPr>
-        <w:lastRenderedPageBreak/>
         <w:drawing>
           <wp:inline distT="0" distB="0" distL="0" distR="0" wp14:anchorId="7F17A941" wp14:editId="5633C14B">
             <wp:extent cx="2286000" cy="2885499"/>
@@ -6420,7 +6494,6 @@
           <w:noProof/>
           <w:lang w:eastAsia="ru-RU"/>
         </w:rPr>
-        <w:lastRenderedPageBreak/>
         <w:drawing>
           <wp:inline distT="0" distB="0" distL="0" distR="0" wp14:anchorId="1C0529B7" wp14:editId="2523B878">
             <wp:extent cx="2140527" cy="2681740"/>
@@ -6609,7 +6682,6 @@
           <w:noProof/>
           <w:lang w:eastAsia="ru-RU"/>
         </w:rPr>
-        <w:lastRenderedPageBreak/>
         <w:drawing>
           <wp:inline distT="0" distB="0" distL="0" distR="0" wp14:anchorId="75B24D9B" wp14:editId="4EE6CE7B">
             <wp:extent cx="4502727" cy="1008185"/>
@@ -7120,8 +7192,13 @@
         </w:numPr>
         <w:ind w:left="0" w:firstLine="709"/>
       </w:pPr>
-      <w:r>
-        <w:t xml:space="preserve">Калентьев, А. А. Новые технологии в </w:t>
+      <w:proofErr w:type="spellStart"/>
+      <w:r>
+        <w:t>Калентьев</w:t>
+      </w:r>
+      <w:proofErr w:type="spellEnd"/>
+      <w:r>
+        <w:t xml:space="preserve">, А. А. Новые технологии в </w:t>
       </w:r>
       <w:proofErr w:type="gramStart"/>
       <w:r>
@@ -7129,7 +7206,31 @@
       </w:r>
       <w:proofErr w:type="gramEnd"/>
       <w:r>
-        <w:t xml:space="preserve"> учебное пособие / А. А. Калентьев, Д. В. Гарайс, А. Е. Гориянов. – </w:t>
+        <w:t xml:space="preserve"> учебное пособие / А. А. </w:t>
+      </w:r>
+      <w:proofErr w:type="spellStart"/>
+      <w:r>
+        <w:t>Калентьев</w:t>
+      </w:r>
+      <w:proofErr w:type="spellEnd"/>
+      <w:r>
+        <w:t xml:space="preserve">, Д. В. </w:t>
+      </w:r>
+      <w:proofErr w:type="spellStart"/>
+      <w:r>
+        <w:t>Гарайс</w:t>
+      </w:r>
+      <w:proofErr w:type="spellEnd"/>
+      <w:r>
+        <w:t xml:space="preserve">, А. Е. </w:t>
+      </w:r>
+      <w:proofErr w:type="spellStart"/>
+      <w:r>
+        <w:t>Гориянов</w:t>
+      </w:r>
+      <w:proofErr w:type="spellEnd"/>
+      <w:r>
+        <w:t xml:space="preserve">. – </w:t>
       </w:r>
       <w:proofErr w:type="gramStart"/>
       <w:r>
@@ -7254,7 +7355,23 @@
         <w:t xml:space="preserve">Заказчик: </w:t>
       </w:r>
       <w:r>
-        <w:t>Канд. техн. наук, доцент каф. КСУП ТУСУР Калентьев А. А.</w:t>
+        <w:t xml:space="preserve">Канд. </w:t>
+      </w:r>
+      <w:proofErr w:type="spellStart"/>
+      <w:r>
+        <w:t>техн</w:t>
+      </w:r>
+      <w:proofErr w:type="spellEnd"/>
+      <w:r>
+        <w:t xml:space="preserve">. наук, доцент каф. КСУП ТУСУР </w:t>
+      </w:r>
+      <w:proofErr w:type="spellStart"/>
+      <w:r>
+        <w:t>Калентьев</w:t>
+      </w:r>
+      <w:proofErr w:type="spellEnd"/>
+      <w:r>
+        <w:t xml:space="preserve"> А. А.</w:t>
       </w:r>
     </w:p>
     <w:p>
@@ -7287,7 +7404,6 @@
           <w:b/>
           <w:bCs/>
         </w:rPr>
-        <w:lastRenderedPageBreak/>
         <w:t xml:space="preserve">1 </w:t>
       </w:r>
       <w:r>
@@ -7371,7 +7487,23 @@
         <w:ind w:firstLine="709"/>
       </w:pPr>
       <w:r>
-        <w:t>Заказчик: Канд. техн. наук, доцент каф. КСУП ТУСУР Калентьев А. А.</w:t>
+        <w:t xml:space="preserve">Заказчик: Канд. </w:t>
+      </w:r>
+      <w:proofErr w:type="spellStart"/>
+      <w:r>
+        <w:t>техн</w:t>
+      </w:r>
+      <w:proofErr w:type="spellEnd"/>
+      <w:r>
+        <w:t xml:space="preserve">. наук, доцент каф. КСУП ТУСУР </w:t>
+      </w:r>
+      <w:proofErr w:type="spellStart"/>
+      <w:r>
+        <w:t>Калентьев</w:t>
+      </w:r>
+      <w:proofErr w:type="spellEnd"/>
+      <w:r>
+        <w:t xml:space="preserve"> А. А.</w:t>
       </w:r>
     </w:p>
     <w:p>
@@ -7438,9 +7570,12 @@
       <w:r>
         <w:t xml:space="preserve">Окончание работ: </w:t>
       </w:r>
+      <w:r>
+        <w:t>22</w:t>
+      </w:r>
       <w:commentRangeStart w:id="18"/>
       <w:r>
-        <w:t>06 октября 2025</w:t>
+        <w:t xml:space="preserve"> октября 2025</w:t>
       </w:r>
       <w:r>
         <w:t xml:space="preserve"> г.</w:t>
@@ -7474,7 +7609,6 @@
           <w:b/>
           <w:bCs/>
         </w:rPr>
-        <w:lastRenderedPageBreak/>
         <w:t xml:space="preserve">2 </w:t>
       </w:r>
       <w:r>
@@ -7615,7 +7749,6 @@
           <w:b/>
           <w:bCs/>
         </w:rPr>
-        <w:lastRenderedPageBreak/>
         <w:t xml:space="preserve">3 </w:t>
       </w:r>
       <w:r>
@@ -7666,7 +7799,6 @@
           <w:b/>
           <w:bCs/>
         </w:rPr>
-        <w:lastRenderedPageBreak/>
         <w:t>4 Требования к системе</w:t>
       </w:r>
     </w:p>
@@ -8095,12 +8227,10 @@
           <w:szCs w:val="20"/>
           <w:lang w:val="en-US" w:eastAsia="ru-RU"/>
         </w:rPr>
-        <w:t>&lt;ArrayOfFigureBase xmlns:xsi="http://www.w3.org/2001/XMLSchema-instance" xmlns:xsd="http://www.w3.org/2001/XMLSchema"&gt;</w:t>
-      </w:r>
-    </w:p>
-    <w:p>
-      <w:pPr>
-        <w:ind w:firstLine="0"/>
+        <w:t>&lt;</w:t>
+      </w:r>
+      <w:proofErr w:type="spellStart"/>
+      <w:r>
         <w:rPr>
           <w:rFonts w:ascii="Courier New" w:eastAsia="Times New Roman" w:hAnsi="Courier New" w:cs="Courier New"/>
           <w:color w:val="000000"/>
@@ -8108,7 +8238,9 @@
           <w:szCs w:val="20"/>
           <w:lang w:val="en-US" w:eastAsia="ru-RU"/>
         </w:rPr>
-      </w:pPr>
+        <w:t>ArrayOfFigureBase</w:t>
+      </w:r>
+      <w:proofErr w:type="spellEnd"/>
       <w:r>
         <w:rPr>
           <w:rFonts w:ascii="Courier New" w:eastAsia="Times New Roman" w:hAnsi="Courier New" w:cs="Courier New"/>
@@ -8117,9 +8249,9 @@
           <w:szCs w:val="20"/>
           <w:lang w:val="en-US" w:eastAsia="ru-RU"/>
         </w:rPr>
-        <w:t xml:space="preserve">  &lt;FigureBase </w:t>
-      </w:r>
-      <w:proofErr w:type="gramStart"/>
+        <w:t xml:space="preserve"> </w:t>
+      </w:r>
+      <w:proofErr w:type="spellStart"/>
       <w:r>
         <w:rPr>
           <w:rFonts w:ascii="Courier New" w:eastAsia="Times New Roman" w:hAnsi="Courier New" w:cs="Courier New"/>
@@ -8128,9 +8260,9 @@
           <w:szCs w:val="20"/>
           <w:lang w:val="en-US" w:eastAsia="ru-RU"/>
         </w:rPr>
-        <w:t>xsi:type</w:t>
-      </w:r>
-      <w:proofErr w:type="gramEnd"/>
+        <w:t>xmlns:xsi</w:t>
+      </w:r>
+      <w:proofErr w:type="spellEnd"/>
       <w:r>
         <w:rPr>
           <w:rFonts w:ascii="Courier New" w:eastAsia="Times New Roman" w:hAnsi="Courier New" w:cs="Courier New"/>
@@ -8139,12 +8271,10 @@
           <w:szCs w:val="20"/>
           <w:lang w:val="en-US" w:eastAsia="ru-RU"/>
         </w:rPr>
-        <w:t>="Ball"&gt;</w:t>
-      </w:r>
-    </w:p>
-    <w:p>
-      <w:pPr>
-        <w:ind w:firstLine="0"/>
+        <w:t xml:space="preserve">="http://www.w3.org/2001/XMLSchema-instance" </w:t>
+      </w:r>
+      <w:proofErr w:type="spellStart"/>
+      <w:r>
         <w:rPr>
           <w:rFonts w:ascii="Courier New" w:eastAsia="Times New Roman" w:hAnsi="Courier New" w:cs="Courier New"/>
           <w:color w:val="000000"/>
@@ -8152,7 +8282,9 @@
           <w:szCs w:val="20"/>
           <w:lang w:val="en-US" w:eastAsia="ru-RU"/>
         </w:rPr>
-      </w:pPr>
+        <w:t>xmlns:xsd</w:t>
+      </w:r>
+      <w:proofErr w:type="spellEnd"/>
       <w:r>
         <w:rPr>
           <w:rFonts w:ascii="Courier New" w:eastAsia="Times New Roman" w:hAnsi="Courier New" w:cs="Courier New"/>
@@ -8161,9 +8293,12 @@
           <w:szCs w:val="20"/>
           <w:lang w:val="en-US" w:eastAsia="ru-RU"/>
         </w:rPr>
-        <w:t xml:space="preserve">    &lt;Radius&gt;</w:t>
-      </w:r>
-      <w:r>
+        <w:t>="http://www.w3.org/2001/XMLSchema"&gt;</w:t>
+      </w:r>
+    </w:p>
+    <w:p>
+      <w:pPr>
+        <w:ind w:firstLine="0"/>
         <w:rPr>
           <w:rFonts w:ascii="Courier New" w:eastAsia="Times New Roman" w:hAnsi="Courier New" w:cs="Courier New"/>
           <w:color w:val="000000"/>
@@ -8171,8 +8306,7 @@
           <w:szCs w:val="20"/>
           <w:lang w:val="en-US" w:eastAsia="ru-RU"/>
         </w:rPr>
-        <w:t xml:space="preserve"> </w:t>
-      </w:r>
+      </w:pPr>
       <w:r>
         <w:rPr>
           <w:rFonts w:ascii="Courier New" w:eastAsia="Times New Roman" w:hAnsi="Courier New" w:cs="Courier New"/>
@@ -8181,12 +8315,10 @@
           <w:szCs w:val="20"/>
           <w:lang w:val="en-US" w:eastAsia="ru-RU"/>
         </w:rPr>
-        <w:t>&lt;/Radius&gt;</w:t>
-      </w:r>
-    </w:p>
-    <w:p>
-      <w:pPr>
-        <w:ind w:firstLine="0"/>
+        <w:t xml:space="preserve">  &lt;</w:t>
+      </w:r>
+      <w:proofErr w:type="spellStart"/>
+      <w:r>
         <w:rPr>
           <w:rFonts w:ascii="Courier New" w:eastAsia="Times New Roman" w:hAnsi="Courier New" w:cs="Courier New"/>
           <w:color w:val="000000"/>
@@ -8194,7 +8326,9 @@
           <w:szCs w:val="20"/>
           <w:lang w:val="en-US" w:eastAsia="ru-RU"/>
         </w:rPr>
-      </w:pPr>
+        <w:t>FigureBase</w:t>
+      </w:r>
+      <w:proofErr w:type="spellEnd"/>
       <w:r>
         <w:rPr>
           <w:rFonts w:ascii="Courier New" w:eastAsia="Times New Roman" w:hAnsi="Courier New" w:cs="Courier New"/>
@@ -8203,12 +8337,11 @@
           <w:szCs w:val="20"/>
           <w:lang w:val="en-US" w:eastAsia="ru-RU"/>
         </w:rPr>
-        <w:t xml:space="preserve">  &lt;/FigureBase&gt;</w:t>
-      </w:r>
-    </w:p>
-    <w:p>
-      <w:pPr>
-        <w:ind w:firstLine="0"/>
+        <w:t xml:space="preserve"> </w:t>
+      </w:r>
+      <w:proofErr w:type="spellStart"/>
+      <w:proofErr w:type="gramStart"/>
+      <w:r>
         <w:rPr>
           <w:rFonts w:ascii="Courier New" w:eastAsia="Times New Roman" w:hAnsi="Courier New" w:cs="Courier New"/>
           <w:color w:val="000000"/>
@@ -8216,7 +8349,10 @@
           <w:szCs w:val="20"/>
           <w:lang w:val="en-US" w:eastAsia="ru-RU"/>
         </w:rPr>
-      </w:pPr>
+        <w:t>xsi:type</w:t>
+      </w:r>
+      <w:proofErr w:type="spellEnd"/>
+      <w:proofErr w:type="gramEnd"/>
       <w:r>
         <w:rPr>
           <w:rFonts w:ascii="Courier New" w:eastAsia="Times New Roman" w:hAnsi="Courier New" w:cs="Courier New"/>
@@ -8225,10 +8361,12 @@
           <w:szCs w:val="20"/>
           <w:lang w:val="en-US" w:eastAsia="ru-RU"/>
         </w:rPr>
-        <w:t xml:space="preserve">  &lt;FigureBase </w:t>
-      </w:r>
-      <w:proofErr w:type="gramStart"/>
-      <w:r>
+        <w:t>="Ball"&gt;</w:t>
+      </w:r>
+    </w:p>
+    <w:p>
+      <w:pPr>
+        <w:ind w:firstLine="0"/>
         <w:rPr>
           <w:rFonts w:ascii="Courier New" w:eastAsia="Times New Roman" w:hAnsi="Courier New" w:cs="Courier New"/>
           <w:color w:val="000000"/>
@@ -8236,9 +8374,7 @@
           <w:szCs w:val="20"/>
           <w:lang w:val="en-US" w:eastAsia="ru-RU"/>
         </w:rPr>
-        <w:t>xsi:type</w:t>
-      </w:r>
-      <w:proofErr w:type="gramEnd"/>
+      </w:pPr>
       <w:r>
         <w:rPr>
           <w:rFonts w:ascii="Courier New" w:eastAsia="Times New Roman" w:hAnsi="Courier New" w:cs="Courier New"/>
@@ -8247,12 +8383,9 @@
           <w:szCs w:val="20"/>
           <w:lang w:val="en-US" w:eastAsia="ru-RU"/>
         </w:rPr>
-        <w:t>="Parallelepiped"&gt;</w:t>
-      </w:r>
-    </w:p>
-    <w:p>
-      <w:pPr>
-        <w:ind w:firstLine="0"/>
+        <w:t xml:space="preserve">    &lt;Radius&gt;</w:t>
+      </w:r>
+      <w:r>
         <w:rPr>
           <w:rFonts w:ascii="Courier New" w:eastAsia="Times New Roman" w:hAnsi="Courier New" w:cs="Courier New"/>
           <w:color w:val="000000"/>
@@ -8260,7 +8393,8 @@
           <w:szCs w:val="20"/>
           <w:lang w:val="en-US" w:eastAsia="ru-RU"/>
         </w:rPr>
-      </w:pPr>
+        <w:t xml:space="preserve"> </w:t>
+      </w:r>
       <w:r>
         <w:rPr>
           <w:rFonts w:ascii="Courier New" w:eastAsia="Times New Roman" w:hAnsi="Courier New" w:cs="Courier New"/>
@@ -8269,7 +8403,7 @@
           <w:szCs w:val="20"/>
           <w:lang w:val="en-US" w:eastAsia="ru-RU"/>
         </w:rPr>
-        <w:t xml:space="preserve">    &lt;Length&gt; &lt;/Length&gt;</w:t>
+        <w:t>&lt;/Radius&gt;</w:t>
       </w:r>
     </w:p>
     <w:p>
@@ -8291,12 +8425,10 @@
           <w:szCs w:val="20"/>
           <w:lang w:val="en-US" w:eastAsia="ru-RU"/>
         </w:rPr>
-        <w:t xml:space="preserve">    &lt;Width&gt; &lt;/Width&gt;</w:t>
-      </w:r>
-    </w:p>
-    <w:p>
-      <w:pPr>
-        <w:ind w:firstLine="0"/>
+        <w:t xml:space="preserve">  &lt;/</w:t>
+      </w:r>
+      <w:proofErr w:type="spellStart"/>
+      <w:r>
         <w:rPr>
           <w:rFonts w:ascii="Courier New" w:eastAsia="Times New Roman" w:hAnsi="Courier New" w:cs="Courier New"/>
           <w:color w:val="000000"/>
@@ -8304,7 +8436,9 @@
           <w:szCs w:val="20"/>
           <w:lang w:val="en-US" w:eastAsia="ru-RU"/>
         </w:rPr>
-      </w:pPr>
+        <w:t>FigureBase</w:t>
+      </w:r>
+      <w:proofErr w:type="spellEnd"/>
       <w:r>
         <w:rPr>
           <w:rFonts w:ascii="Courier New" w:eastAsia="Times New Roman" w:hAnsi="Courier New" w:cs="Courier New"/>
@@ -8313,7 +8447,7 @@
           <w:szCs w:val="20"/>
           <w:lang w:val="en-US" w:eastAsia="ru-RU"/>
         </w:rPr>
-        <w:t xml:space="preserve">    &lt;Height&gt; &lt;/Height&gt;</w:t>
+        <w:t>&gt;</w:t>
       </w:r>
     </w:p>
     <w:p>
@@ -8335,12 +8469,10 @@
           <w:szCs w:val="20"/>
           <w:lang w:val="en-US" w:eastAsia="ru-RU"/>
         </w:rPr>
-        <w:t xml:space="preserve">  &lt;/FigureBase&gt;</w:t>
-      </w:r>
-    </w:p>
-    <w:p>
-      <w:pPr>
-        <w:ind w:firstLine="0"/>
+        <w:t xml:space="preserve">  &lt;</w:t>
+      </w:r>
+      <w:proofErr w:type="spellStart"/>
+      <w:r>
         <w:rPr>
           <w:rFonts w:ascii="Courier New" w:eastAsia="Times New Roman" w:hAnsi="Courier New" w:cs="Courier New"/>
           <w:color w:val="000000"/>
@@ -8348,7 +8480,9 @@
           <w:szCs w:val="20"/>
           <w:lang w:val="en-US" w:eastAsia="ru-RU"/>
         </w:rPr>
-      </w:pPr>
+        <w:t>FigureBase</w:t>
+      </w:r>
+      <w:proofErr w:type="spellEnd"/>
       <w:r>
         <w:rPr>
           <w:rFonts w:ascii="Courier New" w:eastAsia="Times New Roman" w:hAnsi="Courier New" w:cs="Courier New"/>
@@ -8357,8 +8491,9 @@
           <w:szCs w:val="20"/>
           <w:lang w:val="en-US" w:eastAsia="ru-RU"/>
         </w:rPr>
-        <w:t xml:space="preserve">  &lt;FigureBase </w:t>
-      </w:r>
+        <w:t xml:space="preserve"> </w:t>
+      </w:r>
+      <w:proofErr w:type="spellStart"/>
       <w:proofErr w:type="gramStart"/>
       <w:r>
         <w:rPr>
@@ -8370,6 +8505,7 @@
         </w:rPr>
         <w:t>xsi:type</w:t>
       </w:r>
+      <w:proofErr w:type="spellEnd"/>
       <w:proofErr w:type="gramEnd"/>
       <w:r>
         <w:rPr>
@@ -8379,7 +8515,7 @@
           <w:szCs w:val="20"/>
           <w:lang w:val="en-US" w:eastAsia="ru-RU"/>
         </w:rPr>
-        <w:t>="Pyramid"&gt;</w:t>
+        <w:t>="Parallelepiped"&gt;</w:t>
       </w:r>
     </w:p>
     <w:p>
@@ -8467,7 +8603,207 @@
           <w:szCs w:val="20"/>
           <w:lang w:val="en-US" w:eastAsia="ru-RU"/>
         </w:rPr>
-        <w:t xml:space="preserve">  &lt;/FigureBase&gt;</w:t>
+        <w:t xml:space="preserve">  &lt;/</w:t>
+      </w:r>
+      <w:proofErr w:type="spellStart"/>
+      <w:r>
+        <w:rPr>
+          <w:rFonts w:ascii="Courier New" w:eastAsia="Times New Roman" w:hAnsi="Courier New" w:cs="Courier New"/>
+          <w:color w:val="000000"/>
+          <w:sz w:val="20"/>
+          <w:szCs w:val="20"/>
+          <w:lang w:val="en-US" w:eastAsia="ru-RU"/>
+        </w:rPr>
+        <w:t>FigureBase</w:t>
+      </w:r>
+      <w:proofErr w:type="spellEnd"/>
+      <w:r>
+        <w:rPr>
+          <w:rFonts w:ascii="Courier New" w:eastAsia="Times New Roman" w:hAnsi="Courier New" w:cs="Courier New"/>
+          <w:color w:val="000000"/>
+          <w:sz w:val="20"/>
+          <w:szCs w:val="20"/>
+          <w:lang w:val="en-US" w:eastAsia="ru-RU"/>
+        </w:rPr>
+        <w:t>&gt;</w:t>
+      </w:r>
+    </w:p>
+    <w:p>
+      <w:pPr>
+        <w:ind w:firstLine="0"/>
+        <w:rPr>
+          <w:rFonts w:ascii="Courier New" w:eastAsia="Times New Roman" w:hAnsi="Courier New" w:cs="Courier New"/>
+          <w:color w:val="000000"/>
+          <w:sz w:val="20"/>
+          <w:szCs w:val="20"/>
+          <w:lang w:val="en-US" w:eastAsia="ru-RU"/>
+        </w:rPr>
+      </w:pPr>
+      <w:r>
+        <w:rPr>
+          <w:rFonts w:ascii="Courier New" w:eastAsia="Times New Roman" w:hAnsi="Courier New" w:cs="Courier New"/>
+          <w:color w:val="000000"/>
+          <w:sz w:val="20"/>
+          <w:szCs w:val="20"/>
+          <w:lang w:val="en-US" w:eastAsia="ru-RU"/>
+        </w:rPr>
+        <w:t xml:space="preserve">  &lt;</w:t>
+      </w:r>
+      <w:proofErr w:type="spellStart"/>
+      <w:r>
+        <w:rPr>
+          <w:rFonts w:ascii="Courier New" w:eastAsia="Times New Roman" w:hAnsi="Courier New" w:cs="Courier New"/>
+          <w:color w:val="000000"/>
+          <w:sz w:val="20"/>
+          <w:szCs w:val="20"/>
+          <w:lang w:val="en-US" w:eastAsia="ru-RU"/>
+        </w:rPr>
+        <w:t>FigureBase</w:t>
+      </w:r>
+      <w:proofErr w:type="spellEnd"/>
+      <w:r>
+        <w:rPr>
+          <w:rFonts w:ascii="Courier New" w:eastAsia="Times New Roman" w:hAnsi="Courier New" w:cs="Courier New"/>
+          <w:color w:val="000000"/>
+          <w:sz w:val="20"/>
+          <w:szCs w:val="20"/>
+          <w:lang w:val="en-US" w:eastAsia="ru-RU"/>
+        </w:rPr>
+        <w:t xml:space="preserve"> </w:t>
+      </w:r>
+      <w:proofErr w:type="spellStart"/>
+      <w:proofErr w:type="gramStart"/>
+      <w:r>
+        <w:rPr>
+          <w:rFonts w:ascii="Courier New" w:eastAsia="Times New Roman" w:hAnsi="Courier New" w:cs="Courier New"/>
+          <w:color w:val="000000"/>
+          <w:sz w:val="20"/>
+          <w:szCs w:val="20"/>
+          <w:lang w:val="en-US" w:eastAsia="ru-RU"/>
+        </w:rPr>
+        <w:t>xsi:type</w:t>
+      </w:r>
+      <w:proofErr w:type="spellEnd"/>
+      <w:proofErr w:type="gramEnd"/>
+      <w:r>
+        <w:rPr>
+          <w:rFonts w:ascii="Courier New" w:eastAsia="Times New Roman" w:hAnsi="Courier New" w:cs="Courier New"/>
+          <w:color w:val="000000"/>
+          <w:sz w:val="20"/>
+          <w:szCs w:val="20"/>
+          <w:lang w:val="en-US" w:eastAsia="ru-RU"/>
+        </w:rPr>
+        <w:t>="Pyramid"&gt;</w:t>
+      </w:r>
+    </w:p>
+    <w:p>
+      <w:pPr>
+        <w:ind w:firstLine="0"/>
+        <w:rPr>
+          <w:rFonts w:ascii="Courier New" w:eastAsia="Times New Roman" w:hAnsi="Courier New" w:cs="Courier New"/>
+          <w:color w:val="000000"/>
+          <w:sz w:val="20"/>
+          <w:szCs w:val="20"/>
+          <w:lang w:val="en-US" w:eastAsia="ru-RU"/>
+        </w:rPr>
+      </w:pPr>
+      <w:r>
+        <w:rPr>
+          <w:rFonts w:ascii="Courier New" w:eastAsia="Times New Roman" w:hAnsi="Courier New" w:cs="Courier New"/>
+          <w:color w:val="000000"/>
+          <w:sz w:val="20"/>
+          <w:szCs w:val="20"/>
+          <w:lang w:val="en-US" w:eastAsia="ru-RU"/>
+        </w:rPr>
+        <w:t xml:space="preserve">    &lt;Length&gt; &lt;/Length&gt;</w:t>
+      </w:r>
+    </w:p>
+    <w:p>
+      <w:pPr>
+        <w:ind w:firstLine="0"/>
+        <w:rPr>
+          <w:rFonts w:ascii="Courier New" w:eastAsia="Times New Roman" w:hAnsi="Courier New" w:cs="Courier New"/>
+          <w:color w:val="000000"/>
+          <w:sz w:val="20"/>
+          <w:szCs w:val="20"/>
+          <w:lang w:val="en-US" w:eastAsia="ru-RU"/>
+        </w:rPr>
+      </w:pPr>
+      <w:r>
+        <w:rPr>
+          <w:rFonts w:ascii="Courier New" w:eastAsia="Times New Roman" w:hAnsi="Courier New" w:cs="Courier New"/>
+          <w:color w:val="000000"/>
+          <w:sz w:val="20"/>
+          <w:szCs w:val="20"/>
+          <w:lang w:val="en-US" w:eastAsia="ru-RU"/>
+        </w:rPr>
+        <w:t xml:space="preserve">    &lt;Width&gt; &lt;/Width&gt;</w:t>
+      </w:r>
+    </w:p>
+    <w:p>
+      <w:pPr>
+        <w:ind w:firstLine="0"/>
+        <w:rPr>
+          <w:rFonts w:ascii="Courier New" w:eastAsia="Times New Roman" w:hAnsi="Courier New" w:cs="Courier New"/>
+          <w:color w:val="000000"/>
+          <w:sz w:val="20"/>
+          <w:szCs w:val="20"/>
+          <w:lang w:val="en-US" w:eastAsia="ru-RU"/>
+        </w:rPr>
+      </w:pPr>
+      <w:r>
+        <w:rPr>
+          <w:rFonts w:ascii="Courier New" w:eastAsia="Times New Roman" w:hAnsi="Courier New" w:cs="Courier New"/>
+          <w:color w:val="000000"/>
+          <w:sz w:val="20"/>
+          <w:szCs w:val="20"/>
+          <w:lang w:val="en-US" w:eastAsia="ru-RU"/>
+        </w:rPr>
+        <w:t xml:space="preserve">    &lt;Height&gt; &lt;/Height&gt;</w:t>
+      </w:r>
+    </w:p>
+    <w:p>
+      <w:pPr>
+        <w:ind w:firstLine="0"/>
+        <w:rPr>
+          <w:rFonts w:ascii="Courier New" w:eastAsia="Times New Roman" w:hAnsi="Courier New" w:cs="Courier New"/>
+          <w:color w:val="000000"/>
+          <w:sz w:val="20"/>
+          <w:szCs w:val="20"/>
+          <w:lang w:val="en-US" w:eastAsia="ru-RU"/>
+        </w:rPr>
+      </w:pPr>
+      <w:r>
+        <w:rPr>
+          <w:rFonts w:ascii="Courier New" w:eastAsia="Times New Roman" w:hAnsi="Courier New" w:cs="Courier New"/>
+          <w:color w:val="000000"/>
+          <w:sz w:val="20"/>
+          <w:szCs w:val="20"/>
+          <w:lang w:val="en-US" w:eastAsia="ru-RU"/>
+        </w:rPr>
+        <w:t xml:space="preserve">  &lt;/</w:t>
+      </w:r>
+      <w:proofErr w:type="spellStart"/>
+      <w:r>
+        <w:rPr>
+          <w:rFonts w:ascii="Courier New" w:eastAsia="Times New Roman" w:hAnsi="Courier New" w:cs="Courier New"/>
+          <w:color w:val="000000"/>
+          <w:sz w:val="20"/>
+          <w:szCs w:val="20"/>
+          <w:lang w:val="en-US" w:eastAsia="ru-RU"/>
+        </w:rPr>
+        <w:t>FigureBase</w:t>
+      </w:r>
+      <w:proofErr w:type="spellEnd"/>
+      <w:r>
+        <w:rPr>
+          <w:rFonts w:ascii="Courier New" w:eastAsia="Times New Roman" w:hAnsi="Courier New" w:cs="Courier New"/>
+          <w:color w:val="000000"/>
+          <w:sz w:val="20"/>
+          <w:szCs w:val="20"/>
+          <w:lang w:val="en-US" w:eastAsia="ru-RU"/>
+        </w:rPr>
+        <w:t>&gt;</w:t>
       </w:r>
     </w:p>
     <w:p>
@@ -8491,6 +8827,7 @@
         </w:rPr>
         <w:t>&lt;/</w:t>
       </w:r>
+      <w:proofErr w:type="spellStart"/>
       <w:r>
         <w:rPr>
           <w:rFonts w:ascii="Courier New" w:eastAsia="Times New Roman" w:hAnsi="Courier New" w:cs="Courier New"/>
@@ -8501,6 +8838,7 @@
         </w:rPr>
         <w:t>ArrayOfFigureBase</w:t>
       </w:r>
+      <w:proofErr w:type="spellEnd"/>
       <w:r>
         <w:rPr>
           <w:rFonts w:ascii="Courier New" w:eastAsia="Times New Roman" w:hAnsi="Courier New" w:cs="Courier New"/>
@@ -8539,7 +8877,6 @@
           <w:bCs/>
           <w:lang w:val="en-US"/>
         </w:rPr>
-        <w:lastRenderedPageBreak/>
         <w:t>F</w:t>
       </w:r>
       <w:r>
@@ -8660,10 +8997,10 @@
           <w:position w:val="-10"/>
         </w:rPr>
         <w:object w:dxaOrig="1320" w:dyaOrig="340" w14:anchorId="11A0CCB5">
-          <v:shape id="_x0000_i1026" type="#_x0000_t75" style="width:66.4pt;height:17.3pt" o:ole="">
-            <v:imagedata r:id="rId43" o:title=""/>
+          <v:shape id="_x0000_i1026" type="#_x0000_t75" style="width:66.45pt;height:17.1pt" o:ole="">
+            <v:imagedata r:id="rId41" o:title=""/>
           </v:shape>
-          <o:OLEObject Type="Embed" ProgID="Equation.DSMT4" ShapeID="_x0000_i1026" DrawAspect="Content" ObjectID="_1822647817" r:id="rId44"/>
+          <o:OLEObject Type="Embed" ProgID="Equation.DSMT4" ShapeID="_x0000_i1026" DrawAspect="Content" ObjectID="_1822648408" r:id="rId42"/>
         </w:object>
       </w:r>
     </w:p>
@@ -8773,10 +9110,10 @@
           <w:position w:val="-28"/>
         </w:rPr>
         <w:object w:dxaOrig="2680" w:dyaOrig="720" w14:anchorId="305048BC">
-          <v:shape id="_x0000_i1027" type="#_x0000_t75" style="width:133.25pt;height:35.55pt" o:ole="">
-            <v:imagedata r:id="rId45" o:title=""/>
+          <v:shape id="_x0000_i1027" type="#_x0000_t75" style="width:133.4pt;height:35.55pt" o:ole="">
+            <v:imagedata r:id="rId43" o:title=""/>
           </v:shape>
-          <o:OLEObject Type="Embed" ProgID="Equation.DSMT4" ShapeID="_x0000_i1027" DrawAspect="Content" ObjectID="_1822647818" r:id="rId46"/>
+          <o:OLEObject Type="Embed" ProgID="Equation.DSMT4" ShapeID="_x0000_i1027" DrawAspect="Content" ObjectID="_1822648409" r:id="rId44"/>
         </w:object>
       </w:r>
     </w:p>
@@ -8907,10 +9244,10 @@
           <w:position w:val="-28"/>
         </w:rPr>
         <w:object w:dxaOrig="1560" w:dyaOrig="720" w14:anchorId="160F3DF7">
-          <v:shape id="_x0000_i1028" type="#_x0000_t75" style="width:77.6pt;height:35.55pt" o:ole="">
-            <v:imagedata r:id="rId47" o:title=""/>
+          <v:shape id="_x0000_i1028" type="#_x0000_t75" style="width:77.55pt;height:35.55pt" o:ole="">
+            <v:imagedata r:id="rId45" o:title=""/>
           </v:shape>
-          <o:OLEObject Type="Embed" ProgID="Equation.DSMT4" ShapeID="_x0000_i1028" DrawAspect="Content" ObjectID="_1822647819" r:id="rId48"/>
+          <o:OLEObject Type="Embed" ProgID="Equation.DSMT4" ShapeID="_x0000_i1028" DrawAspect="Content" ObjectID="_1822648410" r:id="rId46"/>
         </w:object>
       </w:r>
     </w:p>
@@ -9069,7 +9406,6 @@
           <w:bCs/>
           <w:lang w:val="en-US"/>
         </w:rPr>
-        <w:lastRenderedPageBreak/>
         <w:t>F</w:t>
       </w:r>
       <w:r>
@@ -9458,7 +9794,7 @@
         <w:t xml:space="preserve"> </w:t>
       </w:r>
       <w:r>
-        <w:t>ОЗУ: 1 ГБ для 32-разрядных систем или 2 ГБ для 64-разрядных систем</w:t>
+        <w:t>ОЗУ: 2 ГБ для 64-разрядных систем</w:t>
       </w:r>
       <w:r>
         <w:t>.</w:t>
@@ -9495,16 +9831,13 @@
       </w:r>
       <w:commentRangeStart w:id="19"/>
       <w:r>
-        <w:t>диске: 2</w:t>
-      </w:r>
-      <w:r>
-        <w:t xml:space="preserve"> </w:t>
-      </w:r>
-      <w:r>
-        <w:t>ГБ для 32-разрядных систем или 4</w:t>
-      </w:r>
-      <w:r>
-        <w:t xml:space="preserve"> ГБ для 64-разрядных систем</w:t>
+        <w:t xml:space="preserve">диске: </w:t>
+      </w:r>
+      <w:r>
+        <w:t>1,51 МБ</w:t>
+      </w:r>
+      <w:r>
+        <w:t xml:space="preserve"> для 64-разрядных систем</w:t>
       </w:r>
       <w:r>
         <w:t>.</w:t>
@@ -9528,7 +9861,7 @@
 </file>
 
 <file path=word/comments.xml><?xml version="1.0" encoding="utf-8"?>
-<w:comments xmlns:wpc="http://schemas.microsoft.com/office/word/2010/wordprocessingCanvas" xmlns:cx="http://schemas.microsoft.com/office/drawing/2014/chartex" xmlns:cx1="http://schemas.microsoft.com/office/drawing/2015/9/8/chartex" xmlns:cx2="http://schemas.microsoft.com/office/drawing/2015/10/21/chartex" xmlns:cx3="http://schemas.microsoft.com/office/drawing/2016/5/9/chartex" xmlns:cx4="http://schemas.microsoft.com/office/drawing/2016/5/10/chartex" xmlns:cx5="http://schemas.microsoft.com/office/drawing/2016/5/11/chartex" xmlns:cx6="http://schemas.microsoft.com/office/drawing/2016/5/12/chartex" xmlns:cx7="http://schemas.microsoft.com/office/drawing/2016/5/13/chartex" xmlns:cx8="http://schemas.microsoft.com/office/drawing/2016/5/14/chartex" xmlns:mc="http://schemas.openxmlformats.org/markup-compatibility/2006" xmlns:aink="http://schemas.microsoft.com/office/drawing/2016/ink" xmlns:am3d="http://schemas.microsoft.com/office/drawing/2017/model3d" xmlns:o="urn:schemas-microsoft-com:office:office" xmlns:r="http://schemas.openxmlformats.org/officeDocument/2006/relationships" xmlns:m="http://schemas.openxmlformats.org/officeDocument/2006/math" xmlns:v="urn:schemas-microsoft-com:vml" xmlns:wp14="http://schemas.microsoft.com/office/word/2010/wordprocessingDrawing" xmlns:wp="http://schemas.openxmlformats.org/drawingml/2006/wordprocessingDrawing" xmlns:w10="urn:schemas-microsoft-com:office:word" xmlns:w="http://schemas.openxmlformats.org/wordprocessingml/2006/main" xmlns:w14="http://schemas.microsoft.com/office/word/2010/wordml" xmlns:w15="http://schemas.microsoft.com/office/word/2012/wordml" xmlns:w16cex="http://schemas.microsoft.com/office/word/2018/wordml/cex" xmlns:w16cid="http://schemas.microsoft.com/office/word/2016/wordml/cid" xmlns:w16="http://schemas.microsoft.com/office/word/2018/wordml" xmlns:w16sdtdh="http://schemas.microsoft.com/office/word/2020/wordml/sdtdatahash" xmlns:w16se="http://schemas.microsoft.com/office/word/2015/wordml/symex" xmlns:wpg="http://schemas.microsoft.com/office/word/2010/wordprocessingGroup" xmlns:wpi="http://schemas.microsoft.com/office/word/2010/wordprocessingInk" xmlns:wne="http://schemas.microsoft.com/office/word/2006/wordml" xmlns:wps="http://schemas.microsoft.com/office/word/2010/wordprocessingShape" mc:Ignorable="w14 w15 w16se w16cid w16 w16cex w16sdtdh wp14">
+<w:comments xmlns:wpc="http://schemas.microsoft.com/office/word/2010/wordprocessingCanvas" xmlns:cx="http://schemas.microsoft.com/office/drawing/2014/chartex" xmlns:mc="http://schemas.openxmlformats.org/markup-compatibility/2006" xmlns:o="urn:schemas-microsoft-com:office:office" xmlns:r="http://schemas.openxmlformats.org/officeDocument/2006/relationships" xmlns:m="http://schemas.openxmlformats.org/officeDocument/2006/math" xmlns:v="urn:schemas-microsoft-com:vml" xmlns:wp14="http://schemas.microsoft.com/office/word/2010/wordprocessingDrawing" xmlns:wp="http://schemas.openxmlformats.org/drawingml/2006/wordprocessingDrawing" xmlns:w10="urn:schemas-microsoft-com:office:word" xmlns:w="http://schemas.openxmlformats.org/wordprocessingml/2006/main" xmlns:w14="http://schemas.microsoft.com/office/word/2010/wordml" xmlns:w15="http://schemas.microsoft.com/office/word/2012/wordml" xmlns:w16se="http://schemas.microsoft.com/office/word/2015/wordml/symex" xmlns:wpg="http://schemas.microsoft.com/office/word/2010/wordprocessingGroup" xmlns:wpi="http://schemas.microsoft.com/office/word/2010/wordprocessingInk" xmlns:wne="http://schemas.microsoft.com/office/word/2006/wordml" xmlns:wps="http://schemas.microsoft.com/office/word/2010/wordprocessingShape" mc:Ignorable="w14 w15 w16se wp14">
   <w:comment w:id="18" w:author="Aleksey A. Kalentev" w:date="2025-10-22T14:17:00Z" w:initials="AAK">
     <w:p>
       <w:pPr>
@@ -9539,6 +9872,9 @@
           <w:rStyle w:val="a7"/>
         </w:rPr>
         <w:annotationRef/>
+      </w:r>
+      <w:r>
+        <w:t>+</w:t>
       </w:r>
     </w:p>
   </w:comment>
@@ -9553,13 +9889,18 @@
         </w:rPr>
         <w:annotationRef/>
       </w:r>
+      <w:r>
+        <w:t>+</w:t>
+      </w:r>
+      <w:bookmarkStart w:id="20" w:name="_GoBack"/>
+      <w:bookmarkEnd w:id="20"/>
     </w:p>
   </w:comment>
 </w:comments>
 </file>
 
 <file path=word/commentsExtended.xml><?xml version="1.0" encoding="utf-8"?>
-<w15:commentsEx xmlns:wpc="http://schemas.microsoft.com/office/word/2010/wordprocessingCanvas" xmlns:cx="http://schemas.microsoft.com/office/drawing/2014/chartex" xmlns:cx1="http://schemas.microsoft.com/office/drawing/2015/9/8/chartex" xmlns:cx2="http://schemas.microsoft.com/office/drawing/2015/10/21/chartex" xmlns:cx3="http://schemas.microsoft.com/office/drawing/2016/5/9/chartex" xmlns:cx4="http://schemas.microsoft.com/office/drawing/2016/5/10/chartex" xmlns:cx5="http://schemas.microsoft.com/office/drawing/2016/5/11/chartex" xmlns:cx6="http://schemas.microsoft.com/office/drawing/2016/5/12/chartex" xmlns:cx7="http://schemas.microsoft.com/office/drawing/2016/5/13/chartex" xmlns:cx8="http://schemas.microsoft.com/office/drawing/2016/5/14/chartex" xmlns:mc="http://schemas.openxmlformats.org/markup-compatibility/2006" xmlns:aink="http://schemas.microsoft.com/office/drawing/2016/ink" xmlns:am3d="http://schemas.microsoft.com/office/drawing/2017/model3d" xmlns:o="urn:schemas-microsoft-com:office:office" xmlns:r="http://schemas.openxmlformats.org/officeDocument/2006/relationships" xmlns:m="http://schemas.openxmlformats.org/officeDocument/2006/math" xmlns:v="urn:schemas-microsoft-com:vml" xmlns:wp14="http://schemas.microsoft.com/office/word/2010/wordprocessingDrawing" xmlns:wp="http://schemas.openxmlformats.org/drawingml/2006/wordprocessingDrawing" xmlns:w10="urn:schemas-microsoft-com:office:word" xmlns:w="http://schemas.openxmlformats.org/wordprocessingml/2006/main" xmlns:w14="http://schemas.microsoft.com/office/word/2010/wordml" xmlns:w15="http://schemas.microsoft.com/office/word/2012/wordml" xmlns:w16cex="http://schemas.microsoft.com/office/word/2018/wordml/cex" xmlns:w16cid="http://schemas.microsoft.com/office/word/2016/wordml/cid" xmlns:w16="http://schemas.microsoft.com/office/word/2018/wordml" xmlns:w16sdtdh="http://schemas.microsoft.com/office/word/2020/wordml/sdtdatahash" xmlns:w16se="http://schemas.microsoft.com/office/word/2015/wordml/symex" xmlns:wpg="http://schemas.microsoft.com/office/word/2010/wordprocessingGroup" xmlns:wpi="http://schemas.microsoft.com/office/word/2010/wordprocessingInk" xmlns:wne="http://schemas.microsoft.com/office/word/2006/wordml" xmlns:wps="http://schemas.microsoft.com/office/word/2010/wordprocessingShape" mc:Ignorable="w14 w15 w16se w16cid w16 w16cex w16sdtdh wp14">
+<w15:commentsEx xmlns:wpc="http://schemas.microsoft.com/office/word/2010/wordprocessingCanvas" xmlns:cx="http://schemas.microsoft.com/office/drawing/2014/chartex" xmlns:mc="http://schemas.openxmlformats.org/markup-compatibility/2006" xmlns:o="urn:schemas-microsoft-com:office:office" xmlns:r="http://schemas.openxmlformats.org/officeDocument/2006/relationships" xmlns:m="http://schemas.openxmlformats.org/officeDocument/2006/math" xmlns:v="urn:schemas-microsoft-com:vml" xmlns:wp14="http://schemas.microsoft.com/office/word/2010/wordprocessingDrawing" xmlns:wp="http://schemas.openxmlformats.org/drawingml/2006/wordprocessingDrawing" xmlns:w10="urn:schemas-microsoft-com:office:word" xmlns:w="http://schemas.openxmlformats.org/wordprocessingml/2006/main" xmlns:w14="http://schemas.microsoft.com/office/word/2010/wordml" xmlns:w15="http://schemas.microsoft.com/office/word/2012/wordml" xmlns:w16se="http://schemas.microsoft.com/office/word/2015/wordml/symex" xmlns:wpg="http://schemas.microsoft.com/office/word/2010/wordprocessingGroup" xmlns:wpi="http://schemas.microsoft.com/office/word/2010/wordprocessingInk" xmlns:wne="http://schemas.microsoft.com/office/word/2006/wordml" xmlns:wps="http://schemas.microsoft.com/office/word/2010/wordprocessingShape" mc:Ignorable="w14 w15 w16se wp14">
   <w15:commentEx w15:paraId="11DED3EB" w15:done="0"/>
   <w15:commentEx w15:paraId="6C87A2B2" w15:done="0"/>
 </w15:commentsEx>
@@ -9580,7 +9921,7 @@
 </file>
 
 <file path=word/endnotes.xml><?xml version="1.0" encoding="utf-8"?>
-<w:endnotes xmlns:wpc="http://schemas.microsoft.com/office/word/2010/wordprocessingCanvas" xmlns:cx="http://schemas.microsoft.com/office/drawing/2014/chartex" xmlns:cx1="http://schemas.microsoft.com/office/drawing/2015/9/8/chartex" xmlns:cx2="http://schemas.microsoft.com/office/drawing/2015/10/21/chartex" xmlns:cx3="http://schemas.microsoft.com/office/drawing/2016/5/9/chartex" xmlns:cx4="http://schemas.microsoft.com/office/drawing/2016/5/10/chartex" xmlns:cx5="http://schemas.microsoft.com/office/drawing/2016/5/11/chartex" xmlns:cx6="http://schemas.microsoft.com/office/drawing/2016/5/12/chartex" xmlns:cx7="http://schemas.microsoft.com/office/drawing/2016/5/13/chartex" xmlns:cx8="http://schemas.microsoft.com/office/drawing/2016/5/14/chartex" xmlns:mc="http://schemas.openxmlformats.org/markup-compatibility/2006" xmlns:aink="http://schemas.microsoft.com/office/drawing/2016/ink" xmlns:am3d="http://schemas.microsoft.com/office/drawing/2017/model3d" xmlns:o="urn:schemas-microsoft-com:office:office" xmlns:r="http://schemas.openxmlformats.org/officeDocument/2006/relationships" xmlns:m="http://schemas.openxmlformats.org/officeDocument/2006/math" xmlns:v="urn:schemas-microsoft-com:vml" xmlns:wp14="http://schemas.microsoft.com/office/word/2010/wordprocessingDrawing" xmlns:wp="http://schemas.openxmlformats.org/drawingml/2006/wordprocessingDrawing" xmlns:w10="urn:schemas-microsoft-com:office:word" xmlns:w="http://schemas.openxmlformats.org/wordprocessingml/2006/main" xmlns:w14="http://schemas.microsoft.com/office/word/2010/wordml" xmlns:w15="http://schemas.microsoft.com/office/word/2012/wordml" xmlns:w16cex="http://schemas.microsoft.com/office/word/2018/wordml/cex" xmlns:w16cid="http://schemas.microsoft.com/office/word/2016/wordml/cid" xmlns:w16="http://schemas.microsoft.com/office/word/2018/wordml" xmlns:w16sdtdh="http://schemas.microsoft.com/office/word/2020/wordml/sdtdatahash" xmlns:w16se="http://schemas.microsoft.com/office/word/2015/wordml/symex" xmlns:wpg="http://schemas.microsoft.com/office/word/2010/wordprocessingGroup" xmlns:wpi="http://schemas.microsoft.com/office/word/2010/wordprocessingInk" xmlns:wne="http://schemas.microsoft.com/office/word/2006/wordml" xmlns:wps="http://schemas.microsoft.com/office/word/2010/wordprocessingShape" mc:Ignorable="w14 w15 w16se w16cid w16 w16cex w16sdtdh wp14">
+<w:endnotes xmlns:wpc="http://schemas.microsoft.com/office/word/2010/wordprocessingCanvas" xmlns:cx="http://schemas.microsoft.com/office/drawing/2014/chartex" xmlns:mc="http://schemas.openxmlformats.org/markup-compatibility/2006" xmlns:o="urn:schemas-microsoft-com:office:office" xmlns:r="http://schemas.openxmlformats.org/officeDocument/2006/relationships" xmlns:m="http://schemas.openxmlformats.org/officeDocument/2006/math" xmlns:v="urn:schemas-microsoft-com:vml" xmlns:wp14="http://schemas.microsoft.com/office/word/2010/wordprocessingDrawing" xmlns:wp="http://schemas.openxmlformats.org/drawingml/2006/wordprocessingDrawing" xmlns:w10="urn:schemas-microsoft-com:office:word" xmlns:w="http://schemas.openxmlformats.org/wordprocessingml/2006/main" xmlns:w14="http://schemas.microsoft.com/office/word/2010/wordml" xmlns:w15="http://schemas.microsoft.com/office/word/2012/wordml" xmlns:w16se="http://schemas.microsoft.com/office/word/2015/wordml/symex" xmlns:wpg="http://schemas.microsoft.com/office/word/2010/wordprocessingGroup" xmlns:wpi="http://schemas.microsoft.com/office/word/2010/wordprocessingInk" xmlns:wne="http://schemas.microsoft.com/office/word/2006/wordml" xmlns:wps="http://schemas.microsoft.com/office/word/2010/wordprocessingShape" mc:Ignorable="w14 w15 w16se wp14">
   <w:endnote w:type="separator" w:id="-1">
     <w:p>
       <w:pPr>
@@ -9605,7 +9946,7 @@
 </file>
 
 <file path=word/footer1.xml><?xml version="1.0" encoding="utf-8"?>
-<w:ftr xmlns:wpc="http://schemas.microsoft.com/office/word/2010/wordprocessingCanvas" xmlns:cx="http://schemas.microsoft.com/office/drawing/2014/chartex" xmlns:cx1="http://schemas.microsoft.com/office/drawing/2015/9/8/chartex" xmlns:cx2="http://schemas.microsoft.com/office/drawing/2015/10/21/chartex" xmlns:cx3="http://schemas.microsoft.com/office/drawing/2016/5/9/chartex" xmlns:cx4="http://schemas.microsoft.com/office/drawing/2016/5/10/chartex" xmlns:cx5="http://schemas.microsoft.com/office/drawing/2016/5/11/chartex" xmlns:cx6="http://schemas.microsoft.com/office/drawing/2016/5/12/chartex" xmlns:cx7="http://schemas.microsoft.com/office/drawing/2016/5/13/chartex" xmlns:cx8="http://schemas.microsoft.com/office/drawing/2016/5/14/chartex" xmlns:mc="http://schemas.openxmlformats.org/markup-compatibility/2006" xmlns:aink="http://schemas.microsoft.com/office/drawing/2016/ink" xmlns:am3d="http://schemas.microsoft.com/office/drawing/2017/model3d" xmlns:o="urn:schemas-microsoft-com:office:office" xmlns:r="http://schemas.openxmlformats.org/officeDocument/2006/relationships" xmlns:m="http://schemas.openxmlformats.org/officeDocument/2006/math" xmlns:v="urn:schemas-microsoft-com:vml" xmlns:wp14="http://schemas.microsoft.com/office/word/2010/wordprocessingDrawing" xmlns:wp="http://schemas.openxmlformats.org/drawingml/2006/wordprocessingDrawing" xmlns:w10="urn:schemas-microsoft-com:office:word" xmlns:w="http://schemas.openxmlformats.org/wordprocessingml/2006/main" xmlns:w14="http://schemas.microsoft.com/office/word/2010/wordml" xmlns:w15="http://schemas.microsoft.com/office/word/2012/wordml" xmlns:w16cex="http://schemas.microsoft.com/office/word/2018/wordml/cex" xmlns:w16cid="http://schemas.microsoft.com/office/word/2016/wordml/cid" xmlns:w16="http://schemas.microsoft.com/office/word/2018/wordml" xmlns:w16sdtdh="http://schemas.microsoft.com/office/word/2020/wordml/sdtdatahash" xmlns:w16se="http://schemas.microsoft.com/office/word/2015/wordml/symex" xmlns:wpg="http://schemas.microsoft.com/office/word/2010/wordprocessingGroup" xmlns:wpi="http://schemas.microsoft.com/office/word/2010/wordprocessingInk" xmlns:wne="http://schemas.microsoft.com/office/word/2006/wordml" xmlns:wps="http://schemas.microsoft.com/office/word/2010/wordprocessingShape" mc:Ignorable="w14 w15 w16se w16cid w16 w16cex w16sdtdh wp14">
+<w:ftr xmlns:wpc="http://schemas.microsoft.com/office/word/2010/wordprocessingCanvas" xmlns:cx="http://schemas.microsoft.com/office/drawing/2014/chartex" xmlns:mc="http://schemas.openxmlformats.org/markup-compatibility/2006" xmlns:o="urn:schemas-microsoft-com:office:office" xmlns:r="http://schemas.openxmlformats.org/officeDocument/2006/relationships" xmlns:m="http://schemas.openxmlformats.org/officeDocument/2006/math" xmlns:v="urn:schemas-microsoft-com:vml" xmlns:wp14="http://schemas.microsoft.com/office/word/2010/wordprocessingDrawing" xmlns:wp="http://schemas.openxmlformats.org/drawingml/2006/wordprocessingDrawing" xmlns:w10="urn:schemas-microsoft-com:office:word" xmlns:w="http://schemas.openxmlformats.org/wordprocessingml/2006/main" xmlns:w14="http://schemas.microsoft.com/office/word/2010/wordml" xmlns:w15="http://schemas.microsoft.com/office/word/2012/wordml" xmlns:w16se="http://schemas.microsoft.com/office/word/2015/wordml/symex" xmlns:wpg="http://schemas.microsoft.com/office/word/2010/wordprocessingGroup" xmlns:wpi="http://schemas.microsoft.com/office/word/2010/wordprocessingInk" xmlns:wne="http://schemas.microsoft.com/office/word/2006/wordml" xmlns:wps="http://schemas.microsoft.com/office/word/2010/wordprocessingShape" mc:Ignorable="w14 w15 w16se wp14">
   <w:sdt>
     <w:sdtPr>
       <w:id w:val="8180956"/>
@@ -9635,7 +9976,7 @@
           <w:rPr>
             <w:noProof/>
           </w:rPr>
-          <w:t>28</w:t>
+          <w:t>27</w:t>
         </w:r>
         <w:r>
           <w:fldChar w:fldCharType="end"/>
@@ -9647,7 +9988,7 @@
 </file>
 
 <file path=word/footnotes.xml><?xml version="1.0" encoding="utf-8"?>
-<w:footnotes xmlns:wpc="http://schemas.microsoft.com/office/word/2010/wordprocessingCanvas" xmlns:cx="http://schemas.microsoft.com/office/drawing/2014/chartex" xmlns:cx1="http://schemas.microsoft.com/office/drawing/2015/9/8/chartex" xmlns:cx2="http://schemas.microsoft.com/office/drawing/2015/10/21/chartex" xmlns:cx3="http://schemas.microsoft.com/office/drawing/2016/5/9/chartex" xmlns:cx4="http://schemas.microsoft.com/office/drawing/2016/5/10/chartex" xmlns:cx5="http://schemas.microsoft.com/office/drawing/2016/5/11/chartex" xmlns:cx6="http://schemas.microsoft.com/office/drawing/2016/5/12/chartex" xmlns:cx7="http://schemas.microsoft.com/office/drawing/2016/5/13/chartex" xmlns:cx8="http://schemas.microsoft.com/office/drawing/2016/5/14/chartex" xmlns:mc="http://schemas.openxmlformats.org/markup-compatibility/2006" xmlns:aink="http://schemas.microsoft.com/office/drawing/2016/ink" xmlns:am3d="http://schemas.microsoft.com/office/drawing/2017/model3d" xmlns:o="urn:schemas-microsoft-com:office:office" xmlns:r="http://schemas.openxmlformats.org/officeDocument/2006/relationships" xmlns:m="http://schemas.openxmlformats.org/officeDocument/2006/math" xmlns:v="urn:schemas-microsoft-com:vml" xmlns:wp14="http://schemas.microsoft.com/office/word/2010/wordprocessingDrawing" xmlns:wp="http://schemas.openxmlformats.org/drawingml/2006/wordprocessingDrawing" xmlns:w10="urn:schemas-microsoft-com:office:word" xmlns:w="http://schemas.openxmlformats.org/wordprocessingml/2006/main" xmlns:w14="http://schemas.microsoft.com/office/word/2010/wordml" xmlns:w15="http://schemas.microsoft.com/office/word/2012/wordml" xmlns:w16cex="http://schemas.microsoft.com/office/word/2018/wordml/cex" xmlns:w16cid="http://schemas.microsoft.com/office/word/2016/wordml/cid" xmlns:w16="http://schemas.microsoft.com/office/word/2018/wordml" xmlns:w16sdtdh="http://schemas.microsoft.com/office/word/2020/wordml/sdtdatahash" xmlns:w16se="http://schemas.microsoft.com/office/word/2015/wordml/symex" xmlns:wpg="http://schemas.microsoft.com/office/word/2010/wordprocessingGroup" xmlns:wpi="http://schemas.microsoft.com/office/word/2010/wordprocessingInk" xmlns:wne="http://schemas.microsoft.com/office/word/2006/wordml" xmlns:wps="http://schemas.microsoft.com/office/word/2010/wordprocessingShape" mc:Ignorable="w14 w15 w16se w16cid w16 w16cex w16sdtdh wp14">
+<w:footnotes xmlns:wpc="http://schemas.microsoft.com/office/word/2010/wordprocessingCanvas" xmlns:cx="http://schemas.microsoft.com/office/drawing/2014/chartex" xmlns:mc="http://schemas.openxmlformats.org/markup-compatibility/2006" xmlns:o="urn:schemas-microsoft-com:office:office" xmlns:r="http://schemas.openxmlformats.org/officeDocument/2006/relationships" xmlns:m="http://schemas.openxmlformats.org/officeDocument/2006/math" xmlns:v="urn:schemas-microsoft-com:vml" xmlns:wp14="http://schemas.microsoft.com/office/word/2010/wordprocessingDrawing" xmlns:wp="http://schemas.openxmlformats.org/drawingml/2006/wordprocessingDrawing" xmlns:w10="urn:schemas-microsoft-com:office:word" xmlns:w="http://schemas.openxmlformats.org/wordprocessingml/2006/main" xmlns:w14="http://schemas.microsoft.com/office/word/2010/wordml" xmlns:w15="http://schemas.microsoft.com/office/word/2012/wordml" xmlns:w16se="http://schemas.microsoft.com/office/word/2015/wordml/symex" xmlns:wpg="http://schemas.microsoft.com/office/word/2010/wordprocessingGroup" xmlns:wpi="http://schemas.microsoft.com/office/word/2010/wordprocessingInk" xmlns:wne="http://schemas.microsoft.com/office/word/2006/wordml" xmlns:wps="http://schemas.microsoft.com/office/word/2010/wordprocessingShape" mc:Ignorable="w14 w15 w16se wp14">
   <w:footnote w:type="separator" w:id="-1">
     <w:p>
       <w:pPr>
@@ -9672,7 +10013,7 @@
 </file>
 
 <file path=word/numbering.xml><?xml version="1.0" encoding="utf-8"?>
-<w:numbering xmlns:wpc="http://schemas.microsoft.com/office/word/2010/wordprocessingCanvas" xmlns:cx="http://schemas.microsoft.com/office/drawing/2014/chartex" xmlns:cx1="http://schemas.microsoft.com/office/drawing/2015/9/8/chartex" xmlns:cx2="http://schemas.microsoft.com/office/drawing/2015/10/21/chartex" xmlns:cx3="http://schemas.microsoft.com/office/drawing/2016/5/9/chartex" xmlns:cx4="http://schemas.microsoft.com/office/drawing/2016/5/10/chartex" xmlns:cx5="http://schemas.microsoft.com/office/drawing/2016/5/11/chartex" xmlns:cx6="http://schemas.microsoft.com/office/drawing/2016/5/12/chartex" xmlns:cx7="http://schemas.microsoft.com/office/drawing/2016/5/13/chartex" xmlns:cx8="http://schemas.microsoft.com/office/drawing/2016/5/14/chartex" xmlns:mc="http://schemas.openxmlformats.org/markup-compatibility/2006" xmlns:aink="http://schemas.microsoft.com/office/drawing/2016/ink" xmlns:am3d="http://schemas.microsoft.com/office/drawing/2017/model3d" xmlns:o="urn:schemas-microsoft-com:office:office" xmlns:r="http://schemas.openxmlformats.org/officeDocument/2006/relationships" xmlns:m="http://schemas.openxmlformats.org/officeDocument/2006/math" xmlns:v="urn:schemas-microsoft-com:vml" xmlns:wp14="http://schemas.microsoft.com/office/word/2010/wordprocessingDrawing" xmlns:wp="http://schemas.openxmlformats.org/drawingml/2006/wordprocessingDrawing" xmlns:w10="urn:schemas-microsoft-com:office:word" xmlns:w="http://schemas.openxmlformats.org/wordprocessingml/2006/main" xmlns:w14="http://schemas.microsoft.com/office/word/2010/wordml" xmlns:w15="http://schemas.microsoft.com/office/word/2012/wordml" xmlns:w16cex="http://schemas.microsoft.com/office/word/2018/wordml/cex" xmlns:w16cid="http://schemas.microsoft.com/office/word/2016/wordml/cid" xmlns:w16="http://schemas.microsoft.com/office/word/2018/wordml" xmlns:w16sdtdh="http://schemas.microsoft.com/office/word/2020/wordml/sdtdatahash" xmlns:w16se="http://schemas.microsoft.com/office/word/2015/wordml/symex" xmlns:wpg="http://schemas.microsoft.com/office/word/2010/wordprocessingGroup" xmlns:wpi="http://schemas.microsoft.com/office/word/2010/wordprocessingInk" xmlns:wne="http://schemas.microsoft.com/office/word/2006/wordml" xmlns:wps="http://schemas.microsoft.com/office/word/2010/wordprocessingShape" mc:Ignorable="w14 w15 w16se w16cid w16 w16cex w16sdtdh wp14">
+<w:numbering xmlns:wpc="http://schemas.microsoft.com/office/word/2010/wordprocessingCanvas" xmlns:cx="http://schemas.microsoft.com/office/drawing/2014/chartex" xmlns:mc="http://schemas.openxmlformats.org/markup-compatibility/2006" xmlns:o="urn:schemas-microsoft-com:office:office" xmlns:r="http://schemas.openxmlformats.org/officeDocument/2006/relationships" xmlns:m="http://schemas.openxmlformats.org/officeDocument/2006/math" xmlns:v="urn:schemas-microsoft-com:vml" xmlns:wp14="http://schemas.microsoft.com/office/word/2010/wordprocessingDrawing" xmlns:wp="http://schemas.openxmlformats.org/drawingml/2006/wordprocessingDrawing" xmlns:w10="urn:schemas-microsoft-com:office:word" xmlns:w="http://schemas.openxmlformats.org/wordprocessingml/2006/main" xmlns:w14="http://schemas.microsoft.com/office/word/2010/wordml" xmlns:w15="http://schemas.microsoft.com/office/word/2012/wordml" xmlns:w16se="http://schemas.microsoft.com/office/word/2015/wordml/symex" xmlns:wpg="http://schemas.microsoft.com/office/word/2010/wordprocessingGroup" xmlns:wpi="http://schemas.microsoft.com/office/word/2010/wordprocessingInk" xmlns:wne="http://schemas.microsoft.com/office/word/2006/wordml" xmlns:wps="http://schemas.microsoft.com/office/word/2010/wordprocessingShape" mc:Ignorable="w14 w15 w16se wp14">
   <w:abstractNum w:abstractNumId="0" w15:restartNumberingAfterBreak="0">
     <w:nsid w:val="036D16E2"/>
     <w:multiLevelType w:val="hybridMultilevel"/>
@@ -10630,7 +10971,7 @@
 </file>
 
 <file path=word/people.xml><?xml version="1.0" encoding="utf-8"?>
-<w15:people xmlns:wpc="http://schemas.microsoft.com/office/word/2010/wordprocessingCanvas" xmlns:cx="http://schemas.microsoft.com/office/drawing/2014/chartex" xmlns:cx1="http://schemas.microsoft.com/office/drawing/2015/9/8/chartex" xmlns:cx2="http://schemas.microsoft.com/office/drawing/2015/10/21/chartex" xmlns:cx3="http://schemas.microsoft.com/office/drawing/2016/5/9/chartex" xmlns:cx4="http://schemas.microsoft.com/office/drawing/2016/5/10/chartex" xmlns:cx5="http://schemas.microsoft.com/office/drawing/2016/5/11/chartex" xmlns:cx6="http://schemas.microsoft.com/office/drawing/2016/5/12/chartex" xmlns:cx7="http://schemas.microsoft.com/office/drawing/2016/5/13/chartex" xmlns:cx8="http://schemas.microsoft.com/office/drawing/2016/5/14/chartex" xmlns:mc="http://schemas.openxmlformats.org/markup-compatibility/2006" xmlns:aink="http://schemas.microsoft.com/office/drawing/2016/ink" xmlns:am3d="http://schemas.microsoft.com/office/drawing/2017/model3d" xmlns:o="urn:schemas-microsoft-com:office:office" xmlns:r="http://schemas.openxmlformats.org/officeDocument/2006/relationships" xmlns:m="http://schemas.openxmlformats.org/officeDocument/2006/math" xmlns:v="urn:schemas-microsoft-com:vml" xmlns:wp14="http://schemas.microsoft.com/office/word/2010/wordprocessingDrawing" xmlns:wp="http://schemas.openxmlformats.org/drawingml/2006/wordprocessingDrawing" xmlns:w10="urn:schemas-microsoft-com:office:word" xmlns:w="http://schemas.openxmlformats.org/wordprocessingml/2006/main" xmlns:w14="http://schemas.microsoft.com/office/word/2010/wordml" xmlns:w15="http://schemas.microsoft.com/office/word/2012/wordml" xmlns:w16cex="http://schemas.microsoft.com/office/word/2018/wordml/cex" xmlns:w16cid="http://schemas.microsoft.com/office/word/2016/wordml/cid" xmlns:w16="http://schemas.microsoft.com/office/word/2018/wordml" xmlns:w16sdtdh="http://schemas.microsoft.com/office/word/2020/wordml/sdtdatahash" xmlns:w16se="http://schemas.microsoft.com/office/word/2015/wordml/symex" xmlns:wpg="http://schemas.microsoft.com/office/word/2010/wordprocessingGroup" xmlns:wpi="http://schemas.microsoft.com/office/word/2010/wordprocessingInk" xmlns:wne="http://schemas.microsoft.com/office/word/2006/wordml" xmlns:wps="http://schemas.microsoft.com/office/word/2010/wordprocessingShape" mc:Ignorable="w14 w15 w16se w16cid w16 w16cex w16sdtdh wp14">
+<w15:people xmlns:wpc="http://schemas.microsoft.com/office/word/2010/wordprocessingCanvas" xmlns:cx="http://schemas.microsoft.com/office/drawing/2014/chartex" xmlns:mc="http://schemas.openxmlformats.org/markup-compatibility/2006" xmlns:o="urn:schemas-microsoft-com:office:office" xmlns:r="http://schemas.openxmlformats.org/officeDocument/2006/relationships" xmlns:m="http://schemas.openxmlformats.org/officeDocument/2006/math" xmlns:v="urn:schemas-microsoft-com:vml" xmlns:wp14="http://schemas.microsoft.com/office/word/2010/wordprocessingDrawing" xmlns:wp="http://schemas.openxmlformats.org/drawingml/2006/wordprocessingDrawing" xmlns:w10="urn:schemas-microsoft-com:office:word" xmlns:w="http://schemas.openxmlformats.org/wordprocessingml/2006/main" xmlns:w14="http://schemas.microsoft.com/office/word/2010/wordml" xmlns:w15="http://schemas.microsoft.com/office/word/2012/wordml" xmlns:w16se="http://schemas.microsoft.com/office/word/2015/wordml/symex" xmlns:wpg="http://schemas.microsoft.com/office/word/2010/wordprocessingGroup" xmlns:wpi="http://schemas.microsoft.com/office/word/2010/wordprocessingInk" xmlns:wne="http://schemas.microsoft.com/office/word/2006/wordml" xmlns:wps="http://schemas.microsoft.com/office/word/2010/wordprocessingShape" mc:Ignorable="w14 w15 w16se wp14">
   <w15:person w15:author="Aleksey A. Kalentev">
     <w15:presenceInfo w15:providerId="AD" w15:userId="S-1-5-21-507921405-1993962763-1957994488-151096"/>
   </w15:person>
@@ -10638,7 +10979,7 @@
 </file>
 
 <file path=word/styles.xml><?xml version="1.0" encoding="utf-8"?>
-<w:styles xmlns:mc="http://schemas.openxmlformats.org/markup-compatibility/2006" xmlns:r="http://schemas.openxmlformats.org/officeDocument/2006/relationships" xmlns:w="http://schemas.openxmlformats.org/wordprocessingml/2006/main" xmlns:w14="http://schemas.microsoft.com/office/word/2010/wordml" xmlns:w15="http://schemas.microsoft.com/office/word/2012/wordml" xmlns:w16cex="http://schemas.microsoft.com/office/word/2018/wordml/cex" xmlns:w16cid="http://schemas.microsoft.com/office/word/2016/wordml/cid" xmlns:w16="http://schemas.microsoft.com/office/word/2018/wordml" xmlns:w16sdtdh="http://schemas.microsoft.com/office/word/2020/wordml/sdtdatahash" xmlns:w16se="http://schemas.microsoft.com/office/word/2015/wordml/symex" mc:Ignorable="w14 w15 w16se w16cid w16 w16cex w16sdtdh">
+<w:styles xmlns:mc="http://schemas.openxmlformats.org/markup-compatibility/2006" xmlns:r="http://schemas.openxmlformats.org/officeDocument/2006/relationships" xmlns:w="http://schemas.openxmlformats.org/wordprocessingml/2006/main" xmlns:w14="http://schemas.microsoft.com/office/word/2010/wordml" xmlns:w15="http://schemas.microsoft.com/office/word/2012/wordml" xmlns:w16se="http://schemas.microsoft.com/office/word/2015/wordml/symex" mc:Ignorable="w14 w15 w16se">
   <w:docDefaults>
     <w:rPrDefault>
       <w:rPr>
@@ -10656,7 +10997,7 @@
       </w:pPr>
     </w:pPrDefault>
   </w:docDefaults>
-  <w:latentStyles w:defLockedState="0" w:defUIPriority="99" w:defSemiHidden="0" w:defUnhideWhenUsed="0" w:defQFormat="0" w:count="376">
+  <w:latentStyles w:defLockedState="0" w:defUIPriority="99" w:defSemiHidden="0" w:defUnhideWhenUsed="0" w:defQFormat="0" w:count="371">
     <w:lsdException w:name="Normal" w:uiPriority="0" w:qFormat="1"/>
     <w:lsdException w:name="heading 1" w:uiPriority="9" w:qFormat="1"/>
     <w:lsdException w:name="heading 2" w:semiHidden="1" w:uiPriority="9" w:unhideWhenUsed="1" w:qFormat="1"/>
@@ -10762,6 +11103,7 @@
     <w:lsdException w:name="HTML Sample" w:semiHidden="1" w:unhideWhenUsed="1"/>
     <w:lsdException w:name="HTML Typewriter" w:semiHidden="1" w:unhideWhenUsed="1"/>
     <w:lsdException w:name="HTML Variable" w:semiHidden="1" w:unhideWhenUsed="1"/>
+    <w:lsdException w:name="Normal Table" w:semiHidden="1" w:unhideWhenUsed="1"/>
     <w:lsdException w:name="annotation subject" w:semiHidden="1" w:unhideWhenUsed="1"/>
     <w:lsdException w:name="No List" w:semiHidden="1" w:unhideWhenUsed="1"/>
     <w:lsdException w:name="Outline List 1" w:semiHidden="1" w:unhideWhenUsed="1"/>
@@ -10804,8 +11146,11 @@
     <w:lsdException w:name="Table Contemporary" w:semiHidden="1" w:unhideWhenUsed="1"/>
     <w:lsdException w:name="Table Elegant" w:semiHidden="1" w:unhideWhenUsed="1"/>
     <w:lsdException w:name="Table Professional" w:semiHidden="1" w:unhideWhenUsed="1"/>
+    <w:lsdException w:name="Table Subtle 1" w:semiHidden="1" w:unhideWhenUsed="1"/>
     <w:lsdException w:name="Table Subtle 2" w:semiHidden="1" w:unhideWhenUsed="1"/>
     <w:lsdException w:name="Table Web 1" w:semiHidden="1" w:unhideWhenUsed="1"/>
+    <w:lsdException w:name="Table Web 2" w:semiHidden="1" w:unhideWhenUsed="1"/>
+    <w:lsdException w:name="Table Web 3" w:semiHidden="1" w:unhideWhenUsed="1"/>
     <w:lsdException w:name="Balloon Text" w:semiHidden="1" w:unhideWhenUsed="1"/>
     <w:lsdException w:name="Table Grid" w:uiPriority="39"/>
     <w:lsdException w:name="Table Theme" w:semiHidden="1" w:unhideWhenUsed="1"/>
@@ -11024,11 +11369,6 @@
     <w:lsdException w:name="List Table 5 Dark Accent 6" w:uiPriority="50"/>
     <w:lsdException w:name="List Table 6 Colorful Accent 6" w:uiPriority="51"/>
     <w:lsdException w:name="List Table 7 Colorful Accent 6" w:uiPriority="52"/>
-    <w:lsdException w:name="Mention" w:semiHidden="1" w:unhideWhenUsed="1"/>
-    <w:lsdException w:name="Smart Hyperlink" w:semiHidden="1" w:unhideWhenUsed="1"/>
-    <w:lsdException w:name="Hashtag" w:semiHidden="1" w:unhideWhenUsed="1"/>
-    <w:lsdException w:name="Unresolved Mention" w:semiHidden="1" w:unhideWhenUsed="1"/>
-    <w:lsdException w:name="Smart Link" w:semiHidden="1" w:unhideWhenUsed="1"/>
   </w:latentStyles>
   <w:style w:type="paragraph" w:default="1" w:styleId="a">
     <w:name w:val="Normal"/>
@@ -11701,7 +12041,7 @@
 </file>
 
 <file path=customXml/itemProps1.xml><?xml version="1.0" encoding="utf-8"?>
-<ds:datastoreItem xmlns:ds="http://schemas.openxmlformats.org/officeDocument/2006/customXml" ds:itemID="{C001AAE9-C86B-4987-874D-C8B21A71A054}">
+<ds:datastoreItem xmlns:ds="http://schemas.openxmlformats.org/officeDocument/2006/customXml" ds:itemID="{9967D567-B403-4951-96DD-C12FD5210FEB}">
   <ds:schemaRefs>
     <ds:schemaRef ds:uri="http://schemas.openxmlformats.org/officeDocument/2006/bibliography"/>
   </ds:schemaRefs>

--- a/Белокуров Отчёт ЛБ5.docx
+++ b/Белокуров Отчёт ЛБ5.docx
@@ -1,6 +1,6 @@
 
 <file path=word/document.xml><?xml version="1.0" encoding="utf-8"?>
-<w:document xmlns:wpc="http://schemas.microsoft.com/office/word/2010/wordprocessingCanvas" xmlns:cx="http://schemas.microsoft.com/office/drawing/2014/chartex" xmlns:mc="http://schemas.openxmlformats.org/markup-compatibility/2006" xmlns:o="urn:schemas-microsoft-com:office:office" xmlns:r="http://schemas.openxmlformats.org/officeDocument/2006/relationships" xmlns:m="http://schemas.openxmlformats.org/officeDocument/2006/math" xmlns:v="urn:schemas-microsoft-com:vml" xmlns:wp14="http://schemas.microsoft.com/office/word/2010/wordprocessingDrawing" xmlns:wp="http://schemas.openxmlformats.org/drawingml/2006/wordprocessingDrawing" xmlns:w10="urn:schemas-microsoft-com:office:word" xmlns:w="http://schemas.openxmlformats.org/wordprocessingml/2006/main" xmlns:w14="http://schemas.microsoft.com/office/word/2010/wordml" xmlns:w15="http://schemas.microsoft.com/office/word/2012/wordml" xmlns:w16se="http://schemas.microsoft.com/office/word/2015/wordml/symex" xmlns:wpg="http://schemas.microsoft.com/office/word/2010/wordprocessingGroup" xmlns:wpi="http://schemas.microsoft.com/office/word/2010/wordprocessingInk" xmlns:wne="http://schemas.microsoft.com/office/word/2006/wordml" xmlns:wps="http://schemas.microsoft.com/office/word/2010/wordprocessingShape" mc:Ignorable="w14 w15 w16se wp14">
+<w:document xmlns:wpc="http://schemas.microsoft.com/office/word/2010/wordprocessingCanvas" xmlns:cx="http://schemas.microsoft.com/office/drawing/2014/chartex" xmlns:cx1="http://schemas.microsoft.com/office/drawing/2015/9/8/chartex" xmlns:cx2="http://schemas.microsoft.com/office/drawing/2015/10/21/chartex" xmlns:cx3="http://schemas.microsoft.com/office/drawing/2016/5/9/chartex" xmlns:cx4="http://schemas.microsoft.com/office/drawing/2016/5/10/chartex" xmlns:cx5="http://schemas.microsoft.com/office/drawing/2016/5/11/chartex" xmlns:cx6="http://schemas.microsoft.com/office/drawing/2016/5/12/chartex" xmlns:cx7="http://schemas.microsoft.com/office/drawing/2016/5/13/chartex" xmlns:cx8="http://schemas.microsoft.com/office/drawing/2016/5/14/chartex" xmlns:mc="http://schemas.openxmlformats.org/markup-compatibility/2006" xmlns:aink="http://schemas.microsoft.com/office/drawing/2016/ink" xmlns:am3d="http://schemas.microsoft.com/office/drawing/2017/model3d" xmlns:o="urn:schemas-microsoft-com:office:office" xmlns:r="http://schemas.openxmlformats.org/officeDocument/2006/relationships" xmlns:m="http://schemas.openxmlformats.org/officeDocument/2006/math" xmlns:v="urn:schemas-microsoft-com:vml" xmlns:wp14="http://schemas.microsoft.com/office/word/2010/wordprocessingDrawing" xmlns:wp="http://schemas.openxmlformats.org/drawingml/2006/wordprocessingDrawing" xmlns:w10="urn:schemas-microsoft-com:office:word" xmlns:w="http://schemas.openxmlformats.org/wordprocessingml/2006/main" xmlns:w14="http://schemas.microsoft.com/office/word/2010/wordml" xmlns:w15="http://schemas.microsoft.com/office/word/2012/wordml" xmlns:w16cex="http://schemas.microsoft.com/office/word/2018/wordml/cex" xmlns:w16cid="http://schemas.microsoft.com/office/word/2016/wordml/cid" xmlns:w16="http://schemas.microsoft.com/office/word/2018/wordml" xmlns:w16sdtdh="http://schemas.microsoft.com/office/word/2020/wordml/sdtdatahash" xmlns:w16se="http://schemas.microsoft.com/office/word/2015/wordml/symex" xmlns:wpg="http://schemas.microsoft.com/office/word/2010/wordprocessingGroup" xmlns:wpi="http://schemas.microsoft.com/office/word/2010/wordprocessingInk" xmlns:wne="http://schemas.microsoft.com/office/word/2006/wordml" xmlns:wps="http://schemas.microsoft.com/office/word/2010/wordprocessingShape" mc:Ignorable="w14 w15 w16se w16cid w16 w16cex w16sdtdh wp14">
   <w:body>
     <w:tbl>
       <w:tblPr>
@@ -1642,6 +1642,7 @@
           <w:b/>
           <w:bCs/>
         </w:rPr>
+        <w:lastRenderedPageBreak/>
         <w:t>ВВЕДЕНИЕ</w:t>
       </w:r>
       <w:bookmarkEnd w:id="0"/>
@@ -1772,19 +1773,11 @@
       <w:r>
         <w:t xml:space="preserve">Привести дерево ветвлений </w:t>
       </w:r>
-      <w:proofErr w:type="spellStart"/>
       <w:r>
         <w:rPr>
           <w:lang w:val="en-US"/>
         </w:rPr>
-        <w:t>Git</w:t>
-      </w:r>
-      <w:proofErr w:type="spellEnd"/>
-      <w:r>
-        <w:rPr>
-          <w:lang w:val="en-US"/>
-        </w:rPr>
-        <w:t>;</w:t>
+        <w:t>Git;</w:t>
       </w:r>
     </w:p>
     <w:p>
@@ -1819,6 +1812,7 @@
           <w:b/>
           <w:bCs/>
         </w:rPr>
+        <w:lastRenderedPageBreak/>
         <w:t xml:space="preserve">1 </w:t>
       </w:r>
       <w:bookmarkEnd w:id="2"/>
@@ -1947,7 +1941,7 @@
             <v:path o:extrusionok="f" gradientshapeok="t" o:connecttype="rect"/>
             <o:lock v:ext="edit" aspectratio="t"/>
           </v:shapetype>
-          <v:shape id="_x0000_i1025" type="#_x0000_t75" style="width:481.4pt;height:317.1pt">
+          <v:shape id="_x0000_i1025" type="#_x0000_t75" style="width:481.55pt;height:317pt">
             <v:imagedata r:id="rId8" o:title="ВИ"/>
           </v:shape>
         </w:pict>
@@ -2017,7 +2011,11 @@
         <w:ind w:firstLine="709"/>
       </w:pPr>
       <w:r>
-        <w:t xml:space="preserve">Диаграмма классов — это центральная методика моделирования, которая используется практически во всех объектно-ориентированных методах. Эта диаграмма описывает типы объектов в системе и различные виды статических отношений, которые существуют между ними. </w:t>
+        <w:t xml:space="preserve">Диаграмма классов — это центральная методика моделирования, которая используется практически во всех объектно-ориентированных методах. Эта </w:t>
+      </w:r>
+      <w:r>
+        <w:lastRenderedPageBreak/>
+        <w:t xml:space="preserve">диаграмма описывает типы объектов в системе и различные виды статических отношений, которые существуют между ними. </w:t>
       </w:r>
       <w:r>
         <w:t>Широко применяется не только для документирования и визуализации, но также для конструирования посредством прямого или обратного проектирования</w:t>
@@ -2061,6 +2059,7 @@
           <w:noProof/>
           <w:lang w:eastAsia="ru-RU"/>
         </w:rPr>
+        <w:lastRenderedPageBreak/>
         <w:drawing>
           <wp:inline distT="0" distB="0" distL="0" distR="0" wp14:anchorId="40A28D09" wp14:editId="6D023675">
             <wp:extent cx="7155872" cy="5361341"/>
@@ -2142,6 +2141,7 @@
           <w:b/>
           <w:bCs/>
         </w:rPr>
+        <w:lastRenderedPageBreak/>
         <w:t>1.3 Описание классов, образующих связь типа «общее-частное»</w:t>
       </w:r>
       <w:bookmarkEnd w:id="8"/>
@@ -3692,6 +3692,7 @@
         </w:rPr>
       </w:pPr>
       <w:r>
+        <w:lastRenderedPageBreak/>
         <w:t>Таблица</w:t>
       </w:r>
       <w:r>
@@ -5064,7 +5065,6 @@
         </w:rPr>
         <w:t xml:space="preserve">1.4 Дерево ветвлений </w:t>
       </w:r>
-      <w:proofErr w:type="spellStart"/>
       <w:r>
         <w:rPr>
           <w:b/>
@@ -5075,7 +5075,6 @@
       </w:r>
       <w:bookmarkEnd w:id="10"/>
       <w:bookmarkEnd w:id="11"/>
-      <w:proofErr w:type="spellEnd"/>
     </w:p>
     <w:p>
       <w:pPr>
@@ -5090,14 +5089,12 @@
       <w:r>
         <w:t xml:space="preserve">На рисунке 3 представлено дерево ветвлений </w:t>
       </w:r>
-      <w:proofErr w:type="spellStart"/>
       <w:r>
         <w:rPr>
           <w:lang w:val="en-US"/>
         </w:rPr>
         <w:t>Git</w:t>
       </w:r>
-      <w:proofErr w:type="spellEnd"/>
       <w:r>
         <w:t>, полученное по окончании работы с проектом.</w:t>
       </w:r>
@@ -5112,6 +5109,7 @@
           <w:noProof/>
           <w:lang w:eastAsia="ru-RU"/>
         </w:rPr>
+        <w:lastRenderedPageBreak/>
         <w:drawing>
           <wp:inline distT="0" distB="0" distL="0" distR="0" wp14:anchorId="2E610DF1" wp14:editId="5E702A62">
             <wp:extent cx="3570514" cy="2816252"/>
@@ -5157,14 +5155,12 @@
       <w:r>
         <w:t xml:space="preserve">Рисунок 3 – Дерево ветвлений </w:t>
       </w:r>
-      <w:proofErr w:type="spellStart"/>
       <w:r>
         <w:rPr>
           <w:lang w:val="en-US"/>
         </w:rPr>
         <w:t>Git</w:t>
       </w:r>
-      <w:proofErr w:type="spellEnd"/>
     </w:p>
     <w:p>
       <w:pPr>
@@ -5314,6 +5310,7 @@
           <w:noProof/>
           <w:lang w:eastAsia="ru-RU"/>
         </w:rPr>
+        <w:lastRenderedPageBreak/>
         <w:drawing>
           <wp:inline distT="0" distB="0" distL="0" distR="0" wp14:anchorId="3D42CFF0" wp14:editId="777148F8">
             <wp:extent cx="1733550" cy="2428875"/>
@@ -5452,6 +5449,7 @@
           <w:noProof/>
           <w:lang w:eastAsia="ru-RU"/>
         </w:rPr>
+        <w:lastRenderedPageBreak/>
         <w:drawing>
           <wp:inline distT="0" distB="0" distL="0" distR="0" wp14:anchorId="343A13AC" wp14:editId="66BB094B">
             <wp:extent cx="2121477" cy="2667000"/>
@@ -5590,6 +5588,7 @@
           <w:noProof/>
           <w:lang w:eastAsia="ru-RU"/>
         </w:rPr>
+        <w:lastRenderedPageBreak/>
         <w:drawing>
           <wp:inline distT="0" distB="0" distL="0" distR="0" wp14:anchorId="1AF985B0" wp14:editId="7A929867">
             <wp:extent cx="3719946" cy="1505518"/>
@@ -5760,6 +5759,7 @@
           <w:noProof/>
           <w:lang w:eastAsia="ru-RU"/>
         </w:rPr>
+        <w:lastRenderedPageBreak/>
         <w:drawing>
           <wp:inline distT="0" distB="0" distL="0" distR="0" wp14:anchorId="21C2B581" wp14:editId="52797876">
             <wp:extent cx="2119745" cy="2624160"/>
@@ -5945,6 +5945,7 @@
           <w:noProof/>
           <w:lang w:eastAsia="ru-RU"/>
         </w:rPr>
+        <w:lastRenderedPageBreak/>
         <w:drawing>
           <wp:inline distT="0" distB="0" distL="0" distR="0" wp14:anchorId="6005A678" wp14:editId="6088A789">
             <wp:extent cx="2085109" cy="2616723"/>
@@ -6107,6 +6108,7 @@
           <w:noProof/>
           <w:lang w:eastAsia="ru-RU"/>
         </w:rPr>
+        <w:lastRenderedPageBreak/>
         <w:drawing>
           <wp:inline distT="0" distB="0" distL="0" distR="0" wp14:anchorId="5289F1F8" wp14:editId="0A757DCF">
             <wp:extent cx="1745672" cy="1664162"/>
@@ -6291,6 +6293,7 @@
           <w:noProof/>
           <w:lang w:eastAsia="ru-RU"/>
         </w:rPr>
+        <w:lastRenderedPageBreak/>
         <w:drawing>
           <wp:inline distT="0" distB="0" distL="0" distR="0" wp14:anchorId="7F17A941" wp14:editId="5633C14B">
             <wp:extent cx="2286000" cy="2885499"/>
@@ -6494,6 +6497,7 @@
           <w:noProof/>
           <w:lang w:eastAsia="ru-RU"/>
         </w:rPr>
+        <w:lastRenderedPageBreak/>
         <w:drawing>
           <wp:inline distT="0" distB="0" distL="0" distR="0" wp14:anchorId="1C0529B7" wp14:editId="2523B878">
             <wp:extent cx="2140527" cy="2681740"/>
@@ -6682,6 +6686,7 @@
           <w:noProof/>
           <w:lang w:eastAsia="ru-RU"/>
         </w:rPr>
+        <w:lastRenderedPageBreak/>
         <w:drawing>
           <wp:inline distT="0" distB="0" distL="0" distR="0" wp14:anchorId="75B24D9B" wp14:editId="4EE6CE7B">
             <wp:extent cx="4502727" cy="1008185"/>
@@ -7355,15 +7360,7 @@
         <w:t xml:space="preserve">Заказчик: </w:t>
       </w:r>
       <w:r>
-        <w:t xml:space="preserve">Канд. </w:t>
-      </w:r>
-      <w:proofErr w:type="spellStart"/>
-      <w:r>
-        <w:t>техн</w:t>
-      </w:r>
-      <w:proofErr w:type="spellEnd"/>
-      <w:r>
-        <w:t xml:space="preserve">. наук, доцент каф. КСУП ТУСУР </w:t>
+        <w:t xml:space="preserve">Канд. техн. наук, доцент каф. КСУП ТУСУР </w:t>
       </w:r>
       <w:proofErr w:type="spellStart"/>
       <w:r>
@@ -7404,6 +7401,7 @@
           <w:b/>
           <w:bCs/>
         </w:rPr>
+        <w:lastRenderedPageBreak/>
         <w:t xml:space="preserve">1 </w:t>
       </w:r>
       <w:r>
@@ -7487,22 +7485,14 @@
         <w:ind w:firstLine="709"/>
       </w:pPr>
       <w:r>
-        <w:t xml:space="preserve">Заказчик: Канд. </w:t>
+        <w:t xml:space="preserve">Заказчик: Канд. техн. наук, доцент каф. КСУП ТУСУР </w:t>
       </w:r>
       <w:proofErr w:type="spellStart"/>
       <w:r>
-        <w:t>техн</w:t>
+        <w:t>Калентьев</w:t>
       </w:r>
       <w:proofErr w:type="spellEnd"/>
       <w:r>
-        <w:t xml:space="preserve">. наук, доцент каф. КСУП ТУСУР </w:t>
-      </w:r>
-      <w:proofErr w:type="spellStart"/>
-      <w:r>
-        <w:t>Калентьев</w:t>
-      </w:r>
-      <w:proofErr w:type="spellEnd"/>
-      <w:r>
         <w:t xml:space="preserve"> А. А.</w:t>
       </w:r>
     </w:p>
@@ -7573,20 +7563,12 @@
       <w:r>
         <w:t>22</w:t>
       </w:r>
-      <w:commentRangeStart w:id="18"/>
       <w:r>
         <w:t xml:space="preserve"> октября 2025</w:t>
       </w:r>
       <w:r>
         <w:t xml:space="preserve"> г.</w:t>
       </w:r>
-      <w:commentRangeEnd w:id="18"/>
-      <w:r>
-        <w:rPr>
-          <w:rStyle w:val="a7"/>
-        </w:rPr>
-        <w:commentReference w:id="18"/>
-      </w:r>
     </w:p>
     <w:p>
       <w:pPr>
@@ -7609,6 +7591,7 @@
           <w:b/>
           <w:bCs/>
         </w:rPr>
+        <w:lastRenderedPageBreak/>
         <w:t xml:space="preserve">2 </w:t>
       </w:r>
       <w:r>
@@ -7749,6 +7732,7 @@
           <w:b/>
           <w:bCs/>
         </w:rPr>
+        <w:lastRenderedPageBreak/>
         <w:t xml:space="preserve">3 </w:t>
       </w:r>
       <w:r>
@@ -7799,6 +7783,7 @@
           <w:b/>
           <w:bCs/>
         </w:rPr>
+        <w:lastRenderedPageBreak/>
         <w:t>4 Требования к системе</w:t>
       </w:r>
     </w:p>
@@ -8877,6 +8862,7 @@
           <w:bCs/>
           <w:lang w:val="en-US"/>
         </w:rPr>
+        <w:lastRenderedPageBreak/>
         <w:t>F</w:t>
       </w:r>
       <w:r>
@@ -8997,10 +8983,10 @@
           <w:position w:val="-10"/>
         </w:rPr>
         <w:object w:dxaOrig="1320" w:dyaOrig="340" w14:anchorId="11A0CCB5">
-          <v:shape id="_x0000_i1026" type="#_x0000_t75" style="width:66.45pt;height:17.1pt" o:ole="">
-            <v:imagedata r:id="rId41" o:title=""/>
+          <v:shape id="_x0000_i1026" type="#_x0000_t75" style="width:66.4pt;height:17.3pt" o:ole="">
+            <v:imagedata r:id="rId39" o:title=""/>
           </v:shape>
-          <o:OLEObject Type="Embed" ProgID="Equation.DSMT4" ShapeID="_x0000_i1026" DrawAspect="Content" ObjectID="_1822648408" r:id="rId42"/>
+          <o:OLEObject Type="Embed" ProgID="Equation.DSMT4" ShapeID="_x0000_i1026" DrawAspect="Content" ObjectID="_1822648749" r:id="rId40"/>
         </w:object>
       </w:r>
     </w:p>
@@ -9110,10 +9096,10 @@
           <w:position w:val="-28"/>
         </w:rPr>
         <w:object w:dxaOrig="2680" w:dyaOrig="720" w14:anchorId="305048BC">
-          <v:shape id="_x0000_i1027" type="#_x0000_t75" style="width:133.4pt;height:35.55pt" o:ole="">
-            <v:imagedata r:id="rId43" o:title=""/>
+          <v:shape id="_x0000_i1027" type="#_x0000_t75" style="width:133.25pt;height:35.55pt" o:ole="">
+            <v:imagedata r:id="rId41" o:title=""/>
           </v:shape>
-          <o:OLEObject Type="Embed" ProgID="Equation.DSMT4" ShapeID="_x0000_i1027" DrawAspect="Content" ObjectID="_1822648409" r:id="rId44"/>
+          <o:OLEObject Type="Embed" ProgID="Equation.DSMT4" ShapeID="_x0000_i1027" DrawAspect="Content" ObjectID="_1822648750" r:id="rId42"/>
         </w:object>
       </w:r>
     </w:p>
@@ -9244,10 +9230,10 @@
           <w:position w:val="-28"/>
         </w:rPr>
         <w:object w:dxaOrig="1560" w:dyaOrig="720" w14:anchorId="160F3DF7">
-          <v:shape id="_x0000_i1028" type="#_x0000_t75" style="width:77.55pt;height:35.55pt" o:ole="">
-            <v:imagedata r:id="rId45" o:title=""/>
+          <v:shape id="_x0000_i1028" type="#_x0000_t75" style="width:77.6pt;height:35.55pt" o:ole="">
+            <v:imagedata r:id="rId43" o:title=""/>
           </v:shape>
-          <o:OLEObject Type="Embed" ProgID="Equation.DSMT4" ShapeID="_x0000_i1028" DrawAspect="Content" ObjectID="_1822648410" r:id="rId46"/>
+          <o:OLEObject Type="Embed" ProgID="Equation.DSMT4" ShapeID="_x0000_i1028" DrawAspect="Content" ObjectID="_1822648751" r:id="rId44"/>
         </w:object>
       </w:r>
     </w:p>
@@ -9406,6 +9392,7 @@
           <w:bCs/>
           <w:lang w:val="en-US"/>
         </w:rPr>
+        <w:lastRenderedPageBreak/>
         <w:t>F</w:t>
       </w:r>
       <w:r>
@@ -9827,11 +9814,7 @@
         <w:t xml:space="preserve"> </w:t>
       </w:r>
       <w:r>
-        <w:t xml:space="preserve">Место на жестком </w:t>
-      </w:r>
-      <w:commentRangeStart w:id="19"/>
-      <w:r>
-        <w:t xml:space="preserve">диске: </w:t>
+        <w:t xml:space="preserve">Место на жестком диске: </w:t>
       </w:r>
       <w:r>
         <w:t>1,51 МБ</w:t>
@@ -9841,13 +9824,6 @@
       </w:r>
       <w:r>
         <w:t>.</w:t>
-      </w:r>
-      <w:commentRangeEnd w:id="19"/>
-      <w:r>
-        <w:rPr>
-          <w:rStyle w:val="a7"/>
-        </w:rPr>
-        <w:commentReference w:id="19"/>
       </w:r>
     </w:p>
     <w:sectPr>
@@ -9860,68 +9836,8 @@
 </w:document>
 </file>
 
-<file path=word/comments.xml><?xml version="1.0" encoding="utf-8"?>
-<w:comments xmlns:wpc="http://schemas.microsoft.com/office/word/2010/wordprocessingCanvas" xmlns:cx="http://schemas.microsoft.com/office/drawing/2014/chartex" xmlns:mc="http://schemas.openxmlformats.org/markup-compatibility/2006" xmlns:o="urn:schemas-microsoft-com:office:office" xmlns:r="http://schemas.openxmlformats.org/officeDocument/2006/relationships" xmlns:m="http://schemas.openxmlformats.org/officeDocument/2006/math" xmlns:v="urn:schemas-microsoft-com:vml" xmlns:wp14="http://schemas.microsoft.com/office/word/2010/wordprocessingDrawing" xmlns:wp="http://schemas.openxmlformats.org/drawingml/2006/wordprocessingDrawing" xmlns:w10="urn:schemas-microsoft-com:office:word" xmlns:w="http://schemas.openxmlformats.org/wordprocessingml/2006/main" xmlns:w14="http://schemas.microsoft.com/office/word/2010/wordml" xmlns:w15="http://schemas.microsoft.com/office/word/2012/wordml" xmlns:w16se="http://schemas.microsoft.com/office/word/2015/wordml/symex" xmlns:wpg="http://schemas.microsoft.com/office/word/2010/wordprocessingGroup" xmlns:wpi="http://schemas.microsoft.com/office/word/2010/wordprocessingInk" xmlns:wne="http://schemas.microsoft.com/office/word/2006/wordml" xmlns:wps="http://schemas.microsoft.com/office/word/2010/wordprocessingShape" mc:Ignorable="w14 w15 w16se wp14">
-  <w:comment w:id="18" w:author="Aleksey A. Kalentev" w:date="2025-10-22T14:17:00Z" w:initials="AAK">
-    <w:p>
-      <w:pPr>
-        <w:pStyle w:val="a8"/>
-      </w:pPr>
-      <w:r>
-        <w:rPr>
-          <w:rStyle w:val="a7"/>
-        </w:rPr>
-        <w:annotationRef/>
-      </w:r>
-      <w:r>
-        <w:t>+</w:t>
-      </w:r>
-    </w:p>
-  </w:comment>
-  <w:comment w:id="19" w:author="Aleksey A. Kalentev" w:date="2025-10-22T14:17:00Z" w:initials="AAK">
-    <w:p>
-      <w:pPr>
-        <w:pStyle w:val="a8"/>
-      </w:pPr>
-      <w:r>
-        <w:rPr>
-          <w:rStyle w:val="a7"/>
-        </w:rPr>
-        <w:annotationRef/>
-      </w:r>
-      <w:r>
-        <w:t>+</w:t>
-      </w:r>
-      <w:bookmarkStart w:id="20" w:name="_GoBack"/>
-      <w:bookmarkEnd w:id="20"/>
-    </w:p>
-  </w:comment>
-</w:comments>
-</file>
-
-<file path=word/commentsExtended.xml><?xml version="1.0" encoding="utf-8"?>
-<w15:commentsEx xmlns:wpc="http://schemas.microsoft.com/office/word/2010/wordprocessingCanvas" xmlns:cx="http://schemas.microsoft.com/office/drawing/2014/chartex" xmlns:mc="http://schemas.openxmlformats.org/markup-compatibility/2006" xmlns:o="urn:schemas-microsoft-com:office:office" xmlns:r="http://schemas.openxmlformats.org/officeDocument/2006/relationships" xmlns:m="http://schemas.openxmlformats.org/officeDocument/2006/math" xmlns:v="urn:schemas-microsoft-com:vml" xmlns:wp14="http://schemas.microsoft.com/office/word/2010/wordprocessingDrawing" xmlns:wp="http://schemas.openxmlformats.org/drawingml/2006/wordprocessingDrawing" xmlns:w10="urn:schemas-microsoft-com:office:word" xmlns:w="http://schemas.openxmlformats.org/wordprocessingml/2006/main" xmlns:w14="http://schemas.microsoft.com/office/word/2010/wordml" xmlns:w15="http://schemas.microsoft.com/office/word/2012/wordml" xmlns:w16se="http://schemas.microsoft.com/office/word/2015/wordml/symex" xmlns:wpg="http://schemas.microsoft.com/office/word/2010/wordprocessingGroup" xmlns:wpi="http://schemas.microsoft.com/office/word/2010/wordprocessingInk" xmlns:wne="http://schemas.microsoft.com/office/word/2006/wordml" xmlns:wps="http://schemas.microsoft.com/office/word/2010/wordprocessingShape" mc:Ignorable="w14 w15 w16se wp14">
-  <w15:commentEx w15:paraId="11DED3EB" w15:done="0"/>
-  <w15:commentEx w15:paraId="6C87A2B2" w15:done="0"/>
-</w15:commentsEx>
-</file>
-
-<file path=word/commentsExtensible.xml><?xml version="1.0" encoding="utf-8"?>
-<w16cex:commentsExtensible xmlns:wpc="http://schemas.microsoft.com/office/word/2010/wordprocessingCanvas" xmlns:cx="http://schemas.microsoft.com/office/drawing/2014/chartex" xmlns:cx1="http://schemas.microsoft.com/office/drawing/2015/9/8/chartex" xmlns:cx2="http://schemas.microsoft.com/office/drawing/2015/10/21/chartex" xmlns:cx3="http://schemas.microsoft.com/office/drawing/2016/5/9/chartex" xmlns:cx4="http://schemas.microsoft.com/office/drawing/2016/5/10/chartex" xmlns:cx5="http://schemas.microsoft.com/office/drawing/2016/5/11/chartex" xmlns:cx6="http://schemas.microsoft.com/office/drawing/2016/5/12/chartex" xmlns:cx7="http://schemas.microsoft.com/office/drawing/2016/5/13/chartex" xmlns:cx8="http://schemas.microsoft.com/office/drawing/2016/5/14/chartex" xmlns:mc="http://schemas.openxmlformats.org/markup-compatibility/2006" xmlns:aink="http://schemas.microsoft.com/office/drawing/2016/ink" xmlns:am3d="http://schemas.microsoft.com/office/drawing/2017/model3d" xmlns:o="urn:schemas-microsoft-com:office:office" xmlns:r="http://schemas.openxmlformats.org/officeDocument/2006/relationships" xmlns:m="http://schemas.openxmlformats.org/officeDocument/2006/math" xmlns:v="urn:schemas-microsoft-com:vml" xmlns:wp14="http://schemas.microsoft.com/office/word/2010/wordprocessingDrawing" xmlns:wp="http://schemas.openxmlformats.org/drawingml/2006/wordprocessingDrawing" xmlns:w10="urn:schemas-microsoft-com:office:word" xmlns:w="http://schemas.openxmlformats.org/wordprocessingml/2006/main" xmlns:w14="http://schemas.microsoft.com/office/word/2010/wordml" xmlns:w15="http://schemas.microsoft.com/office/word/2012/wordml" xmlns:w16cex="http://schemas.microsoft.com/office/word/2018/wordml/cex" xmlns:w16cid="http://schemas.microsoft.com/office/word/2016/wordml/cid" xmlns:w16="http://schemas.microsoft.com/office/word/2018/wordml" xmlns:w16sdtdh="http://schemas.microsoft.com/office/word/2020/wordml/sdtdatahash" xmlns:w16se="http://schemas.microsoft.com/office/word/2015/wordml/symex" xmlns:wpg="http://schemas.microsoft.com/office/word/2010/wordprocessingGroup" xmlns:wpi="http://schemas.microsoft.com/office/word/2010/wordprocessingInk" xmlns:wne="http://schemas.microsoft.com/office/word/2006/wordml" xmlns:wps="http://schemas.microsoft.com/office/word/2010/wordprocessingShape" mc:Ignorable="w14 w15 w16se w16cid w16 w16cex w16sdtdh wp14">
-  <w16cex:commentExtensible w16cex:durableId="2CA36602" w16cex:dateUtc="2025-10-22T07:17:00Z"/>
-  <w16cex:commentExtensible w16cex:durableId="2CA365FA" w16cex:dateUtc="2025-10-22T07:17:00Z"/>
-</w16cex:commentsExtensible>
-</file>
-
-<file path=word/commentsIds.xml><?xml version="1.0" encoding="utf-8"?>
-<w16cid:commentsIds xmlns:wpc="http://schemas.microsoft.com/office/word/2010/wordprocessingCanvas" xmlns:cx="http://schemas.microsoft.com/office/drawing/2014/chartex" xmlns:cx1="http://schemas.microsoft.com/office/drawing/2015/9/8/chartex" xmlns:cx2="http://schemas.microsoft.com/office/drawing/2015/10/21/chartex" xmlns:cx3="http://schemas.microsoft.com/office/drawing/2016/5/9/chartex" xmlns:cx4="http://schemas.microsoft.com/office/drawing/2016/5/10/chartex" xmlns:cx5="http://schemas.microsoft.com/office/drawing/2016/5/11/chartex" xmlns:cx6="http://schemas.microsoft.com/office/drawing/2016/5/12/chartex" xmlns:cx7="http://schemas.microsoft.com/office/drawing/2016/5/13/chartex" xmlns:cx8="http://schemas.microsoft.com/office/drawing/2016/5/14/chartex" xmlns:mc="http://schemas.openxmlformats.org/markup-compatibility/2006" xmlns:aink="http://schemas.microsoft.com/office/drawing/2016/ink" xmlns:am3d="http://schemas.microsoft.com/office/drawing/2017/model3d" xmlns:o="urn:schemas-microsoft-com:office:office" xmlns:r="http://schemas.openxmlformats.org/officeDocument/2006/relationships" xmlns:m="http://schemas.openxmlformats.org/officeDocument/2006/math" xmlns:v="urn:schemas-microsoft-com:vml" xmlns:wp14="http://schemas.microsoft.com/office/word/2010/wordprocessingDrawing" xmlns:wp="http://schemas.openxmlformats.org/drawingml/2006/wordprocessingDrawing" xmlns:w10="urn:schemas-microsoft-com:office:word" xmlns:w="http://schemas.openxmlformats.org/wordprocessingml/2006/main" xmlns:w14="http://schemas.microsoft.com/office/word/2010/wordml" xmlns:w15="http://schemas.microsoft.com/office/word/2012/wordml" xmlns:w16cex="http://schemas.microsoft.com/office/word/2018/wordml/cex" xmlns:w16cid="http://schemas.microsoft.com/office/word/2016/wordml/cid" xmlns:w16="http://schemas.microsoft.com/office/word/2018/wordml" xmlns:w16sdtdh="http://schemas.microsoft.com/office/word/2020/wordml/sdtdatahash" xmlns:w16se="http://schemas.microsoft.com/office/word/2015/wordml/symex" xmlns:wpg="http://schemas.microsoft.com/office/word/2010/wordprocessingGroup" xmlns:wpi="http://schemas.microsoft.com/office/word/2010/wordprocessingInk" xmlns:wne="http://schemas.microsoft.com/office/word/2006/wordml" xmlns:wps="http://schemas.microsoft.com/office/word/2010/wordprocessingShape" mc:Ignorable="w14 w15 w16se w16cid w16 w16cex w16sdtdh wp14">
-  <w16cid:commentId w16cid:paraId="11DED3EB" w16cid:durableId="2CA36602"/>
-  <w16cid:commentId w16cid:paraId="6C87A2B2" w16cid:durableId="2CA365FA"/>
-</w16cid:commentsIds>
-</file>
-
 <file path=word/endnotes.xml><?xml version="1.0" encoding="utf-8"?>
-<w:endnotes xmlns:wpc="http://schemas.microsoft.com/office/word/2010/wordprocessingCanvas" xmlns:cx="http://schemas.microsoft.com/office/drawing/2014/chartex" xmlns:mc="http://schemas.openxmlformats.org/markup-compatibility/2006" xmlns:o="urn:schemas-microsoft-com:office:office" xmlns:r="http://schemas.openxmlformats.org/officeDocument/2006/relationships" xmlns:m="http://schemas.openxmlformats.org/officeDocument/2006/math" xmlns:v="urn:schemas-microsoft-com:vml" xmlns:wp14="http://schemas.microsoft.com/office/word/2010/wordprocessingDrawing" xmlns:wp="http://schemas.openxmlformats.org/drawingml/2006/wordprocessingDrawing" xmlns:w10="urn:schemas-microsoft-com:office:word" xmlns:w="http://schemas.openxmlformats.org/wordprocessingml/2006/main" xmlns:w14="http://schemas.microsoft.com/office/word/2010/wordml" xmlns:w15="http://schemas.microsoft.com/office/word/2012/wordml" xmlns:w16se="http://schemas.microsoft.com/office/word/2015/wordml/symex" xmlns:wpg="http://schemas.microsoft.com/office/word/2010/wordprocessingGroup" xmlns:wpi="http://schemas.microsoft.com/office/word/2010/wordprocessingInk" xmlns:wne="http://schemas.microsoft.com/office/word/2006/wordml" xmlns:wps="http://schemas.microsoft.com/office/word/2010/wordprocessingShape" mc:Ignorable="w14 w15 w16se wp14">
+<w:endnotes xmlns:wpc="http://schemas.microsoft.com/office/word/2010/wordprocessingCanvas" xmlns:cx="http://schemas.microsoft.com/office/drawing/2014/chartex" xmlns:cx1="http://schemas.microsoft.com/office/drawing/2015/9/8/chartex" xmlns:cx2="http://schemas.microsoft.com/office/drawing/2015/10/21/chartex" xmlns:cx3="http://schemas.microsoft.com/office/drawing/2016/5/9/chartex" xmlns:cx4="http://schemas.microsoft.com/office/drawing/2016/5/10/chartex" xmlns:cx5="http://schemas.microsoft.com/office/drawing/2016/5/11/chartex" xmlns:cx6="http://schemas.microsoft.com/office/drawing/2016/5/12/chartex" xmlns:cx7="http://schemas.microsoft.com/office/drawing/2016/5/13/chartex" xmlns:cx8="http://schemas.microsoft.com/office/drawing/2016/5/14/chartex" xmlns:mc="http://schemas.openxmlformats.org/markup-compatibility/2006" xmlns:aink="http://schemas.microsoft.com/office/drawing/2016/ink" xmlns:am3d="http://schemas.microsoft.com/office/drawing/2017/model3d" xmlns:o="urn:schemas-microsoft-com:office:office" xmlns:r="http://schemas.openxmlformats.org/officeDocument/2006/relationships" xmlns:m="http://schemas.openxmlformats.org/officeDocument/2006/math" xmlns:v="urn:schemas-microsoft-com:vml" xmlns:wp14="http://schemas.microsoft.com/office/word/2010/wordprocessingDrawing" xmlns:wp="http://schemas.openxmlformats.org/drawingml/2006/wordprocessingDrawing" xmlns:w10="urn:schemas-microsoft-com:office:word" xmlns:w="http://schemas.openxmlformats.org/wordprocessingml/2006/main" xmlns:w14="http://schemas.microsoft.com/office/word/2010/wordml" xmlns:w15="http://schemas.microsoft.com/office/word/2012/wordml" xmlns:w16cex="http://schemas.microsoft.com/office/word/2018/wordml/cex" xmlns:w16cid="http://schemas.microsoft.com/office/word/2016/wordml/cid" xmlns:w16="http://schemas.microsoft.com/office/word/2018/wordml" xmlns:w16sdtdh="http://schemas.microsoft.com/office/word/2020/wordml/sdtdatahash" xmlns:w16se="http://schemas.microsoft.com/office/word/2015/wordml/symex" xmlns:wpg="http://schemas.microsoft.com/office/word/2010/wordprocessingGroup" xmlns:wpi="http://schemas.microsoft.com/office/word/2010/wordprocessingInk" xmlns:wne="http://schemas.microsoft.com/office/word/2006/wordml" xmlns:wps="http://schemas.microsoft.com/office/word/2010/wordprocessingShape" mc:Ignorable="w14 w15 w16se w16cid w16 w16cex w16sdtdh wp14">
   <w:endnote w:type="separator" w:id="-1">
     <w:p>
       <w:pPr>
@@ -9946,7 +9862,7 @@
 </file>
 
 <file path=word/footer1.xml><?xml version="1.0" encoding="utf-8"?>
-<w:ftr xmlns:wpc="http://schemas.microsoft.com/office/word/2010/wordprocessingCanvas" xmlns:cx="http://schemas.microsoft.com/office/drawing/2014/chartex" xmlns:mc="http://schemas.openxmlformats.org/markup-compatibility/2006" xmlns:o="urn:schemas-microsoft-com:office:office" xmlns:r="http://schemas.openxmlformats.org/officeDocument/2006/relationships" xmlns:m="http://schemas.openxmlformats.org/officeDocument/2006/math" xmlns:v="urn:schemas-microsoft-com:vml" xmlns:wp14="http://schemas.microsoft.com/office/word/2010/wordprocessingDrawing" xmlns:wp="http://schemas.openxmlformats.org/drawingml/2006/wordprocessingDrawing" xmlns:w10="urn:schemas-microsoft-com:office:word" xmlns:w="http://schemas.openxmlformats.org/wordprocessingml/2006/main" xmlns:w14="http://schemas.microsoft.com/office/word/2010/wordml" xmlns:w15="http://schemas.microsoft.com/office/word/2012/wordml" xmlns:w16se="http://schemas.microsoft.com/office/word/2015/wordml/symex" xmlns:wpg="http://schemas.microsoft.com/office/word/2010/wordprocessingGroup" xmlns:wpi="http://schemas.microsoft.com/office/word/2010/wordprocessingInk" xmlns:wne="http://schemas.microsoft.com/office/word/2006/wordml" xmlns:wps="http://schemas.microsoft.com/office/word/2010/wordprocessingShape" mc:Ignorable="w14 w15 w16se wp14">
+<w:ftr xmlns:wpc="http://schemas.microsoft.com/office/word/2010/wordprocessingCanvas" xmlns:cx="http://schemas.microsoft.com/office/drawing/2014/chartex" xmlns:cx1="http://schemas.microsoft.com/office/drawing/2015/9/8/chartex" xmlns:cx2="http://schemas.microsoft.com/office/drawing/2015/10/21/chartex" xmlns:cx3="http://schemas.microsoft.com/office/drawing/2016/5/9/chartex" xmlns:cx4="http://schemas.microsoft.com/office/drawing/2016/5/10/chartex" xmlns:cx5="http://schemas.microsoft.com/office/drawing/2016/5/11/chartex" xmlns:cx6="http://schemas.microsoft.com/office/drawing/2016/5/12/chartex" xmlns:cx7="http://schemas.microsoft.com/office/drawing/2016/5/13/chartex" xmlns:cx8="http://schemas.microsoft.com/office/drawing/2016/5/14/chartex" xmlns:mc="http://schemas.openxmlformats.org/markup-compatibility/2006" xmlns:aink="http://schemas.microsoft.com/office/drawing/2016/ink" xmlns:am3d="http://schemas.microsoft.com/office/drawing/2017/model3d" xmlns:o="urn:schemas-microsoft-com:office:office" xmlns:r="http://schemas.openxmlformats.org/officeDocument/2006/relationships" xmlns:m="http://schemas.openxmlformats.org/officeDocument/2006/math" xmlns:v="urn:schemas-microsoft-com:vml" xmlns:wp14="http://schemas.microsoft.com/office/word/2010/wordprocessingDrawing" xmlns:wp="http://schemas.openxmlformats.org/drawingml/2006/wordprocessingDrawing" xmlns:w10="urn:schemas-microsoft-com:office:word" xmlns:w="http://schemas.openxmlformats.org/wordprocessingml/2006/main" xmlns:w14="http://schemas.microsoft.com/office/word/2010/wordml" xmlns:w15="http://schemas.microsoft.com/office/word/2012/wordml" xmlns:w16cex="http://schemas.microsoft.com/office/word/2018/wordml/cex" xmlns:w16cid="http://schemas.microsoft.com/office/word/2016/wordml/cid" xmlns:w16="http://schemas.microsoft.com/office/word/2018/wordml" xmlns:w16sdtdh="http://schemas.microsoft.com/office/word/2020/wordml/sdtdatahash" xmlns:w16se="http://schemas.microsoft.com/office/word/2015/wordml/symex" xmlns:wpg="http://schemas.microsoft.com/office/word/2010/wordprocessingGroup" xmlns:wpi="http://schemas.microsoft.com/office/word/2010/wordprocessingInk" xmlns:wne="http://schemas.microsoft.com/office/word/2006/wordml" xmlns:wps="http://schemas.microsoft.com/office/word/2010/wordprocessingShape" mc:Ignorable="w14 w15 w16se w16cid w16 w16cex w16sdtdh wp14">
   <w:sdt>
     <w:sdtPr>
       <w:id w:val="8180956"/>
@@ -9988,7 +9904,7 @@
 </file>
 
 <file path=word/footnotes.xml><?xml version="1.0" encoding="utf-8"?>
-<w:footnotes xmlns:wpc="http://schemas.microsoft.com/office/word/2010/wordprocessingCanvas" xmlns:cx="http://schemas.microsoft.com/office/drawing/2014/chartex" xmlns:mc="http://schemas.openxmlformats.org/markup-compatibility/2006" xmlns:o="urn:schemas-microsoft-com:office:office" xmlns:r="http://schemas.openxmlformats.org/officeDocument/2006/relationships" xmlns:m="http://schemas.openxmlformats.org/officeDocument/2006/math" xmlns:v="urn:schemas-microsoft-com:vml" xmlns:wp14="http://schemas.microsoft.com/office/word/2010/wordprocessingDrawing" xmlns:wp="http://schemas.openxmlformats.org/drawingml/2006/wordprocessingDrawing" xmlns:w10="urn:schemas-microsoft-com:office:word" xmlns:w="http://schemas.openxmlformats.org/wordprocessingml/2006/main" xmlns:w14="http://schemas.microsoft.com/office/word/2010/wordml" xmlns:w15="http://schemas.microsoft.com/office/word/2012/wordml" xmlns:w16se="http://schemas.microsoft.com/office/word/2015/wordml/symex" xmlns:wpg="http://schemas.microsoft.com/office/word/2010/wordprocessingGroup" xmlns:wpi="http://schemas.microsoft.com/office/word/2010/wordprocessingInk" xmlns:wne="http://schemas.microsoft.com/office/word/2006/wordml" xmlns:wps="http://schemas.microsoft.com/office/word/2010/wordprocessingShape" mc:Ignorable="w14 w15 w16se wp14">
+<w:footnotes xmlns:wpc="http://schemas.microsoft.com/office/word/2010/wordprocessingCanvas" xmlns:cx="http://schemas.microsoft.com/office/drawing/2014/chartex" xmlns:cx1="http://schemas.microsoft.com/office/drawing/2015/9/8/chartex" xmlns:cx2="http://schemas.microsoft.com/office/drawing/2015/10/21/chartex" xmlns:cx3="http://schemas.microsoft.com/office/drawing/2016/5/9/chartex" xmlns:cx4="http://schemas.microsoft.com/office/drawing/2016/5/10/chartex" xmlns:cx5="http://schemas.microsoft.com/office/drawing/2016/5/11/chartex" xmlns:cx6="http://schemas.microsoft.com/office/drawing/2016/5/12/chartex" xmlns:cx7="http://schemas.microsoft.com/office/drawing/2016/5/13/chartex" xmlns:cx8="http://schemas.microsoft.com/office/drawing/2016/5/14/chartex" xmlns:mc="http://schemas.openxmlformats.org/markup-compatibility/2006" xmlns:aink="http://schemas.microsoft.com/office/drawing/2016/ink" xmlns:am3d="http://schemas.microsoft.com/office/drawing/2017/model3d" xmlns:o="urn:schemas-microsoft-com:office:office" xmlns:r="http://schemas.openxmlformats.org/officeDocument/2006/relationships" xmlns:m="http://schemas.openxmlformats.org/officeDocument/2006/math" xmlns:v="urn:schemas-microsoft-com:vml" xmlns:wp14="http://schemas.microsoft.com/office/word/2010/wordprocessingDrawing" xmlns:wp="http://schemas.openxmlformats.org/drawingml/2006/wordprocessingDrawing" xmlns:w10="urn:schemas-microsoft-com:office:word" xmlns:w="http://schemas.openxmlformats.org/wordprocessingml/2006/main" xmlns:w14="http://schemas.microsoft.com/office/word/2010/wordml" xmlns:w15="http://schemas.microsoft.com/office/word/2012/wordml" xmlns:w16cex="http://schemas.microsoft.com/office/word/2018/wordml/cex" xmlns:w16cid="http://schemas.microsoft.com/office/word/2016/wordml/cid" xmlns:w16="http://schemas.microsoft.com/office/word/2018/wordml" xmlns:w16sdtdh="http://schemas.microsoft.com/office/word/2020/wordml/sdtdatahash" xmlns:w16se="http://schemas.microsoft.com/office/word/2015/wordml/symex" xmlns:wpg="http://schemas.microsoft.com/office/word/2010/wordprocessingGroup" xmlns:wpi="http://schemas.microsoft.com/office/word/2010/wordprocessingInk" xmlns:wne="http://schemas.microsoft.com/office/word/2006/wordml" xmlns:wps="http://schemas.microsoft.com/office/word/2010/wordprocessingShape" mc:Ignorable="w14 w15 w16se w16cid w16 w16cex w16sdtdh wp14">
   <w:footnote w:type="separator" w:id="-1">
     <w:p>
       <w:pPr>
@@ -10013,7 +9929,7 @@
 </file>
 
 <file path=word/numbering.xml><?xml version="1.0" encoding="utf-8"?>
-<w:numbering xmlns:wpc="http://schemas.microsoft.com/office/word/2010/wordprocessingCanvas" xmlns:cx="http://schemas.microsoft.com/office/drawing/2014/chartex" xmlns:mc="http://schemas.openxmlformats.org/markup-compatibility/2006" xmlns:o="urn:schemas-microsoft-com:office:office" xmlns:r="http://schemas.openxmlformats.org/officeDocument/2006/relationships" xmlns:m="http://schemas.openxmlformats.org/officeDocument/2006/math" xmlns:v="urn:schemas-microsoft-com:vml" xmlns:wp14="http://schemas.microsoft.com/office/word/2010/wordprocessingDrawing" xmlns:wp="http://schemas.openxmlformats.org/drawingml/2006/wordprocessingDrawing" xmlns:w10="urn:schemas-microsoft-com:office:word" xmlns:w="http://schemas.openxmlformats.org/wordprocessingml/2006/main" xmlns:w14="http://schemas.microsoft.com/office/word/2010/wordml" xmlns:w15="http://schemas.microsoft.com/office/word/2012/wordml" xmlns:w16se="http://schemas.microsoft.com/office/word/2015/wordml/symex" xmlns:wpg="http://schemas.microsoft.com/office/word/2010/wordprocessingGroup" xmlns:wpi="http://schemas.microsoft.com/office/word/2010/wordprocessingInk" xmlns:wne="http://schemas.microsoft.com/office/word/2006/wordml" xmlns:wps="http://schemas.microsoft.com/office/word/2010/wordprocessingShape" mc:Ignorable="w14 w15 w16se wp14">
+<w:numbering xmlns:wpc="http://schemas.microsoft.com/office/word/2010/wordprocessingCanvas" xmlns:cx="http://schemas.microsoft.com/office/drawing/2014/chartex" xmlns:cx1="http://schemas.microsoft.com/office/drawing/2015/9/8/chartex" xmlns:cx2="http://schemas.microsoft.com/office/drawing/2015/10/21/chartex" xmlns:cx3="http://schemas.microsoft.com/office/drawing/2016/5/9/chartex" xmlns:cx4="http://schemas.microsoft.com/office/drawing/2016/5/10/chartex" xmlns:cx5="http://schemas.microsoft.com/office/drawing/2016/5/11/chartex" xmlns:cx6="http://schemas.microsoft.com/office/drawing/2016/5/12/chartex" xmlns:cx7="http://schemas.microsoft.com/office/drawing/2016/5/13/chartex" xmlns:cx8="http://schemas.microsoft.com/office/drawing/2016/5/14/chartex" xmlns:mc="http://schemas.openxmlformats.org/markup-compatibility/2006" xmlns:aink="http://schemas.microsoft.com/office/drawing/2016/ink" xmlns:am3d="http://schemas.microsoft.com/office/drawing/2017/model3d" xmlns:o="urn:schemas-microsoft-com:office:office" xmlns:r="http://schemas.openxmlformats.org/officeDocument/2006/relationships" xmlns:m="http://schemas.openxmlformats.org/officeDocument/2006/math" xmlns:v="urn:schemas-microsoft-com:vml" xmlns:wp14="http://schemas.microsoft.com/office/word/2010/wordprocessingDrawing" xmlns:wp="http://schemas.openxmlformats.org/drawingml/2006/wordprocessingDrawing" xmlns:w10="urn:schemas-microsoft-com:office:word" xmlns:w="http://schemas.openxmlformats.org/wordprocessingml/2006/main" xmlns:w14="http://schemas.microsoft.com/office/word/2010/wordml" xmlns:w15="http://schemas.microsoft.com/office/word/2012/wordml" xmlns:w16cex="http://schemas.microsoft.com/office/word/2018/wordml/cex" xmlns:w16cid="http://schemas.microsoft.com/office/word/2016/wordml/cid" xmlns:w16="http://schemas.microsoft.com/office/word/2018/wordml" xmlns:w16sdtdh="http://schemas.microsoft.com/office/word/2020/wordml/sdtdatahash" xmlns:w16se="http://schemas.microsoft.com/office/word/2015/wordml/symex" xmlns:wpg="http://schemas.microsoft.com/office/word/2010/wordprocessingGroup" xmlns:wpi="http://schemas.microsoft.com/office/word/2010/wordprocessingInk" xmlns:wne="http://schemas.microsoft.com/office/word/2006/wordml" xmlns:wps="http://schemas.microsoft.com/office/word/2010/wordprocessingShape" mc:Ignorable="w14 w15 w16se w16cid w16 w16cex w16sdtdh wp14">
   <w:abstractNum w:abstractNumId="0" w15:restartNumberingAfterBreak="0">
     <w:nsid w:val="036D16E2"/>
     <w:multiLevelType w:val="hybridMultilevel"/>
@@ -10970,16 +10886,8 @@
 </w:numbering>
 </file>
 
-<file path=word/people.xml><?xml version="1.0" encoding="utf-8"?>
-<w15:people xmlns:wpc="http://schemas.microsoft.com/office/word/2010/wordprocessingCanvas" xmlns:cx="http://schemas.microsoft.com/office/drawing/2014/chartex" xmlns:mc="http://schemas.openxmlformats.org/markup-compatibility/2006" xmlns:o="urn:schemas-microsoft-com:office:office" xmlns:r="http://schemas.openxmlformats.org/officeDocument/2006/relationships" xmlns:m="http://schemas.openxmlformats.org/officeDocument/2006/math" xmlns:v="urn:schemas-microsoft-com:vml" xmlns:wp14="http://schemas.microsoft.com/office/word/2010/wordprocessingDrawing" xmlns:wp="http://schemas.openxmlformats.org/drawingml/2006/wordprocessingDrawing" xmlns:w10="urn:schemas-microsoft-com:office:word" xmlns:w="http://schemas.openxmlformats.org/wordprocessingml/2006/main" xmlns:w14="http://schemas.microsoft.com/office/word/2010/wordml" xmlns:w15="http://schemas.microsoft.com/office/word/2012/wordml" xmlns:w16se="http://schemas.microsoft.com/office/word/2015/wordml/symex" xmlns:wpg="http://schemas.microsoft.com/office/word/2010/wordprocessingGroup" xmlns:wpi="http://schemas.microsoft.com/office/word/2010/wordprocessingInk" xmlns:wne="http://schemas.microsoft.com/office/word/2006/wordml" xmlns:wps="http://schemas.microsoft.com/office/word/2010/wordprocessingShape" mc:Ignorable="w14 w15 w16se wp14">
-  <w15:person w15:author="Aleksey A. Kalentev">
-    <w15:presenceInfo w15:providerId="AD" w15:userId="S-1-5-21-507921405-1993962763-1957994488-151096"/>
-  </w15:person>
-</w15:people>
-</file>
-
 <file path=word/styles.xml><?xml version="1.0" encoding="utf-8"?>
-<w:styles xmlns:mc="http://schemas.openxmlformats.org/markup-compatibility/2006" xmlns:r="http://schemas.openxmlformats.org/officeDocument/2006/relationships" xmlns:w="http://schemas.openxmlformats.org/wordprocessingml/2006/main" xmlns:w14="http://schemas.microsoft.com/office/word/2010/wordml" xmlns:w15="http://schemas.microsoft.com/office/word/2012/wordml" xmlns:w16se="http://schemas.microsoft.com/office/word/2015/wordml/symex" mc:Ignorable="w14 w15 w16se">
+<w:styles xmlns:mc="http://schemas.openxmlformats.org/markup-compatibility/2006" xmlns:r="http://schemas.openxmlformats.org/officeDocument/2006/relationships" xmlns:w="http://schemas.openxmlformats.org/wordprocessingml/2006/main" xmlns:w14="http://schemas.microsoft.com/office/word/2010/wordml" xmlns:w15="http://schemas.microsoft.com/office/word/2012/wordml" xmlns:w16cex="http://schemas.microsoft.com/office/word/2018/wordml/cex" xmlns:w16cid="http://schemas.microsoft.com/office/word/2016/wordml/cid" xmlns:w16="http://schemas.microsoft.com/office/word/2018/wordml" xmlns:w16sdtdh="http://schemas.microsoft.com/office/word/2020/wordml/sdtdatahash" xmlns:w16se="http://schemas.microsoft.com/office/word/2015/wordml/symex" mc:Ignorable="w14 w15 w16se w16cid w16 w16cex w16sdtdh">
   <w:docDefaults>
     <w:rPrDefault>
       <w:rPr>
@@ -10997,7 +10905,7 @@
       </w:pPr>
     </w:pPrDefault>
   </w:docDefaults>
-  <w:latentStyles w:defLockedState="0" w:defUIPriority="99" w:defSemiHidden="0" w:defUnhideWhenUsed="0" w:defQFormat="0" w:count="371">
+  <w:latentStyles w:defLockedState="0" w:defUIPriority="99" w:defSemiHidden="0" w:defUnhideWhenUsed="0" w:defQFormat="0" w:count="376">
     <w:lsdException w:name="Normal" w:uiPriority="0" w:qFormat="1"/>
     <w:lsdException w:name="heading 1" w:uiPriority="9" w:qFormat="1"/>
     <w:lsdException w:name="heading 2" w:semiHidden="1" w:uiPriority="9" w:unhideWhenUsed="1" w:qFormat="1"/>
@@ -11103,7 +11011,6 @@
     <w:lsdException w:name="HTML Sample" w:semiHidden="1" w:unhideWhenUsed="1"/>
     <w:lsdException w:name="HTML Typewriter" w:semiHidden="1" w:unhideWhenUsed="1"/>
     <w:lsdException w:name="HTML Variable" w:semiHidden="1" w:unhideWhenUsed="1"/>
-    <w:lsdException w:name="Normal Table" w:semiHidden="1" w:unhideWhenUsed="1"/>
     <w:lsdException w:name="annotation subject" w:semiHidden="1" w:unhideWhenUsed="1"/>
     <w:lsdException w:name="No List" w:semiHidden="1" w:unhideWhenUsed="1"/>
     <w:lsdException w:name="Outline List 1" w:semiHidden="1" w:unhideWhenUsed="1"/>
@@ -11146,11 +11053,8 @@
     <w:lsdException w:name="Table Contemporary" w:semiHidden="1" w:unhideWhenUsed="1"/>
     <w:lsdException w:name="Table Elegant" w:semiHidden="1" w:unhideWhenUsed="1"/>
     <w:lsdException w:name="Table Professional" w:semiHidden="1" w:unhideWhenUsed="1"/>
-    <w:lsdException w:name="Table Subtle 1" w:semiHidden="1" w:unhideWhenUsed="1"/>
     <w:lsdException w:name="Table Subtle 2" w:semiHidden="1" w:unhideWhenUsed="1"/>
     <w:lsdException w:name="Table Web 1" w:semiHidden="1" w:unhideWhenUsed="1"/>
-    <w:lsdException w:name="Table Web 2" w:semiHidden="1" w:unhideWhenUsed="1"/>
-    <w:lsdException w:name="Table Web 3" w:semiHidden="1" w:unhideWhenUsed="1"/>
     <w:lsdException w:name="Balloon Text" w:semiHidden="1" w:unhideWhenUsed="1"/>
     <w:lsdException w:name="Table Grid" w:uiPriority="39"/>
     <w:lsdException w:name="Table Theme" w:semiHidden="1" w:unhideWhenUsed="1"/>
@@ -11369,6 +11273,11 @@
     <w:lsdException w:name="List Table 5 Dark Accent 6" w:uiPriority="50"/>
     <w:lsdException w:name="List Table 6 Colorful Accent 6" w:uiPriority="51"/>
     <w:lsdException w:name="List Table 7 Colorful Accent 6" w:uiPriority="52"/>
+    <w:lsdException w:name="Mention" w:semiHidden="1" w:unhideWhenUsed="1"/>
+    <w:lsdException w:name="Smart Hyperlink" w:semiHidden="1" w:unhideWhenUsed="1"/>
+    <w:lsdException w:name="Hashtag" w:semiHidden="1" w:unhideWhenUsed="1"/>
+    <w:lsdException w:name="Unresolved Mention" w:semiHidden="1" w:unhideWhenUsed="1"/>
+    <w:lsdException w:name="Smart Link" w:semiHidden="1" w:unhideWhenUsed="1"/>
   </w:latentStyles>
   <w:style w:type="paragraph" w:default="1" w:styleId="a">
     <w:name w:val="Normal"/>
